--- a/ind/docx/40.content.docx
+++ b/ind/docx/40.content.docx
@@ -606,18 +606,12 @@
         </w:rPr>
         <w:t xml:space="preserve"> untuk merujuk kepada Timotius dan dirinya sendiri, atau kepada semua orang percaya, yang juga mencakup mereka berdua. Jadi secara umum, kata-kata ini mencakup si penerima. Sebuah catatan akan membahas satu pengecualian yang mungkin terjadi dalam </w:t>
       </w:r>
-      <w:hyperlink r:id="rId13">
-        <w:r>
-          <w:rPr>
-            <w:lang w:val="id_ID" w:bidi="id_ID"/>
-          </w:rPr>
-          <w:rPr>
-            <w:color w:val="0000EE"/>
-            <w:u w:val="single"/>
-          </w:rPr>
-          <w:t>4:10</w:t>
-        </w:r>
-      </w:hyperlink>
+      <w:r>
+        <w:rPr>
+          <w:lang w:val="id_ID" w:bidi="id_ID"/>
+        </w:rPr>
+        <w:t>4:10</w:t>
+      </w:r>
       <w:r>
         <w:rPr>
           <w:lang w:val="id_ID" w:bidi="id_ID"/>
@@ -1536,18 +1530,12 @@
         </w:rPr>
         <w:t xml:space="preserve"> dalam </w:t>
       </w:r>
-      <w:hyperlink r:id="rId14">
-        <w:r>
-          <w:rPr>
-            <w:lang w:val="id_ID" w:bidi="id_ID"/>
-          </w:rPr>
-          <w:rPr>
-            <w:color w:val="0000EE"/>
-            <w:u w:val="single"/>
-          </w:rPr>
-          <w:t>3:2</w:t>
-        </w:r>
-      </w:hyperlink>
+      <w:r>
+        <w:rPr>
+          <w:lang w:val="id_ID" w:bidi="id_ID"/>
+        </w:rPr>
+        <w:t>3:2</w:t>
+      </w:r>
       <w:r>
         <w:rPr>
           <w:lang w:val="id_ID" w:bidi="id_ID"/>
@@ -3903,18 +3891,12 @@
         </w:rPr>
         <w:t xml:space="preserve"> digunakan sebagai sebutan sayang kepada Gayus sebagai rekan seiman. Lihat bagaimana Anda menerjemahkannya dalam </w:t>
       </w:r>
-      <w:hyperlink r:id="rId15">
-        <w:r>
-          <w:rPr>
-            <w:lang w:val="id_ID" w:bidi="id_ID"/>
-          </w:rPr>
-          <w:rPr>
-            <w:color w:val="0000EE"/>
-            <w:u w:val="single"/>
-          </w:rPr>
-          <w:t>3 Yohanes 1:5</w:t>
-        </w:r>
-      </w:hyperlink>
+      <w:r>
+        <w:rPr>
+          <w:lang w:val="id_ID" w:bidi="id_ID"/>
+        </w:rPr>
+        <w:t>3 Yohanes 1:5</w:t>
+      </w:r>
       <w:r>
         <w:rPr>
           <w:lang w:val="id_ID" w:bidi="id_ID"/>
@@ -4534,36 +4516,24 @@
         </w:rPr>
         <w:t xml:space="preserve"> dapat merujuk pada: (1) hanya daftar leluhur Yesus yang terdapat dalam </w:t>
       </w:r>
-      <w:hyperlink r:id="rId16">
-        <w:r>
-          <w:rPr>
-            <w:lang w:val="id_ID" w:bidi="id_ID"/>
-          </w:rPr>
-          <w:rPr>
-            <w:color w:val="0000EE"/>
-            <w:u w:val="single"/>
-          </w:rPr>
-          <w:t>Mat. 1:2–17</w:t>
-        </w:r>
-      </w:hyperlink>
+      <w:r>
+        <w:rPr>
+          <w:lang w:val="id_ID" w:bidi="id_ID"/>
+        </w:rPr>
+        <w:t>Mat. 1:2–17</w:t>
+      </w:r>
       <w:r>
         <w:rPr>
           <w:lang w:val="id_ID" w:bidi="id_ID"/>
         </w:rPr>
         <w:t xml:space="preserve">. Terjemahan alternatif: “daftar garis keturunan” (2) daftar leluhur Yesus serta informasi tentang kelahiran dan masa kecil-Nya (lihat </w:t>
       </w:r>
-      <w:hyperlink r:id="rId17">
-        <w:r>
-          <w:rPr>
-            <w:lang w:val="id_ID" w:bidi="id_ID"/>
-          </w:rPr>
-          <w:rPr>
-            <w:color w:val="0000EE"/>
-            <w:u w:val="single"/>
-          </w:rPr>
-          <w:t>Mat. 1:2–2:23</w:t>
-        </w:r>
-      </w:hyperlink>
+      <w:r>
+        <w:rPr>
+          <w:lang w:val="id_ID" w:bidi="id_ID"/>
+        </w:rPr>
+        <w:t>Mat. 1:2–2:23</w:t>
+      </w:r>
       <w:r>
         <w:rPr>
           <w:lang w:val="id_ID" w:bidi="id_ID"/>
@@ -5054,18 +5024,12 @@
         </w:rPr>
         <w:t>Di sini kitab Matius memulai daftar leluhur Yesus. Pertimbangkan bagaimana cara yang umum orang menyusun daftar leluhur dalam bahasa Anda. Gunakan kata-kata yang sama di seluruh daftar (</w:t>
       </w:r>
-      <w:hyperlink r:id="rId18">
-        <w:r>
-          <w:rPr>
-            <w:lang w:val="id_ID" w:bidi="id_ID"/>
-          </w:rPr>
-          <w:rPr>
-            <w:color w:val="0000EE"/>
-            <w:u w:val="single"/>
-          </w:rPr>
-          <w:t>Mat. 1:2–16</w:t>
-        </w:r>
-      </w:hyperlink>
+      <w:r>
+        <w:rPr>
+          <w:lang w:val="id_ID" w:bidi="id_ID"/>
+        </w:rPr>
+        <w:t>Mat. 1:2–16</w:t>
+      </w:r>
       <w:r>
         <w:rPr>
           <w:lang w:val="id_ID" w:bidi="id_ID"/>
@@ -5235,18 +5199,12 @@
         </w:rPr>
         <w:t>Jika tidak ada keterangan lain, maka semua nama dalam daftar leluhur (</w:t>
       </w:r>
-      <w:hyperlink r:id="rId18">
-        <w:r>
-          <w:rPr>
-            <w:lang w:val="id_ID" w:bidi="id_ID"/>
-          </w:rPr>
-          <w:rPr>
-            <w:color w:val="0000EE"/>
-            <w:u w:val="single"/>
-          </w:rPr>
-          <w:t>Mat. 1:2–16</w:t>
-        </w:r>
-      </w:hyperlink>
+      <w:r>
+        <w:rPr>
+          <w:lang w:val="id_ID" w:bidi="id_ID"/>
+        </w:rPr>
+        <w:t>Mat. 1:2–16</w:t>
+      </w:r>
       <w:r>
         <w:rPr>
           <w:lang w:val="id_ID" w:bidi="id_ID"/>
@@ -5483,18 +5441,12 @@
         </w:rPr>
         <w:t xml:space="preserve">Ini adalah kelanjutan daftar leluhur Yesus yang dimulai dalam </w:t>
       </w:r>
-      <w:hyperlink r:id="rId19">
-        <w:r>
-          <w:rPr>
-            <w:lang w:val="id_ID" w:bidi="id_ID"/>
-          </w:rPr>
-          <w:rPr>
-            <w:color w:val="0000EE"/>
-            <w:u w:val="single"/>
-          </w:rPr>
-          <w:t>Mat. 1:2</w:t>
-        </w:r>
-      </w:hyperlink>
+      <w:r>
+        <w:rPr>
+          <w:lang w:val="id_ID" w:bidi="id_ID"/>
+        </w:rPr>
+        <w:t>Mat. 1:2</w:t>
+      </w:r>
       <w:r>
         <w:rPr>
           <w:lang w:val="id_ID" w:bidi="id_ID"/>
@@ -5887,18 +5839,12 @@
         </w:rPr>
         <w:t xml:space="preserve">Ini adalah kelanjutan dari daftar leluhur Yesus yang dimulai dalam </w:t>
       </w:r>
-      <w:hyperlink r:id="rId19">
-        <w:r>
-          <w:rPr>
-            <w:lang w:val="id_ID" w:bidi="id_ID"/>
-          </w:rPr>
-          <w:rPr>
-            <w:color w:val="0000EE"/>
-            <w:u w:val="single"/>
-          </w:rPr>
-          <w:t>Mat. 1:2</w:t>
-        </w:r>
-      </w:hyperlink>
+      <w:r>
+        <w:rPr>
+          <w:lang w:val="id_ID" w:bidi="id_ID"/>
+        </w:rPr>
+        <w:t>Mat. 1:2</w:t>
+      </w:r>
       <w:r>
         <w:rPr>
           <w:lang w:val="id_ID" w:bidi="id_ID"/>
@@ -6128,18 +6074,12 @@
         </w:rPr>
         <w:t xml:space="preserve">Ini adalah kelanjutan dari daftar leluhur Yesus yang dimulai dalam </w:t>
       </w:r>
-      <w:hyperlink r:id="rId19">
-        <w:r>
-          <w:rPr>
-            <w:lang w:val="id_ID" w:bidi="id_ID"/>
-          </w:rPr>
-          <w:rPr>
-            <w:color w:val="0000EE"/>
-            <w:u w:val="single"/>
-          </w:rPr>
-          <w:t>Mat. 1:2</w:t>
-        </w:r>
-      </w:hyperlink>
+      <w:r>
+        <w:rPr>
+          <w:lang w:val="id_ID" w:bidi="id_ID"/>
+        </w:rPr>
+        <w:t>Mat. 1:2</w:t>
+      </w:r>
       <w:r>
         <w:rPr>
           <w:lang w:val="id_ID" w:bidi="id_ID"/>
@@ -6421,18 +6361,12 @@
         </w:rPr>
         <w:t xml:space="preserve">Ini adalah kelanjutan dari daftar leluhur Yesus yang dimulai dalam </w:t>
       </w:r>
-      <w:hyperlink r:id="rId19">
-        <w:r>
-          <w:rPr>
-            <w:lang w:val="id_ID" w:bidi="id_ID"/>
-          </w:rPr>
-          <w:rPr>
-            <w:color w:val="0000EE"/>
-            <w:u w:val="single"/>
-          </w:rPr>
-          <w:t>Mat. 1:2</w:t>
-        </w:r>
-      </w:hyperlink>
+      <w:r>
+        <w:rPr>
+          <w:lang w:val="id_ID" w:bidi="id_ID"/>
+        </w:rPr>
+        <w:t>Mat. 1:2</w:t>
+      </w:r>
       <w:r>
         <w:rPr>
           <w:lang w:val="id_ID" w:bidi="id_ID"/>
@@ -6557,18 +6491,12 @@
         </w:rPr>
         <w:t xml:space="preserve">. Namun, Daud melihat istri Uria, bernama Batsyeba, dan menginginkannya untuk dirinya sendiri. Dia membuat Uria terbunuh dan mengambil istri Uria menjadi miliknya. Anda dapat membaca cerita ini dalam </w:t>
       </w:r>
-      <w:hyperlink r:id="rId20">
-        <w:r>
-          <w:rPr>
-            <w:lang w:val="id_ID" w:bidi="id_ID"/>
-          </w:rPr>
-          <w:rPr>
-            <w:color w:val="0000EE"/>
-            <w:u w:val="single"/>
-          </w:rPr>
-          <w:t>2 Samuel 11:1–27</w:t>
-        </w:r>
-      </w:hyperlink>
+      <w:r>
+        <w:rPr>
+          <w:lang w:val="id_ID" w:bidi="id_ID"/>
+        </w:rPr>
+        <w:t>2 Samuel 11:1–27</w:t>
+      </w:r>
       <w:r>
         <w:rPr>
           <w:lang w:val="id_ID" w:bidi="id_ID"/>
@@ -6687,18 +6615,12 @@
         </w:rPr>
         <w:t xml:space="preserve">Ini adalah kelanjutan dari daftar leluhur Yesus yang dimulai dalam </w:t>
       </w:r>
-      <w:hyperlink r:id="rId19">
-        <w:r>
-          <w:rPr>
-            <w:lang w:val="id_ID" w:bidi="id_ID"/>
-          </w:rPr>
-          <w:rPr>
-            <w:color w:val="0000EE"/>
-            <w:u w:val="single"/>
-          </w:rPr>
-          <w:t>Mat. 1:2</w:t>
-        </w:r>
-      </w:hyperlink>
+      <w:r>
+        <w:rPr>
+          <w:lang w:val="id_ID" w:bidi="id_ID"/>
+        </w:rPr>
+        <w:t>Mat. 1:2</w:t>
+      </w:r>
       <w:r>
         <w:rPr>
           <w:lang w:val="id_ID" w:bidi="id_ID"/>
@@ -6941,18 +6863,12 @@
         </w:rPr>
         <w:t xml:space="preserve">Ini adalah kelanjutan dari daftar leluhur Yesus yang dimulai dalam </w:t>
       </w:r>
-      <w:hyperlink r:id="rId19">
-        <w:r>
-          <w:rPr>
-            <w:lang w:val="id_ID" w:bidi="id_ID"/>
-          </w:rPr>
-          <w:rPr>
-            <w:color w:val="0000EE"/>
-            <w:u w:val="single"/>
-          </w:rPr>
-          <w:t>Mat. 1:2</w:t>
-        </w:r>
-      </w:hyperlink>
+      <w:r>
+        <w:rPr>
+          <w:lang w:val="id_ID" w:bidi="id_ID"/>
+        </w:rPr>
+        <w:t>Mat. 1:2</w:t>
+      </w:r>
       <w:r>
         <w:rPr>
           <w:lang w:val="id_ID" w:bidi="id_ID"/>
@@ -7286,18 +7202,12 @@
         </w:rPr>
         <w:t xml:space="preserve"> (lihat </w:t>
       </w:r>
-      <w:hyperlink r:id="rId21">
-        <w:r>
-          <w:rPr>
-            <w:lang w:val="id_ID" w:bidi="id_ID"/>
-          </w:rPr>
-          <w:rPr>
-            <w:color w:val="0000EE"/>
-            <w:u w:val="single"/>
-          </w:rPr>
-          <w:t>1Taw. 3:11–12</w:t>
-        </w:r>
-      </w:hyperlink>
+      <w:r>
+        <w:rPr>
+          <w:lang w:val="id_ID" w:bidi="id_ID"/>
+        </w:rPr>
+        <w:t>1Taw. 3:11–12</w:t>
+      </w:r>
       <w:r>
         <w:rPr>
           <w:lang w:val="id_ID" w:bidi="id_ID"/>
@@ -7520,18 +7430,12 @@
         </w:rPr>
         <w:t xml:space="preserve">Ini adalah kelanjutan dari daftar leluhur Yesus yang dimulai dalam </w:t>
       </w:r>
-      <w:hyperlink r:id="rId19">
-        <w:r>
-          <w:rPr>
-            <w:lang w:val="id_ID" w:bidi="id_ID"/>
-          </w:rPr>
-          <w:rPr>
-            <w:color w:val="0000EE"/>
-            <w:u w:val="single"/>
-          </w:rPr>
-          <w:t>Mat. 1:2</w:t>
-        </w:r>
-      </w:hyperlink>
+      <w:r>
+        <w:rPr>
+          <w:lang w:val="id_ID" w:bidi="id_ID"/>
+        </w:rPr>
+        <w:t>Mat. 1:2</w:t>
+      </w:r>
       <w:r>
         <w:rPr>
           <w:lang w:val="id_ID" w:bidi="id_ID"/>
@@ -7761,18 +7665,12 @@
         </w:rPr>
         <w:t xml:space="preserve">Ini adalah kelanjutan dari daftar leluhur Yesus yang dimulai dalam </w:t>
       </w:r>
-      <w:hyperlink r:id="rId19">
-        <w:r>
-          <w:rPr>
-            <w:lang w:val="id_ID" w:bidi="id_ID"/>
-          </w:rPr>
-          <w:rPr>
-            <w:color w:val="0000EE"/>
-            <w:u w:val="single"/>
-          </w:rPr>
-          <w:t>Mat. 1:2</w:t>
-        </w:r>
-      </w:hyperlink>
+      <w:r>
+        <w:rPr>
+          <w:lang w:val="id_ID" w:bidi="id_ID"/>
+        </w:rPr>
+        <w:t>Mat. 1:2</w:t>
+      </w:r>
       <w:r>
         <w:rPr>
           <w:lang w:val="id_ID" w:bidi="id_ID"/>
@@ -7995,18 +7893,12 @@
         </w:rPr>
         <w:t xml:space="preserve">Ini adalah kelanjutan dari daftar leluhur Yesus yang dimulai dalam </w:t>
       </w:r>
-      <w:hyperlink r:id="rId19">
-        <w:r>
-          <w:rPr>
-            <w:lang w:val="id_ID" w:bidi="id_ID"/>
-          </w:rPr>
-          <w:rPr>
-            <w:color w:val="0000EE"/>
-            <w:u w:val="single"/>
-          </w:rPr>
-          <w:t>Mat. 1:2</w:t>
-        </w:r>
-      </w:hyperlink>
+      <w:r>
+        <w:rPr>
+          <w:lang w:val="id_ID" w:bidi="id_ID"/>
+        </w:rPr>
+        <w:t>Mat. 1:2</w:t>
+      </w:r>
       <w:r>
         <w:rPr>
           <w:lang w:val="id_ID" w:bidi="id_ID"/>
@@ -8111,18 +8003,12 @@
         </w:rPr>
         <w:t xml:space="preserve">Dalam </w:t>
       </w:r>
-      <w:hyperlink r:id="rId22">
-        <w:r>
-          <w:rPr>
-            <w:lang w:val="id_ID" w:bidi="id_ID"/>
-          </w:rPr>
-          <w:rPr>
-            <w:color w:val="0000EE"/>
-            <w:u w:val="single"/>
-          </w:rPr>
-          <w:t>1 Tawarikh 3:15–16</w:t>
-        </w:r>
-      </w:hyperlink>
+      <w:r>
+        <w:rPr>
+          <w:lang w:val="id_ID" w:bidi="id_ID"/>
+        </w:rPr>
+        <w:t>1 Tawarikh 3:15–16</w:t>
+      </w:r>
       <w:r>
         <w:rPr>
           <w:lang w:val="id_ID" w:bidi="id_ID"/>
@@ -8516,18 +8402,12 @@
         </w:rPr>
         <w:t xml:space="preserve">Di sini kitab Matius merujuk pada peristiwa yang sama seperti yang dia sebutkan dalam </w:t>
       </w:r>
-      <w:hyperlink r:id="rId23">
-        <w:r>
-          <w:rPr>
-            <w:lang w:val="id_ID" w:bidi="id_ID"/>
-          </w:rPr>
-          <w:rPr>
-            <w:color w:val="0000EE"/>
-            <w:u w:val="single"/>
-          </w:rPr>
-          <w:t>Mat. 1:11</w:t>
-        </w:r>
-      </w:hyperlink>
+      <w:r>
+        <w:rPr>
+          <w:lang w:val="id_ID" w:bidi="id_ID"/>
+        </w:rPr>
+        <w:t>Mat. 1:11</w:t>
+      </w:r>
       <w:r>
         <w:rPr>
           <w:lang w:val="id_ID" w:bidi="id_ID"/>
@@ -8646,18 +8526,12 @@
         </w:rPr>
         <w:t xml:space="preserve">Ini adalah kelanjutan dari daftar leluhur Yesus yang dimulai dalam </w:t>
       </w:r>
-      <w:hyperlink r:id="rId19">
-        <w:r>
-          <w:rPr>
-            <w:lang w:val="id_ID" w:bidi="id_ID"/>
-          </w:rPr>
-          <w:rPr>
-            <w:color w:val="0000EE"/>
-            <w:u w:val="single"/>
-          </w:rPr>
-          <w:t>Mat. 1:2</w:t>
-        </w:r>
-      </w:hyperlink>
+      <w:r>
+        <w:rPr>
+          <w:lang w:val="id_ID" w:bidi="id_ID"/>
+        </w:rPr>
+        <w:t>Mat. 1:2</w:t>
+      </w:r>
       <w:r>
         <w:rPr>
           <w:lang w:val="id_ID" w:bidi="id_ID"/>
@@ -8915,18 +8789,12 @@
         </w:rPr>
         <w:t xml:space="preserve">Dalam </w:t>
       </w:r>
-      <w:hyperlink r:id="rId24">
-        <w:r>
-          <w:rPr>
-            <w:lang w:val="id_ID" w:bidi="id_ID"/>
-          </w:rPr>
-          <w:rPr>
-            <w:color w:val="0000EE"/>
-            <w:u w:val="single"/>
-          </w:rPr>
-          <w:t>1Taw. 3:19</w:t>
-        </w:r>
-      </w:hyperlink>
+      <w:r>
+        <w:rPr>
+          <w:lang w:val="id_ID" w:bidi="id_ID"/>
+        </w:rPr>
+        <w:t>1Taw. 3:19</w:t>
+      </w:r>
       <w:r>
         <w:rPr>
           <w:lang w:val="id_ID" w:bidi="id_ID"/>
@@ -8959,18 +8827,12 @@
         </w:rPr>
         <w:t xml:space="preserve">. Namun, terjemahan Yunani awal dari </w:t>
       </w:r>
-      <w:hyperlink r:id="rId24">
-        <w:r>
-          <w:rPr>
-            <w:lang w:val="id_ID" w:bidi="id_ID"/>
-          </w:rPr>
-          <w:rPr>
-            <w:color w:val="0000EE"/>
-            <w:u w:val="single"/>
-          </w:rPr>
-          <w:t>1Taw. 3:19</w:t>
-        </w:r>
-      </w:hyperlink>
+      <w:r>
+        <w:rPr>
+          <w:lang w:val="id_ID" w:bidi="id_ID"/>
+        </w:rPr>
+        <w:t>1Taw. 3:19</w:t>
+      </w:r>
       <w:r>
         <w:rPr>
           <w:lang w:val="id_ID" w:bidi="id_ID"/>
@@ -9127,18 +8989,12 @@
         </w:rPr>
         <w:t xml:space="preserve">Ini adalah kelanjutan dari daftar leluhur Yesus yang dimulai dalam </w:t>
       </w:r>
-      <w:hyperlink r:id="rId19">
-        <w:r>
-          <w:rPr>
-            <w:lang w:val="id_ID" w:bidi="id_ID"/>
-          </w:rPr>
-          <w:rPr>
-            <w:color w:val="0000EE"/>
-            <w:u w:val="single"/>
-          </w:rPr>
-          <w:t>Mat. 1:2</w:t>
-        </w:r>
-      </w:hyperlink>
+      <w:r>
+        <w:rPr>
+          <w:lang w:val="id_ID" w:bidi="id_ID"/>
+        </w:rPr>
+        <w:t>Mat. 1:2</w:t>
+      </w:r>
       <w:r>
         <w:rPr>
           <w:lang w:val="id_ID" w:bidi="id_ID"/>
@@ -9257,18 +9113,12 @@
         </w:rPr>
         <w:t xml:space="preserve">Ini adalah kelanjutan dari daftar leluhur Yesus yang dimulai dalam </w:t>
       </w:r>
-      <w:hyperlink r:id="rId19">
-        <w:r>
-          <w:rPr>
-            <w:lang w:val="id_ID" w:bidi="id_ID"/>
-          </w:rPr>
-          <w:rPr>
-            <w:color w:val="0000EE"/>
-            <w:u w:val="single"/>
-          </w:rPr>
-          <w:t>Mat. 1:2</w:t>
-        </w:r>
-      </w:hyperlink>
+      <w:r>
+        <w:rPr>
+          <w:lang w:val="id_ID" w:bidi="id_ID"/>
+        </w:rPr>
+        <w:t>Mat. 1:2</w:t>
+      </w:r>
       <w:r>
         <w:rPr>
           <w:lang w:val="id_ID" w:bidi="id_ID"/>
@@ -9387,18 +9237,12 @@
         </w:rPr>
         <w:t xml:space="preserve">Ini adalah kelanjutan dari daftar leluhur Yesus yang dimulai dalam </w:t>
       </w:r>
-      <w:hyperlink r:id="rId19">
-        <w:r>
-          <w:rPr>
-            <w:lang w:val="id_ID" w:bidi="id_ID"/>
-          </w:rPr>
-          <w:rPr>
-            <w:color w:val="0000EE"/>
-            <w:u w:val="single"/>
-          </w:rPr>
-          <w:t>Mat. 1:2</w:t>
-        </w:r>
-      </w:hyperlink>
+      <w:r>
+        <w:rPr>
+          <w:lang w:val="id_ID" w:bidi="id_ID"/>
+        </w:rPr>
+        <w:t>Mat. 1:2</w:t>
+      </w:r>
       <w:r>
         <w:rPr>
           <w:lang w:val="id_ID" w:bidi="id_ID"/>
@@ -9503,18 +9347,12 @@
         </w:rPr>
         <w:t xml:space="preserve">Ini adalah akhir daftar leluhur Yesus yang dimulai dalam </w:t>
       </w:r>
-      <w:hyperlink r:id="rId19">
-        <w:r>
-          <w:rPr>
-            <w:lang w:val="id_ID" w:bidi="id_ID"/>
-          </w:rPr>
-          <w:rPr>
-            <w:color w:val="0000EE"/>
-            <w:u w:val="single"/>
-          </w:rPr>
-          <w:t>Mat. 1:2</w:t>
-        </w:r>
-      </w:hyperlink>
+      <w:r>
+        <w:rPr>
+          <w:lang w:val="id_ID" w:bidi="id_ID"/>
+        </w:rPr>
+        <w:t>Mat. 1:2</w:t>
+      </w:r>
       <w:r>
         <w:rPr>
           <w:lang w:val="id_ID" w:bidi="id_ID"/>
@@ -10250,18 +10088,12 @@
         </w:rPr>
         <w:t xml:space="preserve">Di sini kitab Matius merujuk pada peristiwa yang sama yang ia sebutkan dalam </w:t>
       </w:r>
-      <w:hyperlink r:id="rId25">
-        <w:r>
-          <w:rPr>
-            <w:lang w:val="id_ID" w:bidi="id_ID"/>
-          </w:rPr>
-          <w:rPr>
-            <w:color w:val="0000EE"/>
-            <w:u w:val="single"/>
-          </w:rPr>
-          <w:t>Mat. 1:11–12</w:t>
-        </w:r>
-      </w:hyperlink>
+      <w:r>
+        <w:rPr>
+          <w:lang w:val="id_ID" w:bidi="id_ID"/>
+        </w:rPr>
+        <w:t>Mat. 1:11–12</w:t>
+      </w:r>
       <w:r>
         <w:rPr>
           <w:lang w:val="id_ID" w:bidi="id_ID"/>
@@ -11329,18 +11161,12 @@
         </w:rPr>
         <w:t xml:space="preserve">Seperti yang ditunjukkan pada ayat sebelumnya (lihat </w:t>
       </w:r>
-      <w:hyperlink r:id="rId26">
-        <w:r>
-          <w:rPr>
-            <w:lang w:val="id_ID" w:bidi="id_ID"/>
-          </w:rPr>
-          <w:rPr>
-            <w:color w:val="0000EE"/>
-            <w:u w:val="single"/>
-          </w:rPr>
-          <w:t>Mat. 1:18</w:t>
-        </w:r>
-      </w:hyperlink>
+      <w:r>
+        <w:rPr>
+          <w:lang w:val="id_ID" w:bidi="id_ID"/>
+        </w:rPr>
+        <w:t>Mat. 1:18</w:t>
+      </w:r>
       <w:r>
         <w:rPr>
           <w:lang w:val="id_ID" w:bidi="id_ID"/>
@@ -12795,18 +12621,12 @@
         </w:rPr>
         <w:t xml:space="preserve"> merujuk pada apa yang dikatakan kitab Matius tentang Maria yang hamil sebelum dia menikah dengan Yusuf (lihat </w:t>
       </w:r>
-      <w:hyperlink r:id="rId27">
-        <w:r>
-          <w:rPr>
-            <w:lang w:val="id_ID" w:bidi="id_ID"/>
-          </w:rPr>
-          <w:rPr>
-            <w:color w:val="0000EE"/>
-            <w:u w:val="single"/>
-          </w:rPr>
-          <w:t>Mat. 1:18–21</w:t>
-        </w:r>
-      </w:hyperlink>
+      <w:r>
+        <w:rPr>
+          <w:lang w:val="id_ID" w:bidi="id_ID"/>
+        </w:rPr>
+        <w:t>Mat. 1:18–21</w:t>
+      </w:r>
       <w:r>
         <w:rPr>
           <w:lang w:val="id_ID" w:bidi="id_ID"/>
@@ -14555,18 +14375,12 @@
         </w:rPr>
         <w:t xml:space="preserve">. Jika berguna dalam bahasa Anda, Anda dapat menggunakan cara yang sopan untuk merujuk pada hal ini dalam bahasa Anda, atau Anda dapat menyatakannya dengan jelas. Perhatikan bagaimana Anda menerjemahkan bahasa halus untuk hubungan intim dalam </w:t>
       </w:r>
-      <w:hyperlink r:id="rId26">
-        <w:r>
-          <w:rPr>
-            <w:lang w:val="id_ID" w:bidi="id_ID"/>
-          </w:rPr>
-          <w:rPr>
-            <w:color w:val="0000EE"/>
-            <w:u w:val="single"/>
-          </w:rPr>
-          <w:t>Mat. 1:18</w:t>
-        </w:r>
-      </w:hyperlink>
+      <w:r>
+        <w:rPr>
+          <w:lang w:val="id_ID" w:bidi="id_ID"/>
+        </w:rPr>
+        <w:t>Mat. 1:18</w:t>
+      </w:r>
       <w:r>
         <w:rPr>
           <w:lang w:val="id_ID" w:bidi="id_ID"/>
@@ -15918,18 +15732,12 @@
         </w:rPr>
         <w:t xml:space="preserve">Untuk meminta Yesus membantunya, Perempuan itu menawarkan sebuah cerita atau ilustrasi berdasarkan Perumpamaan yang Yesus ceritakan dalam </w:t>
       </w:r>
-      <w:hyperlink r:id="rId28">
-        <w:r>
-          <w:rPr>
-            <w:lang w:val="id_ID" w:bidi="id_ID"/>
-          </w:rPr>
-          <w:rPr>
-            <w:color w:val="0000EE"/>
-            <w:u w:val="single"/>
-          </w:rPr>
-          <w:t>Mat. 15:26</w:t>
-        </w:r>
-      </w:hyperlink>
+      <w:r>
+        <w:rPr>
+          <w:lang w:val="id_ID" w:bidi="id_ID"/>
+        </w:rPr>
+        <w:t>Mat. 15:26</w:t>
+      </w:r>
       <w:r>
         <w:rPr>
           <w:lang w:val="id_ID" w:bidi="id_ID"/>
@@ -16060,18 +15868,12 @@
         </w:rPr>
         <w:t xml:space="preserve">Lihat bagaimana Anda menerjemahkan frasa ini pada </w:t>
       </w:r>
-      <w:hyperlink r:id="rId28">
-        <w:r>
-          <w:rPr>
-            <w:lang w:val="id_ID" w:bidi="id_ID"/>
-          </w:rPr>
-          <w:rPr>
-            <w:color w:val="0000EE"/>
-            <w:u w:val="single"/>
-          </w:rPr>
-          <w:t>Mat. 15:26</w:t>
-        </w:r>
-      </w:hyperlink>
+      <w:r>
+        <w:rPr>
+          <w:lang w:val="id_ID" w:bidi="id_ID"/>
+        </w:rPr>
+        <w:t>Mat. 15:26</w:t>
+      </w:r>
       <w:r>
         <w:rPr>
           <w:lang w:val="id_ID" w:bidi="id_ID"/>
@@ -17325,18 +17127,12 @@
         </w:rPr>
         <w:t xml:space="preserve">Di sini, kata tersebut merujuk pada daerah di dekat kota Tirus dan Sidon (lihat </w:t>
       </w:r>
-      <w:hyperlink r:id="rId29">
-        <w:r>
-          <w:rPr>
-            <w:lang w:val="id_ID" w:bidi="id_ID"/>
-          </w:rPr>
-          <w:rPr>
-            <w:color w:val="0000EE"/>
-            <w:u w:val="single"/>
-          </w:rPr>
-          <w:t>Mat. 15:21</w:t>
-        </w:r>
-      </w:hyperlink>
+      <w:r>
+        <w:rPr>
+          <w:lang w:val="id_ID" w:bidi="id_ID"/>
+        </w:rPr>
+        <w:t>Mat. 15:21</w:t>
+      </w:r>
       <w:r>
         <w:rPr>
           <w:lang w:val="id_ID" w:bidi="id_ID"/>
@@ -18446,18 +18242,12 @@
         </w:rPr>
         <w:t xml:space="preserve">Lihat bagaimana Anda menerjemahkan frasa-frasa ini dalam </w:t>
       </w:r>
-      <w:hyperlink r:id="rId30">
-        <w:r>
-          <w:rPr>
-            <w:lang w:val="id_ID" w:bidi="id_ID"/>
-          </w:rPr>
-          <w:rPr>
-            <w:color w:val="0000EE"/>
-            <w:u w:val="single"/>
-          </w:rPr>
-          <w:t>Mat. 15:30</w:t>
-        </w:r>
-      </w:hyperlink>
+      <w:r>
+        <w:rPr>
+          <w:lang w:val="id_ID" w:bidi="id_ID"/>
+        </w:rPr>
+        <w:t>Mat. 15:30</w:t>
+      </w:r>
       <w:r>
         <w:rPr>
           <w:lang w:val="id_ID" w:bidi="id_ID"/>
@@ -19737,18 +19527,12 @@
         </w:rPr>
         <w:t xml:space="preserve"> dalam </w:t>
       </w:r>
-      <w:hyperlink r:id="rId31">
-        <w:r>
-          <w:rPr>
-            <w:lang w:val="id_ID" w:bidi="id_ID"/>
-          </w:rPr>
-          <w:rPr>
-            <w:color w:val="0000EE"/>
-            <w:u w:val="single"/>
-          </w:rPr>
-          <w:t>Mat. 14:17</w:t>
-        </w:r>
-      </w:hyperlink>
+      <w:r>
+        <w:rPr>
+          <w:lang w:val="id_ID" w:bidi="id_ID"/>
+        </w:rPr>
+        <w:t>Mat. 14:17</w:t>
+      </w:r>
       <w:r>
         <w:rPr>
           <w:lang w:val="id_ID" w:bidi="id_ID"/>
@@ -20145,18 +19929,12 @@
         </w:rPr>
         <w:t xml:space="preserve"> dalam </w:t>
       </w:r>
-      <w:hyperlink r:id="rId31">
-        <w:r>
-          <w:rPr>
-            <w:lang w:val="id_ID" w:bidi="id_ID"/>
-          </w:rPr>
-          <w:rPr>
-            <w:color w:val="0000EE"/>
-            <w:u w:val="single"/>
-          </w:rPr>
-          <w:t>Mat. 14:17</w:t>
-        </w:r>
-      </w:hyperlink>
+      <w:r>
+        <w:rPr>
+          <w:lang w:val="id_ID" w:bidi="id_ID"/>
+        </w:rPr>
+        <w:t>Mat. 14:17</w:t>
+      </w:r>
       <w:r>
         <w:rPr>
           <w:lang w:val="id_ID" w:bidi="id_ID"/>
@@ -22540,18 +22318,12 @@
         </w:rPr>
         <w:t xml:space="preserve">Lihat diskusi tentang masalah tekstual di akhir Catatan Umum untuk Pasal ini untuk memutuskan apakah akan menyertakan </w:t>
       </w:r>
-      <w:hyperlink r:id="rId32">
-        <w:r>
-          <w:rPr>
-            <w:lang w:val="id_ID" w:bidi="id_ID"/>
-          </w:rPr>
-          <w:rPr>
-            <w:color w:val="0000EE"/>
-            <w:u w:val="single"/>
-          </w:rPr>
-          <w:t>Mat. 16:2–3</w:t>
-        </w:r>
-      </w:hyperlink>
+      <w:r>
+        <w:rPr>
+          <w:lang w:val="id_ID" w:bidi="id_ID"/>
+        </w:rPr>
+        <w:t>Mat. 16:2–3</w:t>
+      </w:r>
       <w:r>
         <w:rPr>
           <w:lang w:val="id_ID" w:bidi="id_ID"/>
@@ -23387,18 +23159,12 @@
         </w:rPr>
         <w:t xml:space="preserve">Apa yang Yesus katakan di sini identik dengan apa yang Ia katakan dalam </w:t>
       </w:r>
-      <w:hyperlink r:id="rId33">
-        <w:r>
-          <w:rPr>
-            <w:lang w:val="id_ID" w:bidi="id_ID"/>
-          </w:rPr>
-          <w:rPr>
-            <w:color w:val="0000EE"/>
-            <w:u w:val="single"/>
-          </w:rPr>
-          <w:t>Mat. 12:39</w:t>
-        </w:r>
-      </w:hyperlink>
+      <w:r>
+        <w:rPr>
+          <w:lang w:val="id_ID" w:bidi="id_ID"/>
+        </w:rPr>
+        <w:t>Mat. 12:39</w:t>
+      </w:r>
       <w:r>
         <w:rPr>
           <w:lang w:val="id_ID" w:bidi="id_ID"/>
@@ -23418,18 +23184,12 @@
         </w:rPr>
         <w:t xml:space="preserve">. Terjemahkan kalimat ini seperti yang Anda lakukan dalam </w:t>
       </w:r>
-      <w:hyperlink r:id="rId33">
-        <w:r>
-          <w:rPr>
-            <w:lang w:val="id_ID" w:bidi="id_ID"/>
-          </w:rPr>
-          <w:rPr>
-            <w:color w:val="0000EE"/>
-            <w:u w:val="single"/>
-          </w:rPr>
-          <w:t>Mat. 12:39</w:t>
-        </w:r>
-      </w:hyperlink>
+      <w:r>
+        <w:rPr>
+          <w:lang w:val="id_ID" w:bidi="id_ID"/>
+        </w:rPr>
+        <w:t>Mat. 12:39</w:t>
+      </w:r>
       <w:r>
         <w:rPr>
           <w:lang w:val="id_ID" w:bidi="id_ID"/>
@@ -23527,18 +23287,12 @@
         </w:rPr>
         <w:t xml:space="preserve"> merujuk kepada orang-orang Farisi dan orang-orang Saduki yang telah meminta tanda (lihat </w:t>
       </w:r>
-      <w:hyperlink r:id="rId34">
-        <w:r>
-          <w:rPr>
-            <w:lang w:val="id_ID" w:bidi="id_ID"/>
-          </w:rPr>
-          <w:rPr>
-            <w:color w:val="0000EE"/>
-            <w:u w:val="single"/>
-          </w:rPr>
-          <w:t>Mat. 16:1</w:t>
-        </w:r>
-      </w:hyperlink>
+      <w:r>
+        <w:rPr>
+          <w:lang w:val="id_ID" w:bidi="id_ID"/>
+        </w:rPr>
+        <w:t>Mat. 16:1</w:t>
+      </w:r>
       <w:r>
         <w:rPr>
           <w:lang w:val="id_ID" w:bidi="id_ID"/>
@@ -24844,36 +24598,24 @@
         </w:rPr>
         <w:t xml:space="preserve"> sampai pada </w:t>
       </w:r>
-      <w:hyperlink r:id="rId35">
-        <w:r>
-          <w:rPr>
-            <w:lang w:val="id_ID" w:bidi="id_ID"/>
-          </w:rPr>
-          <w:rPr>
-            <w:color w:val="0000EE"/>
-            <w:u w:val="single"/>
-          </w:rPr>
-          <w:t>Mat. 16:12</w:t>
-        </w:r>
-      </w:hyperlink>
+      <w:r>
+        <w:rPr>
+          <w:lang w:val="id_ID" w:bidi="id_ID"/>
+        </w:rPr>
+        <w:t>Mat. 16:12</w:t>
+      </w:r>
       <w:r>
         <w:rPr>
           <w:lang w:val="id_ID" w:bidi="id_ID"/>
         </w:rPr>
         <w:t xml:space="preserve">. Jadi, Anda harus mempertahankan metafora ini di sini tanpa menjelaskan maknanya, karena Matius akan memberikan penjelasannya dalam </w:t>
       </w:r>
-      <w:hyperlink r:id="rId35">
-        <w:r>
-          <w:rPr>
-            <w:lang w:val="id_ID" w:bidi="id_ID"/>
-          </w:rPr>
-          <w:rPr>
-            <w:color w:val="0000EE"/>
-            <w:u w:val="single"/>
-          </w:rPr>
-          <w:t>Mat. 16:12</w:t>
-        </w:r>
-      </w:hyperlink>
+      <w:r>
+        <w:rPr>
+          <w:lang w:val="id_ID" w:bidi="id_ID"/>
+        </w:rPr>
+        <w:t>Mat. 16:12</w:t>
+      </w:r>
       <w:r>
         <w:rPr>
           <w:lang w:val="id_ID" w:bidi="id_ID"/>
@@ -25867,18 +25609,12 @@
         </w:rPr>
         <w:t>Di sini, seperti dalam</w:t>
       </w:r>
-      <w:hyperlink r:id="rId36">
-        <w:r>
-          <w:rPr>
-            <w:lang w:val="id_ID" w:bidi="id_ID"/>
-          </w:rPr>
-          <w:rPr>
-            <w:color w:val="0000EE"/>
-            <w:u w:val="single"/>
-          </w:rPr>
-          <w:t xml:space="preserve"> Mat. 16:7</w:t>
-        </w:r>
-      </w:hyperlink>
+      <w:r>
+        <w:rPr>
+          <w:lang w:val="id_ID" w:bidi="id_ID"/>
+        </w:rPr>
+        <w:t xml:space="preserve"> Mat. 16:7</w:t>
+      </w:r>
       <w:r>
         <w:rPr>
           <w:lang w:val="id_ID" w:bidi="id_ID"/>
@@ -26355,18 +26091,12 @@
         </w:rPr>
         <w:t xml:space="preserve"> dalam </w:t>
       </w:r>
-      <w:hyperlink r:id="rId31">
-        <w:r>
-          <w:rPr>
-            <w:lang w:val="id_ID" w:bidi="id_ID"/>
-          </w:rPr>
-          <w:rPr>
-            <w:color w:val="0000EE"/>
-            <w:u w:val="single"/>
-          </w:rPr>
-          <w:t>Mat. 14:17</w:t>
-        </w:r>
-      </w:hyperlink>
+      <w:r>
+        <w:rPr>
+          <w:lang w:val="id_ID" w:bidi="id_ID"/>
+        </w:rPr>
+        <w:t>Mat. 14:17</w:t>
+      </w:r>
       <w:r>
         <w:rPr>
           <w:lang w:val="id_ID" w:bidi="id_ID"/>
@@ -26595,18 +26325,12 @@
         </w:rPr>
         <w:t xml:space="preserve"> dalam Matius </w:t>
       </w:r>
-      <w:hyperlink r:id="rId37">
-        <w:r>
-          <w:rPr>
-            <w:lang w:val="id_ID" w:bidi="id_ID"/>
-          </w:rPr>
-          <w:rPr>
-            <w:color w:val="0000EE"/>
-            <w:u w:val="single"/>
-          </w:rPr>
-          <w:t>14:20</w:t>
-        </w:r>
-      </w:hyperlink>
+      <w:r>
+        <w:rPr>
+          <w:lang w:val="id_ID" w:bidi="id_ID"/>
+        </w:rPr>
+        <w:t>14:20</w:t>
+      </w:r>
       <w:r>
         <w:rPr>
           <w:lang w:val="id_ID" w:bidi="id_ID"/>
@@ -27044,18 +26768,12 @@
         </w:rPr>
         <w:t xml:space="preserve"> dalam </w:t>
       </w:r>
-      <w:hyperlink r:id="rId31">
-        <w:r>
-          <w:rPr>
-            <w:lang w:val="id_ID" w:bidi="id_ID"/>
-          </w:rPr>
-          <w:rPr>
-            <w:color w:val="0000EE"/>
-            <w:u w:val="single"/>
-          </w:rPr>
-          <w:t>Mat. 14:17</w:t>
-        </w:r>
-      </w:hyperlink>
+      <w:r>
+        <w:rPr>
+          <w:lang w:val="id_ID" w:bidi="id_ID"/>
+        </w:rPr>
+        <w:t>Mat. 14:17</w:t>
+      </w:r>
       <w:r>
         <w:rPr>
           <w:lang w:val="id_ID" w:bidi="id_ID"/>
@@ -27395,18 +27113,12 @@
         </w:rPr>
         <w:t xml:space="preserve"> dalam </w:t>
       </w:r>
-      <w:hyperlink r:id="rId38">
-        <w:r>
-          <w:rPr>
-            <w:lang w:val="id_ID" w:bidi="id_ID"/>
-          </w:rPr>
-          <w:rPr>
-            <w:color w:val="0000EE"/>
-            <w:u w:val="single"/>
-          </w:rPr>
-          <w:t>Mat. 15:37</w:t>
-        </w:r>
-      </w:hyperlink>
+      <w:r>
+        <w:rPr>
+          <w:lang w:val="id_ID" w:bidi="id_ID"/>
+        </w:rPr>
+        <w:t>Mat. 15:37</w:t>
+      </w:r>
       <w:r>
         <w:rPr>
           <w:lang w:val="id_ID" w:bidi="id_ID"/>
@@ -27759,18 +27471,12 @@
         </w:rPr>
         <w:t xml:space="preserve">Di sini, sama seperti dalam </w:t>
       </w:r>
-      <w:hyperlink r:id="rId39">
-        <w:r>
-          <w:rPr>
-            <w:lang w:val="id_ID" w:bidi="id_ID"/>
-          </w:rPr>
-          <w:rPr>
-            <w:color w:val="0000EE"/>
-            <w:u w:val="single"/>
-          </w:rPr>
-          <w:t>Mat. 16:6</w:t>
-        </w:r>
-      </w:hyperlink>
+      <w:r>
+        <w:rPr>
+          <w:lang w:val="id_ID" w:bidi="id_ID"/>
+        </w:rPr>
+        <w:t>Mat. 16:6</w:t>
+      </w:r>
       <w:r>
         <w:rPr>
           <w:lang w:val="id_ID" w:bidi="id_ID"/>
@@ -27901,18 +27607,12 @@
         </w:rPr>
         <w:t xml:space="preserve">Di sini, sama seperti dalam </w:t>
       </w:r>
-      <w:hyperlink r:id="rId39">
-        <w:r>
-          <w:rPr>
-            <w:lang w:val="id_ID" w:bidi="id_ID"/>
-          </w:rPr>
-          <w:rPr>
-            <w:color w:val="0000EE"/>
-            <w:u w:val="single"/>
-          </w:rPr>
-          <w:t>Mat. 16:6</w:t>
-        </w:r>
-      </w:hyperlink>
+      <w:r>
+        <w:rPr>
+          <w:lang w:val="id_ID" w:bidi="id_ID"/>
+        </w:rPr>
+        <w:t>Mat. 16:6</w:t>
+      </w:r>
       <w:r>
         <w:rPr>
           <w:lang w:val="id_ID" w:bidi="id_ID"/>
@@ -27945,36 +27645,24 @@
         </w:rPr>
         <w:t xml:space="preserve"> sampai pada </w:t>
       </w:r>
-      <w:hyperlink r:id="rId35">
-        <w:r>
-          <w:rPr>
-            <w:lang w:val="id_ID" w:bidi="id_ID"/>
-          </w:rPr>
-          <w:rPr>
-            <w:color w:val="0000EE"/>
-            <w:u w:val="single"/>
-          </w:rPr>
-          <w:t>Mat. 16:12</w:t>
-        </w:r>
-      </w:hyperlink>
+      <w:r>
+        <w:rPr>
+          <w:lang w:val="id_ID" w:bidi="id_ID"/>
+        </w:rPr>
+        <w:t>Mat. 16:12</w:t>
+      </w:r>
       <w:r>
         <w:rPr>
           <w:lang w:val="id_ID" w:bidi="id_ID"/>
         </w:rPr>
         <w:t xml:space="preserve">. Jadi, Anda harus mempertahankan metafora ini di sini tanpa menjelaskan maknanya, karena Matius akan memberikan penjelasannya dalam </w:t>
       </w:r>
-      <w:hyperlink r:id="rId35">
-        <w:r>
-          <w:rPr>
-            <w:lang w:val="id_ID" w:bidi="id_ID"/>
-          </w:rPr>
-          <w:rPr>
-            <w:color w:val="0000EE"/>
-            <w:u w:val="single"/>
-          </w:rPr>
-          <w:t>Mat. 16:12</w:t>
-        </w:r>
-      </w:hyperlink>
+      <w:r>
+        <w:rPr>
+          <w:lang w:val="id_ID" w:bidi="id_ID"/>
+        </w:rPr>
+        <w:t>Mat. 16:12</w:t>
+      </w:r>
       <w:r>
         <w:rPr>
           <w:lang w:val="id_ID" w:bidi="id_ID"/>
@@ -36535,18 +36223,12 @@
         </w:rPr>
         <w:t>, jika memungkinkan Anda harus mempertahankan metafora tersebut atau mengungkapkan ide tersebut dalam bentuk perumpamaan. Lihat bagaimana Anda menerjemahkan ungkapan serupa dalam</w:t>
       </w:r>
-      <w:hyperlink r:id="rId40">
-        <w:r>
-          <w:rPr>
-            <w:lang w:val="id_ID" w:bidi="id_ID"/>
-          </w:rPr>
-          <w:rPr>
-            <w:color w:val="0000EE"/>
-            <w:u w:val="single"/>
-          </w:rPr>
-          <w:t xml:space="preserve"> Mat. 10:38</w:t>
-        </w:r>
-      </w:hyperlink>
+      <w:r>
+        <w:rPr>
+          <w:lang w:val="id_ID" w:bidi="id_ID"/>
+        </w:rPr>
+        <w:t xml:space="preserve"> Mat. 10:38</w:t>
+      </w:r>
       <w:r>
         <w:rPr>
           <w:lang w:val="id_ID" w:bidi="id_ID"/>
@@ -36788,18 +36470,12 @@
         </w:rPr>
         <w:t xml:space="preserve"> kehidupan mereka saat ini akan kehilangan kehidupan kekal mereka, dan bahwa mereka yang telah kehilangan kehidupan mereka saat ini akan menemukan kehidupan kekal mereka. Jika akan lebih memudahkan pemahaman dalam bahasa Anda, Anda bisa membuat gagasan ini lebih eksplisit. Lihat bagaimana Anda menerjemahkan gagasan serupa dalam </w:t>
       </w:r>
-      <w:hyperlink r:id="rId41">
-        <w:r>
-          <w:rPr>
-            <w:lang w:val="id_ID" w:bidi="id_ID"/>
-          </w:rPr>
-          <w:rPr>
-            <w:color w:val="0000EE"/>
-            <w:u w:val="single"/>
-          </w:rPr>
-          <w:t>Mat. 10:39</w:t>
-        </w:r>
-      </w:hyperlink>
+      <w:r>
+        <w:rPr>
+          <w:lang w:val="id_ID" w:bidi="id_ID"/>
+        </w:rPr>
+        <w:t>Mat. 10:39</w:t>
+      </w:r>
       <w:r>
         <w:rPr>
           <w:lang w:val="id_ID" w:bidi="id_ID"/>
@@ -36930,18 +36606,12 @@
         </w:rPr>
         <w:t xml:space="preserve"> seseorang. Jika akan lebih memudahkan pemahaman dalam bahasa Anda, Anda bisa menggunakan ungkapan yang sebanding atau menyatakan maknanya secara jelas. Lihat bagaimana Anda menerjemahkan klausa serupa dalam </w:t>
       </w:r>
-      <w:hyperlink r:id="rId41">
-        <w:r>
-          <w:rPr>
-            <w:lang w:val="id_ID" w:bidi="id_ID"/>
-          </w:rPr>
-          <w:rPr>
-            <w:color w:val="0000EE"/>
-            <w:u w:val="single"/>
-          </w:rPr>
-          <w:t>Mat. 10:39</w:t>
-        </w:r>
-      </w:hyperlink>
+      <w:r>
+        <w:rPr>
+          <w:lang w:val="id_ID" w:bidi="id_ID"/>
+        </w:rPr>
+        <w:t>Mat. 10:39</w:t>
+      </w:r>
       <w:r>
         <w:rPr>
           <w:lang w:val="id_ID" w:bidi="id_ID"/>
@@ -37196,18 +36866,12 @@
         </w:rPr>
         <w:t xml:space="preserve">. Agar mudah dipahami dalam bahasa Anda, Anda bisa menggunakan ungkapan yang sebanding atau menyatakan maknanya dengan jelas. Lihat bagaimana Anda menerjemahkan klausa serupa dalam </w:t>
       </w:r>
-      <w:hyperlink r:id="rId41">
-        <w:r>
-          <w:rPr>
-            <w:lang w:val="id_ID" w:bidi="id_ID"/>
-          </w:rPr>
-          <w:rPr>
-            <w:color w:val="0000EE"/>
-            <w:u w:val="single"/>
-          </w:rPr>
-          <w:t>Mat. 10:39</w:t>
-        </w:r>
-      </w:hyperlink>
+      <w:r>
+        <w:rPr>
+          <w:lang w:val="id_ID" w:bidi="id_ID"/>
+        </w:rPr>
+        <w:t>Mat. 10:39</w:t>
+      </w:r>
       <w:r>
         <w:rPr>
           <w:lang w:val="id_ID" w:bidi="id_ID"/>
@@ -37436,18 +37100,12 @@
         </w:rPr>
         <w:t xml:space="preserve">memperkenalkan dasar lain untuk apa yang Yesus katakan dalam </w:t>
       </w:r>
-      <w:hyperlink r:id="rId42">
-        <w:r>
-          <w:rPr>
-            <w:lang w:val="id_ID" w:bidi="id_ID"/>
-          </w:rPr>
-          <w:rPr>
-            <w:color w:val="0000EE"/>
-            <w:u w:val="single"/>
-          </w:rPr>
-          <w:t>Mat 16:24</w:t>
-        </w:r>
-      </w:hyperlink>
+      <w:r>
+        <w:rPr>
+          <w:lang w:val="id_ID" w:bidi="id_ID"/>
+        </w:rPr>
+        <w:t>Mat 16:24</w:t>
+      </w:r>
       <w:r>
         <w:rPr>
           <w:lang w:val="id_ID" w:bidi="id_ID"/>
@@ -38452,36 +38110,24 @@
         </w:rPr>
         <w:t xml:space="preserve"> bisa memperkenalkan dasar untuk: (1) apa yang Yesus katakan dalam </w:t>
       </w:r>
-      <w:hyperlink r:id="rId43">
-        <w:r>
-          <w:rPr>
-            <w:lang w:val="id_ID" w:bidi="id_ID"/>
-          </w:rPr>
-          <w:rPr>
-            <w:color w:val="0000EE"/>
-            <w:u w:val="single"/>
-          </w:rPr>
-          <w:t>Mat. 16:26</w:t>
-        </w:r>
-      </w:hyperlink>
+      <w:r>
+        <w:rPr>
+          <w:lang w:val="id_ID" w:bidi="id_ID"/>
+        </w:rPr>
+        <w:t>Mat. 16:26</w:t>
+      </w:r>
       <w:r>
         <w:rPr>
           <w:lang w:val="id_ID" w:bidi="id_ID"/>
         </w:rPr>
         <w:t xml:space="preserve"> tentang bagaimana tidak ada yang lebih berharga daripada jiwa seseorang. Terjemahan alternatif: “kamu harus memikirkan jiwamu karena” (2) apa yang Yesus katakan dalam </w:t>
       </w:r>
-      <w:hyperlink r:id="rId44">
-        <w:r>
-          <w:rPr>
-            <w:lang w:val="id_ID" w:bidi="id_ID"/>
-          </w:rPr>
-          <w:rPr>
-            <w:color w:val="0000EE"/>
-            <w:u w:val="single"/>
-          </w:rPr>
-          <w:t>Mat. 16:24–26</w:t>
-        </w:r>
-      </w:hyperlink>
+      <w:r>
+        <w:rPr>
+          <w:lang w:val="id_ID" w:bidi="id_ID"/>
+        </w:rPr>
+        <w:t>Mat. 16:24–26</w:t>
+      </w:r>
       <w:r>
         <w:rPr>
           <w:lang w:val="id_ID" w:bidi="id_ID"/>
@@ -39990,18 +39636,12 @@
         </w:rPr>
         <w:t xml:space="preserve">Lihat bagaimana Anda menerjemahkan kalimat yang identik dalam </w:t>
       </w:r>
-      <w:hyperlink r:id="rId45">
-        <w:r>
-          <w:rPr>
-            <w:lang w:val="id_ID" w:bidi="id_ID"/>
-          </w:rPr>
-          <w:rPr>
-            <w:color w:val="0000EE"/>
-            <w:u w:val="single"/>
-          </w:rPr>
-          <w:t>Mat. 3:17</w:t>
-        </w:r>
-      </w:hyperlink>
+      <w:r>
+        <w:rPr>
+          <w:lang w:val="id_ID" w:bidi="id_ID"/>
+        </w:rPr>
+        <w:t>Mat. 3:17</w:t>
+      </w:r>
       <w:r>
         <w:rPr>
           <w:lang w:val="id_ID" w:bidi="id_ID"/>

--- a/ind/docx/40.content.docx
+++ b/ind/docx/40.content.docx
@@ -13071,19 +13071,7 @@
         <w:rPr>
           <w:lang w:val="id_ID" w:bidi="id_ID"/>
         </w:rPr>
-        <w:t xml:space="preserve"> adalah cara yang biasa untuk menunjukkan sebuah kutipan dari teks yang penting, dalam hal ini, kitab Perjanjian Lama yang ditulis oleh nabi Yesaya (lihat </w:t>
-      </w:r>
-      <w:r>
-        <w:rPr>
-          <w:lang w:val="id_ID" w:bidi="id_ID"/>
-        </w:rPr>
-        <w:t>7:14</w:t>
-      </w:r>
-      <w:r>
-        <w:rPr>
-          <w:lang w:val="id_ID" w:bidi="id_ID"/>
-        </w:rPr>
-        <w:t>). Jika berguna dalam bahasa Anda, Anda dapat menggunakan frasa sebanding yang menunjukkan bahwa kitab Matius mengutip dari sebuah teks yang penting. Terjemahan alternatif: “yang ditulis dalam kitab Yesaya” atau “yang menyatakan”</w:t>
+        <w:t xml:space="preserve"> adalah cara yang biasa untuk menunjukkan sebuah kutipan dari teks yang penting, dalam hal ini, kitab Perjanjian Lama yang ditulis oleh nabi Yesaya (lihat 7:14). Jika berguna dalam bahasa Anda, Anda dapat menggunakan frasa sebanding yang menunjukkan bahwa kitab Matius mengutip dari sebuah teks yang penting. Terjemahan alternatif: “yang ditulis dalam kitab Yesaya” atau “yang menyatakan”</w:t>
       </w:r>
     </w:p>
     <w:p>

--- a/ind/docx/40.content.docx
+++ b/ind/docx/40.content.docx
@@ -173,4268 +173,6 @@
           <w:docGrid w:linePitch="360"/>
         </w:sectPr>
       </w:pPr>
-    </w:p>
-    <w:p>
-      <w:pPr/>
-      <w:r>
-        <w:rPr>
-          <w:lang w:val="id_ID" w:bidi="id_ID"/>
-        </w:rPr>
-      </w:r>
-    </w:p>
-    <w:p>
-      <w:pPr>
-        <w:pStyle w:val="Heading2"/>
-      </w:pPr>
-      <w:r>
-        <w:rPr>
-          <w:lang w:val="id_ID" w:bidi="id_ID"/>
-        </w:rPr>
-        <w:t>1 Timotius 1:3 (#3)</w:t>
-      </w:r>
-      <w:r>
-        <w:rPr>
-          <w:lang w:val="id_ID" w:bidi="id_ID"/>
-        </w:rPr>
-      </w:r>
-    </w:p>
-    <w:p>
-      <w:pPr/>
-      <w:r>
-        <w:rPr>
-          <w:lang w:val="id_ID" w:bidi="id_ID"/>
-        </w:rPr>
-      </w:r>
-      <w:r>
-        <w:rPr>
-          <w:lang w:val="id_ID" w:bidi="id_ID"/>
-        </w:rPr>
-      </w:r>
-      <w:r>
-        <w:rPr>
-          <w:lang w:val="id_ID" w:bidi="id_ID"/>
-        </w:rPr>
-      </w:r>
-    </w:p>
-    <w:p>
-      <w:pPr/>
-      <w:r>
-        <w:rPr>
-          <w:lang w:val="id_ID" w:bidi="id_ID"/>
-        </w:rPr>
-      </w:r>
-    </w:p>
-    <w:p>
-      <w:pPr>
-        <w:pStyle w:val="Heading2"/>
-      </w:pPr>
-      <w:r>
-        <w:rPr>
-          <w:lang w:val="id_ID" w:bidi="id_ID"/>
-        </w:rPr>
-        <w:t>1 Timotius 1:3 (#4)</w:t>
-      </w:r>
-      <w:r>
-        <w:rPr>
-          <w:lang w:val="id_ID" w:bidi="id_ID"/>
-        </w:rPr>
-      </w:r>
-    </w:p>
-    <w:p>
-      <w:pPr/>
-      <w:r>
-        <w:rPr>
-          <w:lang w:val="id_ID" w:bidi="id_ID"/>
-        </w:rPr>
-      </w:r>
-    </w:p>
-    <w:p>
-      <w:pPr/>
-      <w:r>
-        <w:rPr>
-          <w:lang w:val="id_ID" w:bidi="id_ID"/>
-        </w:rPr>
-      </w:r>
-      <w:r>
-        <w:rPr>
-          <w:lang w:val="id_ID" w:bidi="id_ID"/>
-        </w:rPr>
-        <w:t xml:space="preserve">Lihat: </w:t>
-      </w:r>
-      <w:r>
-        <w:rPr>
-          <w:lang w:val="id_ID" w:bidi="id_ID"/>
-        </w:rPr>
-        <w:t>Cara Menerjemahkan Nama</w:t>
-      </w:r>
-      <w:r>
-        <w:rPr>
-          <w:lang w:val="id_ID" w:bidi="id_ID"/>
-        </w:rPr>
-      </w:r>
-      <w:r>
-        <w:rPr>
-          <w:lang w:val="id_ID" w:bidi="id_ID"/>
-        </w:rPr>
-      </w:r>
-    </w:p>
-    <w:p>
-      <w:pPr/>
-      <w:r>
-        <w:rPr>
-          <w:lang w:val="id_ID" w:bidi="id_ID"/>
-        </w:rPr>
-      </w:r>
-    </w:p>
-    <w:p>
-      <w:pPr>
-        <w:pStyle w:val="Heading2"/>
-      </w:pPr>
-      <w:r>
-        <w:rPr>
-          <w:lang w:val="id_ID" w:bidi="id_ID"/>
-        </w:rPr>
-        <w:t>1 Timotius 1:3 (#5)</w:t>
-      </w:r>
-      <w:r>
-        <w:rPr>
-          <w:lang w:val="id_ID" w:bidi="id_ID"/>
-        </w:rPr>
-      </w:r>
-    </w:p>
-    <w:p>
-      <w:pPr/>
-      <w:r>
-        <w:rPr>
-          <w:lang w:val="id_ID" w:bidi="id_ID"/>
-        </w:rPr>
-      </w:r>
-      <w:r>
-        <w:rPr>
-          <w:lang w:val="id_ID" w:bidi="id_ID"/>
-        </w:rPr>
-      </w:r>
-      <w:r>
-        <w:rPr>
-          <w:lang w:val="id_ID" w:bidi="id_ID"/>
-        </w:rPr>
-      </w:r>
-    </w:p>
-    <w:p>
-      <w:pPr/>
-      <w:r>
-        <w:rPr>
-          <w:lang w:val="id_ID" w:bidi="id_ID"/>
-        </w:rPr>
-      </w:r>
-    </w:p>
-    <w:p>
-      <w:pPr>
-        <w:pStyle w:val="Heading2"/>
-      </w:pPr>
-      <w:r>
-        <w:rPr>
-          <w:lang w:val="id_ID" w:bidi="id_ID"/>
-        </w:rPr>
-        <w:t>1 Timotius 1:5 (#6)</w:t>
-      </w:r>
-      <w:r>
-        <w:rPr>
-          <w:lang w:val="id_ID" w:bidi="id_ID"/>
-        </w:rPr>
-      </w:r>
-    </w:p>
-    <w:p>
-      <w:pPr/>
-      <w:r>
-        <w:rPr>
-          <w:lang w:val="id_ID" w:bidi="id_ID"/>
-        </w:rPr>
-      </w:r>
-      <w:r>
-        <w:rPr>
-          <w:lang w:val="id_ID" w:bidi="id_ID"/>
-        </w:rPr>
-        <w:t xml:space="preserve">Di sini, kata </w:t>
-      </w:r>
-      <w:r>
-        <w:rPr>
-          <w:b/>
-          <w:lang w:val="id_ID" w:bidi="id_ID"/>
-        </w:rPr>
-        <w:t>murni</w:t>
-      </w:r>
-      <w:r>
-        <w:rPr>
-          <w:lang w:val="id_ID" w:bidi="id_ID"/>
-        </w:rPr>
-        <w:t xml:space="preserve"> secara kiasan menunjukkan bahwa orang tersebut hanya menginginkan hal-hal yang baik dan tidak mempunyai motif campur aduk yang juga mencakup motif buruk. Terjemahan lain: “dari keinginan hanya pada apa yang baik”</w:t>
-      </w:r>
-    </w:p>
-    <w:p>
-      <w:pPr/>
-      <w:r>
-        <w:rPr>
-          <w:lang w:val="id_ID" w:bidi="id_ID"/>
-        </w:rPr>
-      </w:r>
-      <w:r>
-        <w:rPr>
-          <w:lang w:val="id_ID" w:bidi="id_ID"/>
-        </w:rPr>
-        <w:t xml:space="preserve">Lihat: </w:t>
-      </w:r>
-      <w:r>
-        <w:rPr>
-          <w:lang w:val="id_ID" w:bidi="id_ID"/>
-        </w:rPr>
-        <w:t>Metonimi</w:t>
-      </w:r>
-      <w:r>
-        <w:rPr>
-          <w:lang w:val="id_ID" w:bidi="id_ID"/>
-        </w:rPr>
-      </w:r>
-      <w:r>
-        <w:rPr>
-          <w:lang w:val="id_ID" w:bidi="id_ID"/>
-        </w:rPr>
-      </w:r>
-    </w:p>
-    <w:p>
-      <w:pPr/>
-      <w:r>
-        <w:rPr>
-          <w:lang w:val="id_ID" w:bidi="id_ID"/>
-        </w:rPr>
-      </w:r>
-    </w:p>
-    <w:p>
-      <w:pPr>
-        <w:pStyle w:val="Heading2"/>
-      </w:pPr>
-      <w:r>
-        <w:rPr>
-          <w:lang w:val="id_ID" w:bidi="id_ID"/>
-        </w:rPr>
-        <w:t>1 Timotius 1:5 (#8)</w:t>
-      </w:r>
-      <w:r>
-        <w:rPr>
-          <w:lang w:val="id_ID" w:bidi="id_ID"/>
-        </w:rPr>
-      </w:r>
-    </w:p>
-    <w:p>
-      <w:pPr/>
-      <w:r>
-        <w:rPr>
-          <w:lang w:val="id_ID" w:bidi="id_ID"/>
-        </w:rPr>
-      </w:r>
-      <w:r>
-        <w:rPr>
-          <w:lang w:val="id_ID" w:bidi="id_ID"/>
-        </w:rPr>
-        <w:t xml:space="preserve">Paulus menyatakan bahwa </w:t>
-      </w:r>
-      <w:r>
-        <w:rPr>
-          <w:b/>
-          <w:lang w:val="id_ID" w:bidi="id_ID"/>
-        </w:rPr>
-        <w:t>sebuah iman yang tulus</w:t>
-      </w:r>
-      <w:r>
-        <w:rPr>
-          <w:lang w:val="id_ID" w:bidi="id_ID"/>
-        </w:rPr>
-        <w:t xml:space="preserve"> sebagai hal ketiga yang menuntun pada kasih, yang merupakan satu-satunya tujuan dari perintah itu. Ini bukan tujuan ketiga dari perintah tersebut. Terjemahan lain: “dan dari iman yang sejati” atau “dan dari iman yang tanpa kemunafikan”</w:t>
-      </w:r>
-      <w:r>
-        <w:rPr>
-          <w:lang w:val="id_ID" w:bidi="id_ID"/>
-        </w:rPr>
-      </w:r>
-      <w:r>
-        <w:rPr>
-          <w:lang w:val="id_ID" w:bidi="id_ID"/>
-        </w:rPr>
-      </w:r>
-    </w:p>
-    <w:p>
-      <w:pPr/>
-      <w:r>
-        <w:rPr>
-          <w:lang w:val="id_ID" w:bidi="id_ID"/>
-        </w:rPr>
-      </w:r>
-    </w:p>
-    <w:p>
-      <w:pPr>
-        <w:pStyle w:val="Heading2"/>
-      </w:pPr>
-      <w:r>
-        <w:rPr>
-          <w:lang w:val="id_ID" w:bidi="id_ID"/>
-        </w:rPr>
-        <w:t>1 Timotius 1:7 (#2)</w:t>
-      </w:r>
-      <w:r>
-        <w:rPr>
-          <w:lang w:val="id_ID" w:bidi="id_ID"/>
-        </w:rPr>
-      </w:r>
-    </w:p>
-    <w:p>
-      <w:pPr/>
-      <w:r>
-        <w:rPr>
-          <w:lang w:val="id_ID" w:bidi="id_ID"/>
-        </w:rPr>
-      </w:r>
-      <w:r>
-        <w:rPr>
-          <w:lang w:val="id_ID" w:bidi="id_ID"/>
-        </w:rPr>
-        <w:t>Jika dalam bahasa Anda tidak jelas perbedaannya antara apa yang diinginkan oleh orang-orang ini (pengajar hukum Taurat) dan kemampuan mereka untuk melakukannya, Anda mungkin ingin menandai perbedaannya. Terjemahan alternatif: "tetapi tidak mengerti" atau "namun mereka tidak mengerti"</w:t>
-      </w:r>
-    </w:p>
-    <w:p>
-      <w:pPr/>
-      <w:r>
-        <w:rPr>
-          <w:lang w:val="id_ID" w:bidi="id_ID"/>
-        </w:rPr>
-      </w:r>
-      <w:r>
-        <w:rPr>
-          <w:lang w:val="id_ID" w:bidi="id_ID"/>
-        </w:rPr>
-        <w:t xml:space="preserve">Lihat: </w:t>
-      </w:r>
-      <w:r>
-        <w:rPr>
-          <w:lang w:val="id_ID" w:bidi="id_ID"/>
-        </w:rPr>
-        <w:t>Connect — Contrast Relationship</w:t>
-      </w:r>
-      <w:r>
-        <w:rPr>
-          <w:lang w:val="id_ID" w:bidi="id_ID"/>
-        </w:rPr>
-      </w:r>
-      <w:r>
-        <w:rPr>
-          <w:lang w:val="id_ID" w:bidi="id_ID"/>
-        </w:rPr>
-      </w:r>
-    </w:p>
-    <w:p>
-      <w:pPr/>
-      <w:r>
-        <w:rPr>
-          <w:lang w:val="id_ID" w:bidi="id_ID"/>
-        </w:rPr>
-      </w:r>
-    </w:p>
-    <w:p>
-      <w:pPr>
-        <w:pStyle w:val="Heading2"/>
-      </w:pPr>
-      <w:r>
-        <w:rPr>
-          <w:lang w:val="id_ID" w:bidi="id_ID"/>
-        </w:rPr>
-        <w:t>1 Timotius 1:8 (#2)</w:t>
-      </w:r>
-      <w:r>
-        <w:rPr>
-          <w:lang w:val="id_ID" w:bidi="id_ID"/>
-        </w:rPr>
-      </w:r>
-    </w:p>
-    <w:p>
-      <w:pPr/>
-      <w:r>
-        <w:rPr>
-          <w:lang w:val="id_ID" w:bidi="id_ID"/>
-        </w:rPr>
-      </w:r>
-      <w:r>
-        <w:rPr>
-          <w:lang w:val="id_ID" w:bidi="id_ID"/>
-        </w:rPr>
-        <w:t xml:space="preserve">Dalam surat ini, Paulus menggunakan kata </w:t>
-      </w:r>
-      <w:r>
-        <w:rPr>
-          <w:b/>
-          <w:lang w:val="id_ID" w:bidi="id_ID"/>
-        </w:rPr>
-        <w:t>kami</w:t>
-      </w:r>
-      <w:r>
-        <w:rPr>
-          <w:lang w:val="id_ID" w:bidi="id_ID"/>
-        </w:rPr>
-        <w:t xml:space="preserve">, </w:t>
-      </w:r>
-      <w:r>
-        <w:rPr>
-          <w:b/>
-          <w:lang w:val="id_ID" w:bidi="id_ID"/>
-        </w:rPr>
-        <w:t>kita,</w:t>
-      </w:r>
-      <w:r>
-        <w:rPr>
-          <w:lang w:val="id_ID" w:bidi="id_ID"/>
-        </w:rPr>
-        <w:t xml:space="preserve"> dan </w:t>
-      </w:r>
-      <w:r>
-        <w:rPr>
-          <w:b/>
-          <w:lang w:val="id_ID" w:bidi="id_ID"/>
-        </w:rPr>
-        <w:t>kita</w:t>
-      </w:r>
-      <w:r>
-        <w:rPr>
-          <w:lang w:val="id_ID" w:bidi="id_ID"/>
-        </w:rPr>
-        <w:t xml:space="preserve"> untuk merujuk kepada Timotius dan dirinya sendiri, atau kepada semua orang percaya, yang juga mencakup mereka berdua. Jadi secara umum, kata-kata ini mencakup si penerima. Sebuah catatan akan membahas satu pengecualian yang mungkin terjadi dalam </w:t>
-      </w:r>
-      <w:r>
-        <w:rPr>
-          <w:lang w:val="id_ID" w:bidi="id_ID"/>
-        </w:rPr>
-        <w:t>4:10</w:t>
-      </w:r>
-      <w:r>
-        <w:rPr>
-          <w:lang w:val="id_ID" w:bidi="id_ID"/>
-        </w:rPr>
-        <w:t>.</w:t>
-      </w:r>
-    </w:p>
-    <w:p>
-      <w:pPr/>
-      <w:r>
-        <w:rPr>
-          <w:lang w:val="id_ID" w:bidi="id_ID"/>
-        </w:rPr>
-      </w:r>
-      <w:r>
-        <w:rPr>
-          <w:lang w:val="id_ID" w:bidi="id_ID"/>
-        </w:rPr>
-        <w:t xml:space="preserve">Lihat: </w:t>
-      </w:r>
-      <w:r>
-        <w:rPr>
-          <w:lang w:val="id_ID" w:bidi="id_ID"/>
-        </w:rPr>
-        <w:t>Kami/Kita yang Eksklusif dan Inklusif</w:t>
-      </w:r>
-      <w:r>
-        <w:rPr>
-          <w:lang w:val="id_ID" w:bidi="id_ID"/>
-        </w:rPr>
-      </w:r>
-      <w:r>
-        <w:rPr>
-          <w:lang w:val="id_ID" w:bidi="id_ID"/>
-        </w:rPr>
-      </w:r>
-    </w:p>
-    <w:p>
-      <w:pPr/>
-      <w:r>
-        <w:rPr>
-          <w:lang w:val="id_ID" w:bidi="id_ID"/>
-        </w:rPr>
-      </w:r>
-    </w:p>
-    <w:p>
-      <w:pPr>
-        <w:pStyle w:val="Heading2"/>
-      </w:pPr>
-      <w:r>
-        <w:rPr>
-          <w:lang w:val="id_ID" w:bidi="id_ID"/>
-        </w:rPr>
-        <w:t>1 Timotius 1:9 (#3)</w:t>
-      </w:r>
-      <w:r>
-        <w:rPr>
-          <w:lang w:val="id_ID" w:bidi="id_ID"/>
-        </w:rPr>
-      </w:r>
-    </w:p>
-    <w:p>
-      <w:pPr/>
-      <w:r>
-        <w:rPr>
-          <w:lang w:val="id_ID" w:bidi="id_ID"/>
-        </w:rPr>
-      </w:r>
-      <w:r>
-        <w:rPr>
-          <w:lang w:val="id_ID" w:bidi="id_ID"/>
-        </w:rPr>
-        <w:t xml:space="preserve">Paulus menggunakan kata sifat </w:t>
-      </w:r>
-      <w:r>
-        <w:rPr>
-          <w:b/>
-          <w:lang w:val="id_ID" w:bidi="id_ID"/>
-        </w:rPr>
-        <w:t>benar (hanya)</w:t>
-      </w:r>
-      <w:r>
-        <w:rPr>
-          <w:lang w:val="id_ID" w:bidi="id_ID"/>
-        </w:rPr>
-        <w:t xml:space="preserve"> sebagai kata benda, untuk merujuk pada kelas orang yang dijelaskannya. Jika itu akan membantu dalam bahasa Anda, Anda dapat mengungkapkan istilah ini dengan menerjemahkannya dengan frasa kata benda. Terjemahan alternatif: "bagi orang-orang yang benar"</w:t>
-      </w:r>
-    </w:p>
-    <w:p>
-      <w:pPr/>
-      <w:r>
-        <w:rPr>
-          <w:lang w:val="id_ID" w:bidi="id_ID"/>
-        </w:rPr>
-      </w:r>
-      <w:r>
-        <w:rPr>
-          <w:lang w:val="id_ID" w:bidi="id_ID"/>
-        </w:rPr>
-        <w:t xml:space="preserve">Lihat: </w:t>
-      </w:r>
-      <w:r>
-        <w:rPr>
-          <w:lang w:val="id_ID" w:bidi="id_ID"/>
-        </w:rPr>
-        <w:t>Kata Sifat Nominal</w:t>
-      </w:r>
-      <w:r>
-        <w:rPr>
-          <w:lang w:val="id_ID" w:bidi="id_ID"/>
-        </w:rPr>
-      </w:r>
-      <w:r>
-        <w:rPr>
-          <w:lang w:val="id_ID" w:bidi="id_ID"/>
-        </w:rPr>
-      </w:r>
-    </w:p>
-    <w:p>
-      <w:pPr/>
-      <w:r>
-        <w:rPr>
-          <w:lang w:val="id_ID" w:bidi="id_ID"/>
-        </w:rPr>
-      </w:r>
-    </w:p>
-    <w:p>
-      <w:pPr>
-        <w:pStyle w:val="Heading2"/>
-      </w:pPr>
-      <w:r>
-        <w:rPr>
-          <w:lang w:val="id_ID" w:bidi="id_ID"/>
-        </w:rPr>
-        <w:t>1 Timotius 1:10 (#3)</w:t>
-      </w:r>
-      <w:r>
-        <w:rPr>
-          <w:lang w:val="id_ID" w:bidi="id_ID"/>
-        </w:rPr>
-      </w:r>
-    </w:p>
-    <w:p>
-      <w:pPr/>
-      <w:r>
-        <w:rPr>
-          <w:lang w:val="id_ID" w:bidi="id_ID"/>
-        </w:rPr>
-      </w:r>
-      <w:r>
-        <w:rPr>
-          <w:lang w:val="id_ID" w:bidi="id_ID"/>
-        </w:rPr>
-        <w:t xml:space="preserve">Istilah </w:t>
-      </w:r>
-      <w:r>
-        <w:rPr>
-          <w:b/>
-          <w:lang w:val="id_ID" w:bidi="id_ID"/>
-        </w:rPr>
-        <w:t>penculik</w:t>
-      </w:r>
-      <w:r>
-        <w:rPr>
-          <w:lang w:val="id_ID" w:bidi="id_ID"/>
-        </w:rPr>
-        <w:t xml:space="preserve"> adalah kata majemuk kelima dan terakhir dalam daftar ini. Paulus menggunakan istilah </w:t>
-      </w:r>
-      <w:r>
-        <w:rPr>
-          <w:b/>
-          <w:lang w:val="id_ID" w:bidi="id_ID"/>
-        </w:rPr>
-        <w:t>manusia</w:t>
-      </w:r>
-      <w:r>
-        <w:rPr>
-          <w:lang w:val="id_ID" w:bidi="id_ID"/>
-        </w:rPr>
-        <w:t xml:space="preserve"> di sini dalam pengertian umum yang mencakup pria dan wanita. Terjemahan alternatif: "orang yang menculik orang lain untuk dijual sebagai budak"</w:t>
-      </w:r>
-    </w:p>
-    <w:p>
-      <w:pPr/>
-      <w:r>
-        <w:rPr>
-          <w:lang w:val="id_ID" w:bidi="id_ID"/>
-        </w:rPr>
-      </w:r>
-      <w:r>
-        <w:rPr>
-          <w:lang w:val="id_ID" w:bidi="id_ID"/>
-        </w:rPr>
-        <w:t xml:space="preserve">Lihat: </w:t>
-      </w:r>
-      <w:r>
-        <w:rPr>
-          <w:lang w:val="id_ID" w:bidi="id_ID"/>
-        </w:rPr>
-        <w:t>When Masculine Words Include Women</w:t>
-      </w:r>
-      <w:r>
-        <w:rPr>
-          <w:lang w:val="id_ID" w:bidi="id_ID"/>
-        </w:rPr>
-      </w:r>
-      <w:r>
-        <w:rPr>
-          <w:lang w:val="id_ID" w:bidi="id_ID"/>
-        </w:rPr>
-      </w:r>
-    </w:p>
-    <w:p>
-      <w:pPr/>
-      <w:r>
-        <w:rPr>
-          <w:lang w:val="id_ID" w:bidi="id_ID"/>
-        </w:rPr>
-      </w:r>
-    </w:p>
-    <w:p>
-      <w:pPr>
-        <w:pStyle w:val="Heading2"/>
-      </w:pPr>
-      <w:r>
-        <w:rPr>
-          <w:lang w:val="id_ID" w:bidi="id_ID"/>
-        </w:rPr>
-        <w:t>1 Timotius 1:13 (#2)</w:t>
-      </w:r>
-      <w:r>
-        <w:rPr>
-          <w:lang w:val="id_ID" w:bidi="id_ID"/>
-        </w:rPr>
-      </w:r>
-    </w:p>
-    <w:p>
-      <w:pPr/>
-      <w:r>
-        <w:rPr>
-          <w:lang w:val="id_ID" w:bidi="id_ID"/>
-        </w:rPr>
-      </w:r>
-      <w:r>
-        <w:rPr>
-          <w:lang w:val="id_ID" w:bidi="id_ID"/>
-        </w:rPr>
-        <w:t>Paulus mengacu pada karakternya sebelum dia percaya kepada Yesus. Terjemahan alternatif: “seorang yang menganiaya mereka yang percaya kepada Yesus”</w:t>
-      </w:r>
-    </w:p>
-    <w:p>
-      <w:pPr/>
-      <w:r>
-        <w:rPr>
-          <w:lang w:val="id_ID" w:bidi="id_ID"/>
-        </w:rPr>
-      </w:r>
-      <w:r>
-        <w:rPr>
-          <w:lang w:val="id_ID" w:bidi="id_ID"/>
-        </w:rPr>
-        <w:t xml:space="preserve">Lihat: </w:t>
-      </w:r>
-      <w:r>
-        <w:rPr>
-          <w:lang w:val="id_ID" w:bidi="id_ID"/>
-        </w:rPr>
-        <w:t>Assumed Knowledge and Implicit Information</w:t>
-      </w:r>
-      <w:r>
-        <w:rPr>
-          <w:lang w:val="id_ID" w:bidi="id_ID"/>
-        </w:rPr>
-      </w:r>
-      <w:r>
-        <w:rPr>
-          <w:lang w:val="id_ID" w:bidi="id_ID"/>
-        </w:rPr>
-      </w:r>
-    </w:p>
-    <w:p>
-      <w:pPr/>
-      <w:r>
-        <w:rPr>
-          <w:lang w:val="id_ID" w:bidi="id_ID"/>
-        </w:rPr>
-      </w:r>
-    </w:p>
-    <w:p>
-      <w:pPr>
-        <w:pStyle w:val="Heading2"/>
-      </w:pPr>
-      <w:r>
-        <w:rPr>
-          <w:lang w:val="id_ID" w:bidi="id_ID"/>
-        </w:rPr>
-        <w:t>1 Timotius 1:13 (#3)</w:t>
-      </w:r>
-      <w:r>
-        <w:rPr>
-          <w:lang w:val="id_ID" w:bidi="id_ID"/>
-        </w:rPr>
-      </w:r>
-    </w:p>
-    <w:p>
-      <w:pPr/>
-      <w:r>
-        <w:rPr>
-          <w:lang w:val="id_ID" w:bidi="id_ID"/>
-        </w:rPr>
-      </w:r>
-      <w:r>
-        <w:rPr>
-          <w:lang w:val="id_ID" w:bidi="id_ID"/>
-        </w:rPr>
-        <w:t>Paulus mengacu pada karakternya sebelum dia percaya kepada Yesus. Terjemahan alternatif: “seorang yang melakukan kekerasan” atau “seorang yang menggunakan kekerasan terhadap mereka yang percaya kepada Yesus”</w:t>
-      </w:r>
-    </w:p>
-    <w:p>
-      <w:pPr/>
-      <w:r>
-        <w:rPr>
-          <w:lang w:val="id_ID" w:bidi="id_ID"/>
-        </w:rPr>
-      </w:r>
-      <w:r>
-        <w:rPr>
-          <w:lang w:val="id_ID" w:bidi="id_ID"/>
-        </w:rPr>
-        <w:t xml:space="preserve">Lihat: </w:t>
-      </w:r>
-      <w:r>
-        <w:rPr>
-          <w:lang w:val="id_ID" w:bidi="id_ID"/>
-        </w:rPr>
-        <w:t>Assumed Knowledge and Implicit Information</w:t>
-      </w:r>
-      <w:r>
-        <w:rPr>
-          <w:lang w:val="id_ID" w:bidi="id_ID"/>
-        </w:rPr>
-      </w:r>
-      <w:r>
-        <w:rPr>
-          <w:lang w:val="id_ID" w:bidi="id_ID"/>
-        </w:rPr>
-      </w:r>
-    </w:p>
-    <w:p>
-      <w:pPr/>
-      <w:r>
-        <w:rPr>
-          <w:lang w:val="id_ID" w:bidi="id_ID"/>
-        </w:rPr>
-      </w:r>
-    </w:p>
-    <w:p>
-      <w:pPr>
-        <w:pStyle w:val="Heading2"/>
-      </w:pPr>
-      <w:r>
-        <w:rPr>
-          <w:lang w:val="id_ID" w:bidi="id_ID"/>
-        </w:rPr>
-        <w:t>1 Timotius 2:2 (#2)</w:t>
-      </w:r>
-      <w:r>
-        <w:rPr>
-          <w:lang w:val="id_ID" w:bidi="id_ID"/>
-        </w:rPr>
-      </w:r>
-    </w:p>
-    <w:p>
-      <w:pPr/>
-      <w:r>
-        <w:rPr>
-          <w:lang w:val="id_ID" w:bidi="id_ID"/>
-        </w:rPr>
-      </w:r>
-      <w:r>
-        <w:rPr>
-          <w:lang w:val="id_ID" w:bidi="id_ID"/>
-        </w:rPr>
-        <w:t xml:space="preserve">Jika hal ini bermanfaat bagi pembaca, Anda dapat mengungkapkan gagasan yang tersirat di balik kata benda abstrak </w:t>
-      </w:r>
-      <w:r>
-        <w:rPr>
-          <w:b/>
-          <w:lang w:val="id_ID" w:bidi="id_ID"/>
-        </w:rPr>
-        <w:t>kesalehan</w:t>
-      </w:r>
-      <w:r>
-        <w:rPr>
-          <w:lang w:val="id_ID" w:bidi="id_ID"/>
-        </w:rPr>
-        <w:t xml:space="preserve"> dan </w:t>
-      </w:r>
-      <w:r>
-        <w:rPr>
-          <w:b/>
-          <w:lang w:val="id_ID" w:bidi="id_ID"/>
-        </w:rPr>
-        <w:t>kehormatan</w:t>
-      </w:r>
-      <w:r>
-        <w:rPr>
-          <w:lang w:val="id_ID" w:bidi="id_ID"/>
-        </w:rPr>
-        <w:t xml:space="preserve"> dengan frase yang menggunakan kata kerja seperti “kehormatan” dan “rasa hormat”. Terjemahan lain: “yang memuliakan Tuhan sehinga orang lain menaruh hormat”</w:t>
-      </w:r>
-    </w:p>
-    <w:p>
-      <w:pPr/>
-      <w:r>
-        <w:rPr>
-          <w:lang w:val="id_ID" w:bidi="id_ID"/>
-        </w:rPr>
-      </w:r>
-      <w:r>
-        <w:rPr>
-          <w:lang w:val="id_ID" w:bidi="id_ID"/>
-        </w:rPr>
-        <w:t xml:space="preserve">Lihat: </w:t>
-      </w:r>
-      <w:r>
-        <w:rPr>
-          <w:lang w:val="id_ID" w:bidi="id_ID"/>
-        </w:rPr>
-        <w:t>Kata Benda Abstrak</w:t>
-      </w:r>
-      <w:r>
-        <w:rPr>
-          <w:lang w:val="id_ID" w:bidi="id_ID"/>
-        </w:rPr>
-      </w:r>
-      <w:r>
-        <w:rPr>
-          <w:lang w:val="id_ID" w:bidi="id_ID"/>
-        </w:rPr>
-      </w:r>
-    </w:p>
-    <w:p>
-      <w:pPr/>
-      <w:r>
-        <w:rPr>
-          <w:lang w:val="id_ID" w:bidi="id_ID"/>
-        </w:rPr>
-      </w:r>
-    </w:p>
-    <w:p>
-      <w:pPr>
-        <w:pStyle w:val="Heading2"/>
-      </w:pPr>
-      <w:r>
-        <w:rPr>
-          <w:lang w:val="id_ID" w:bidi="id_ID"/>
-        </w:rPr>
-        <w:t>1 Timotius 2:7 (#9)</w:t>
-      </w:r>
-      <w:r>
-        <w:rPr>
-          <w:lang w:val="id_ID" w:bidi="id_ID"/>
-        </w:rPr>
-      </w:r>
-    </w:p>
-    <w:p>
-      <w:pPr/>
-      <w:r>
-        <w:rPr>
-          <w:lang w:val="id_ID" w:bidi="id_ID"/>
-        </w:rPr>
-      </w:r>
-      <w:r>
-        <w:rPr>
-          <w:lang w:val="id_ID" w:bidi="id_ID"/>
-        </w:rPr>
-        <w:t xml:space="preserve">Kata </w:t>
-      </w:r>
-      <w:r>
-        <w:rPr>
-          <w:b/>
-          <w:lang w:val="id_ID" w:bidi="id_ID"/>
-        </w:rPr>
-        <w:t>orang-orang bukan Yahudi</w:t>
-      </w:r>
-      <w:r>
-        <w:rPr>
-          <w:lang w:val="id_ID" w:bidi="id_ID"/>
-        </w:rPr>
-        <w:t xml:space="preserve"> adalah sebutan untuk kelompok orang yang bukan Yahudi. Terjemahan alternatif: "kelompok orang yang bukan Yahudi"</w:t>
-      </w:r>
-    </w:p>
-    <w:p>
-      <w:pPr/>
-      <w:r>
-        <w:rPr>
-          <w:lang w:val="id_ID" w:bidi="id_ID"/>
-        </w:rPr>
-      </w:r>
-      <w:r>
-        <w:rPr>
-          <w:lang w:val="id_ID" w:bidi="id_ID"/>
-        </w:rPr>
-        <w:t xml:space="preserve">Lihat: </w:t>
-      </w:r>
-      <w:r>
-        <w:rPr>
-          <w:lang w:val="id_ID" w:bidi="id_ID"/>
-        </w:rPr>
-        <w:t>Cara Menerjemahkan Nama</w:t>
-      </w:r>
-      <w:r>
-        <w:rPr>
-          <w:lang w:val="id_ID" w:bidi="id_ID"/>
-        </w:rPr>
-      </w:r>
-      <w:r>
-        <w:rPr>
-          <w:lang w:val="id_ID" w:bidi="id_ID"/>
-        </w:rPr>
-      </w:r>
-    </w:p>
-    <w:p>
-      <w:pPr/>
-      <w:r>
-        <w:rPr>
-          <w:lang w:val="id_ID" w:bidi="id_ID"/>
-        </w:rPr>
-      </w:r>
-    </w:p>
-    <w:p>
-      <w:pPr>
-        <w:pStyle w:val="Heading2"/>
-      </w:pPr>
-      <w:r>
-        <w:rPr>
-          <w:lang w:val="id_ID" w:bidi="id_ID"/>
-        </w:rPr>
-        <w:t>1 Timotius 2:8 (#4)</w:t>
-      </w:r>
-      <w:r>
-        <w:rPr>
-          <w:lang w:val="id_ID" w:bidi="id_ID"/>
-        </w:rPr>
-      </w:r>
-    </w:p>
-    <w:p>
-      <w:pPr/>
-      <w:r>
-        <w:rPr>
-          <w:lang w:val="id_ID" w:bidi="id_ID"/>
-        </w:rPr>
-      </w:r>
-      <w:r>
-        <w:rPr>
-          <w:lang w:val="id_ID" w:bidi="id_ID"/>
-        </w:rPr>
-        <w:t xml:space="preserve">Di sini Paulus mengungkapkan satu gagasan dengan menggunakan dua kata yang dihubungkan dengan </w:t>
-      </w:r>
-      <w:r>
-        <w:rPr>
-          <w:b/>
-          <w:lang w:val="id_ID" w:bidi="id_ID"/>
-        </w:rPr>
-        <w:t>atau.</w:t>
-      </w:r>
-      <w:r>
-        <w:rPr>
-          <w:lang w:val="id_ID" w:bidi="id_ID"/>
-        </w:rPr>
-        <w:t xml:space="preserve"> Kata </w:t>
-      </w:r>
-      <w:r>
-        <w:rPr>
-          <w:b/>
-          <w:lang w:val="id_ID" w:bidi="id_ID"/>
-        </w:rPr>
-        <w:t>marah</w:t>
-      </w:r>
-      <w:r>
-        <w:rPr>
-          <w:lang w:val="id_ID" w:bidi="id_ID"/>
-        </w:rPr>
-        <w:t xml:space="preserve"> menunjukkan </w:t>
-      </w:r>
-      <w:r>
-        <w:rPr>
-          <w:b/>
-          <w:lang w:val="id_ID" w:bidi="id_ID"/>
-        </w:rPr>
-        <w:t>ragu-ragu</w:t>
-      </w:r>
-      <w:r>
-        <w:rPr>
-          <w:lang w:val="id_ID" w:bidi="id_ID"/>
-        </w:rPr>
-        <w:t xml:space="preserve"> seperti apa yang harus dihindari oleh laki-laki. Jika ini berguna dalam bahasa Anda, Anda dapat mengungkapkan makna ini dengan frasa yang setara. Terjemahan alternatif: “tanpa argumentasi yang mengandung kemarahan”</w:t>
-      </w:r>
-    </w:p>
-    <w:p>
-      <w:pPr/>
-      <w:r>
-        <w:rPr>
-          <w:lang w:val="id_ID" w:bidi="id_ID"/>
-        </w:rPr>
-      </w:r>
-      <w:r>
-        <w:rPr>
-          <w:lang w:val="id_ID" w:bidi="id_ID"/>
-        </w:rPr>
-        <w:t xml:space="preserve">Lihat: </w:t>
-      </w:r>
-      <w:r>
-        <w:rPr>
-          <w:lang w:val="id_ID" w:bidi="id_ID"/>
-        </w:rPr>
-        <w:t>Hendiadis</w:t>
-      </w:r>
-      <w:r>
-        <w:rPr>
-          <w:lang w:val="id_ID" w:bidi="id_ID"/>
-        </w:rPr>
-      </w:r>
-      <w:r>
-        <w:rPr>
-          <w:lang w:val="id_ID" w:bidi="id_ID"/>
-        </w:rPr>
-      </w:r>
-    </w:p>
-    <w:p>
-      <w:pPr/>
-      <w:r>
-        <w:rPr>
-          <w:lang w:val="id_ID" w:bidi="id_ID"/>
-        </w:rPr>
-      </w:r>
-    </w:p>
-    <w:p>
-      <w:pPr>
-        <w:pStyle w:val="Heading2"/>
-      </w:pPr>
-      <w:r>
-        <w:rPr>
-          <w:lang w:val="id_ID" w:bidi="id_ID"/>
-        </w:rPr>
-        <w:t>1 Timotius 2:15 (#6)</w:t>
-      </w:r>
-      <w:r>
-        <w:rPr>
-          <w:lang w:val="id_ID" w:bidi="id_ID"/>
-        </w:rPr>
-      </w:r>
-    </w:p>
-    <w:p>
-      <w:pPr/>
-      <w:r>
-        <w:rPr>
-          <w:lang w:val="id_ID" w:bidi="id_ID"/>
-        </w:rPr>
-      </w:r>
-      <w:r>
-        <w:rPr>
-          <w:lang w:val="id_ID" w:bidi="id_ID"/>
-        </w:rPr>
-        <w:t xml:space="preserve">Di sini, </w:t>
-      </w:r>
-      <w:r>
-        <w:rPr>
-          <w:b/>
-          <w:lang w:val="id_ID" w:bidi="id_ID"/>
-        </w:rPr>
-        <w:t>mereka</w:t>
-      </w:r>
-      <w:r>
-        <w:rPr>
-          <w:lang w:val="id_ID" w:bidi="id_ID"/>
-        </w:rPr>
-        <w:t xml:space="preserve"> mengacu pada wanita. Paulus beralih dari bentuk tunggal ke bentuk jamak ketika ia beralih dari pembicaraan tentang Hawa sebagai representasi perempuan terhadap perempuan secara umum. Terjemahan lain: “jika perempuan terus hidup”</w:t>
-      </w:r>
-      <w:r>
-        <w:rPr>
-          <w:lang w:val="id_ID" w:bidi="id_ID"/>
-        </w:rPr>
-      </w:r>
-      <w:r>
-        <w:rPr>
-          <w:lang w:val="id_ID" w:bidi="id_ID"/>
-        </w:rPr>
-      </w:r>
-    </w:p>
-    <w:p>
-      <w:pPr/>
-      <w:r>
-        <w:rPr>
-          <w:lang w:val="id_ID" w:bidi="id_ID"/>
-        </w:rPr>
-      </w:r>
-    </w:p>
-    <w:p>
-      <w:pPr>
-        <w:pStyle w:val="Heading2"/>
-      </w:pPr>
-      <w:r>
-        <w:rPr>
-          <w:lang w:val="id_ID" w:bidi="id_ID"/>
-        </w:rPr>
-        <w:t>1 Timotius 2:15 (#8)</w:t>
-      </w:r>
-      <w:r>
-        <w:rPr>
-          <w:lang w:val="id_ID" w:bidi="id_ID"/>
-        </w:rPr>
-      </w:r>
-    </w:p>
-    <w:p>
-      <w:pPr/>
-      <w:r>
-        <w:rPr>
-          <w:lang w:val="id_ID" w:bidi="id_ID"/>
-        </w:rPr>
-      </w:r>
-      <w:r>
-        <w:rPr>
-          <w:lang w:val="id_ID" w:bidi="id_ID"/>
-        </w:rPr>
-        <w:t xml:space="preserve">Di sini, </w:t>
-      </w:r>
-      <w:r>
-        <w:rPr>
-          <w:b/>
-          <w:lang w:val="id_ID" w:bidi="id_ID"/>
-        </w:rPr>
-        <w:t>dengan pengendalian diri</w:t>
-      </w:r>
-      <w:r>
-        <w:rPr>
-          <w:lang w:val="id_ID" w:bidi="id_ID"/>
-        </w:rPr>
-        <w:t xml:space="preserve"> dapat berarti: (1) dengan penilaian yang baik. (2) dengan kesopanan. (3) dengan pemikiran yang jernih.</w:t>
-      </w:r>
-    </w:p>
-    <w:p>
-      <w:pPr/>
-      <w:r>
-        <w:rPr>
-          <w:lang w:val="id_ID" w:bidi="id_ID"/>
-        </w:rPr>
-      </w:r>
-      <w:r>
-        <w:rPr>
-          <w:lang w:val="id_ID" w:bidi="id_ID"/>
-        </w:rPr>
-        <w:t xml:space="preserve">Lihat: </w:t>
-      </w:r>
-      <w:r>
-        <w:rPr>
-          <w:lang w:val="id_ID" w:bidi="id_ID"/>
-        </w:rPr>
-        <w:t>Ungkapan</w:t>
-      </w:r>
-      <w:r>
-        <w:rPr>
-          <w:lang w:val="id_ID" w:bidi="id_ID"/>
-        </w:rPr>
-      </w:r>
-      <w:r>
-        <w:rPr>
-          <w:lang w:val="id_ID" w:bidi="id_ID"/>
-        </w:rPr>
-      </w:r>
-    </w:p>
-    <w:p>
-      <w:pPr/>
-      <w:r>
-        <w:rPr>
-          <w:lang w:val="id_ID" w:bidi="id_ID"/>
-        </w:rPr>
-      </w:r>
-    </w:p>
-    <w:p>
-      <w:pPr>
-        <w:pStyle w:val="Heading2"/>
-      </w:pPr>
-      <w:r>
-        <w:rPr>
-          <w:lang w:val="id_ID" w:bidi="id_ID"/>
-        </w:rPr>
-        <w:t>1 Timotius 3:1 (#4)</w:t>
-      </w:r>
-      <w:r>
-        <w:rPr>
-          <w:lang w:val="id_ID" w:bidi="id_ID"/>
-        </w:rPr>
-      </w:r>
-    </w:p>
-    <w:p>
-      <w:pPr/>
-      <w:r>
-        <w:rPr>
-          <w:lang w:val="id_ID" w:bidi="id_ID"/>
-        </w:rPr>
-      </w:r>
-      <w:r>
-        <w:rPr>
-          <w:lang w:val="id_ID" w:bidi="id_ID"/>
-        </w:rPr>
-        <w:t>Terjemahan lain: “pekerjaan yang mulia” atau “peran terhormat”</w:t>
-      </w:r>
-      <w:r>
-        <w:rPr>
-          <w:lang w:val="id_ID" w:bidi="id_ID"/>
-        </w:rPr>
-      </w:r>
-      <w:r>
-        <w:rPr>
-          <w:lang w:val="id_ID" w:bidi="id_ID"/>
-        </w:rPr>
-      </w:r>
-    </w:p>
-    <w:p>
-      <w:pPr/>
-      <w:r>
-        <w:rPr>
-          <w:lang w:val="id_ID" w:bidi="id_ID"/>
-        </w:rPr>
-      </w:r>
-    </w:p>
-    <w:p>
-      <w:pPr>
-        <w:pStyle w:val="Heading2"/>
-      </w:pPr>
-      <w:r>
-        <w:rPr>
-          <w:lang w:val="id_ID" w:bidi="id_ID"/>
-        </w:rPr>
-        <w:t>1 Timotius 3:11 (#3)</w:t>
-      </w:r>
-      <w:r>
-        <w:rPr>
-          <w:lang w:val="id_ID" w:bidi="id_ID"/>
-        </w:rPr>
-      </w:r>
-    </w:p>
-    <w:p>
-      <w:pPr/>
-      <w:r>
-        <w:rPr>
-          <w:lang w:val="id_ID" w:bidi="id_ID"/>
-        </w:rPr>
-      </w:r>
-      <w:r>
-        <w:rPr>
-          <w:lang w:val="id_ID" w:bidi="id_ID"/>
-        </w:rPr>
-        <w:t>Terjemahan alternatif: “mereka tidak boleh mengatakan hal-hal jahat tentang orang lain”</w:t>
-      </w:r>
-      <w:r>
-        <w:rPr>
-          <w:lang w:val="id_ID" w:bidi="id_ID"/>
-        </w:rPr>
-      </w:r>
-      <w:r>
-        <w:rPr>
-          <w:lang w:val="id_ID" w:bidi="id_ID"/>
-        </w:rPr>
-      </w:r>
-    </w:p>
-    <w:p>
-      <w:pPr/>
-      <w:r>
-        <w:rPr>
-          <w:lang w:val="id_ID" w:bidi="id_ID"/>
-        </w:rPr>
-      </w:r>
-    </w:p>
-    <w:p>
-      <w:pPr>
-        <w:pStyle w:val="Heading2"/>
-      </w:pPr>
-      <w:r>
-        <w:rPr>
-          <w:lang w:val="id_ID" w:bidi="id_ID"/>
-        </w:rPr>
-        <w:t>1 Timotius 3:11 (#4)</w:t>
-      </w:r>
-      <w:r>
-        <w:rPr>
-          <w:lang w:val="id_ID" w:bidi="id_ID"/>
-        </w:rPr>
-      </w:r>
-    </w:p>
-    <w:p>
-      <w:pPr/>
-      <w:r>
-        <w:rPr>
-          <w:lang w:val="id_ID" w:bidi="id_ID"/>
-        </w:rPr>
-      </w:r>
-      <w:r>
-        <w:rPr>
-          <w:lang w:val="id_ID" w:bidi="id_ID"/>
-        </w:rPr>
-        <w:t xml:space="preserve">Lihat bagaimana Anda menerjemahkan </w:t>
-      </w:r>
-      <w:r>
-        <w:rPr>
-          <w:b/>
-          <w:lang w:val="id_ID" w:bidi="id_ID"/>
-        </w:rPr>
-        <w:t>bijaksana</w:t>
-      </w:r>
-      <w:r>
-        <w:rPr>
-          <w:lang w:val="id_ID" w:bidi="id_ID"/>
-        </w:rPr>
-        <w:t xml:space="preserve"> dalam </w:t>
-      </w:r>
-      <w:r>
-        <w:rPr>
-          <w:lang w:val="id_ID" w:bidi="id_ID"/>
-        </w:rPr>
-        <w:t>3:2</w:t>
-      </w:r>
-      <w:r>
-        <w:rPr>
-          <w:lang w:val="id_ID" w:bidi="id_ID"/>
-        </w:rPr>
-        <w:t>. Terjemahan alternatif: “tidak melakukan apa pun secara berlebihan.”</w:t>
-      </w:r>
-      <w:r>
-        <w:rPr>
-          <w:lang w:val="id_ID" w:bidi="id_ID"/>
-        </w:rPr>
-      </w:r>
-      <w:r>
-        <w:rPr>
-          <w:lang w:val="id_ID" w:bidi="id_ID"/>
-        </w:rPr>
-      </w:r>
-    </w:p>
-    <w:p>
-      <w:pPr/>
-      <w:r>
-        <w:rPr>
-          <w:lang w:val="id_ID" w:bidi="id_ID"/>
-        </w:rPr>
-      </w:r>
-    </w:p>
-    <w:p>
-      <w:pPr>
-        <w:pStyle w:val="Heading2"/>
-      </w:pPr>
-      <w:r>
-        <w:rPr>
-          <w:lang w:val="id_ID" w:bidi="id_ID"/>
-        </w:rPr>
-        <w:t>1 Timotius 3:16 (#7)</w:t>
-      </w:r>
-      <w:r>
-        <w:rPr>
-          <w:lang w:val="id_ID" w:bidi="id_ID"/>
-        </w:rPr>
-      </w:r>
-    </w:p>
-    <w:p>
-      <w:pPr/>
-      <w:r>
-        <w:rPr>
-          <w:lang w:val="id_ID" w:bidi="id_ID"/>
-        </w:rPr>
-      </w:r>
-      <w:r>
-        <w:rPr>
-          <w:lang w:val="id_ID" w:bidi="id_ID"/>
-        </w:rPr>
-        <w:t>Jika ini berguna dalam bahasa Anda, Anda dapat mengungkapkan frasa pasif ini dengan bentuk aktif. Terjemahan lain: “para malaikat melihatnya”</w:t>
-      </w:r>
-    </w:p>
-    <w:p>
-      <w:pPr/>
-      <w:r>
-        <w:rPr>
-          <w:lang w:val="id_ID" w:bidi="id_ID"/>
-        </w:rPr>
-      </w:r>
-      <w:r>
-        <w:rPr>
-          <w:lang w:val="id_ID" w:bidi="id_ID"/>
-        </w:rPr>
-        <w:t xml:space="preserve">Lihat: </w:t>
-      </w:r>
-      <w:r>
-        <w:rPr>
-          <w:lang w:val="id_ID" w:bidi="id_ID"/>
-        </w:rPr>
-        <w:t>Aktif atau Pasif</w:t>
-      </w:r>
-      <w:r>
-        <w:rPr>
-          <w:lang w:val="id_ID" w:bidi="id_ID"/>
-        </w:rPr>
-      </w:r>
-      <w:r>
-        <w:rPr>
-          <w:lang w:val="id_ID" w:bidi="id_ID"/>
-        </w:rPr>
-      </w:r>
-    </w:p>
-    <w:p>
-      <w:pPr/>
-      <w:r>
-        <w:rPr>
-          <w:lang w:val="id_ID" w:bidi="id_ID"/>
-        </w:rPr>
-      </w:r>
-    </w:p>
-    <w:p>
-      <w:pPr>
-        <w:pStyle w:val="Heading2"/>
-      </w:pPr>
-      <w:r>
-        <w:rPr>
-          <w:lang w:val="id_ID" w:bidi="id_ID"/>
-        </w:rPr>
-        <w:t>1 Timotius 3:16 (#8)</w:t>
-      </w:r>
-      <w:r>
-        <w:rPr>
-          <w:lang w:val="id_ID" w:bidi="id_ID"/>
-        </w:rPr>
-      </w:r>
-    </w:p>
-    <w:p>
-      <w:pPr/>
-      <w:r>
-        <w:rPr>
-          <w:lang w:val="id_ID" w:bidi="id_ID"/>
-        </w:rPr>
-      </w:r>
-      <w:r>
-        <w:rPr>
-          <w:lang w:val="id_ID" w:bidi="id_ID"/>
-        </w:rPr>
-        <w:t>Jika ini berguna dalam bahasa Anda, Anda dapat mengungkapkan frasa pasif ini dengan bentuk aktif, dan Anda dapat menyatakan siapa yang melakukan tindakan tersebut. Terjemahan lain: “orang-orang di banyak negara menceritakan kepada orang lain tentang dia”</w:t>
-      </w:r>
-    </w:p>
-    <w:p>
-      <w:pPr/>
-      <w:r>
-        <w:rPr>
-          <w:lang w:val="id_ID" w:bidi="id_ID"/>
-        </w:rPr>
-      </w:r>
-      <w:r>
-        <w:rPr>
-          <w:lang w:val="id_ID" w:bidi="id_ID"/>
-        </w:rPr>
-        <w:t xml:space="preserve">Lihat: </w:t>
-      </w:r>
-      <w:r>
-        <w:rPr>
-          <w:lang w:val="id_ID" w:bidi="id_ID"/>
-        </w:rPr>
-        <w:t>Aktif atau Pasif</w:t>
-      </w:r>
-      <w:r>
-        <w:rPr>
-          <w:lang w:val="id_ID" w:bidi="id_ID"/>
-        </w:rPr>
-      </w:r>
-      <w:r>
-        <w:rPr>
-          <w:lang w:val="id_ID" w:bidi="id_ID"/>
-        </w:rPr>
-      </w:r>
-    </w:p>
-    <w:p>
-      <w:pPr/>
-      <w:r>
-        <w:rPr>
-          <w:lang w:val="id_ID" w:bidi="id_ID"/>
-        </w:rPr>
-      </w:r>
-    </w:p>
-    <w:p>
-      <w:pPr>
-        <w:pStyle w:val="Heading2"/>
-      </w:pPr>
-      <w:r>
-        <w:rPr>
-          <w:lang w:val="id_ID" w:bidi="id_ID"/>
-        </w:rPr>
-        <w:t>1 Timotius 4:1 (#5)</w:t>
-      </w:r>
-      <w:r>
-        <w:rPr>
-          <w:lang w:val="id_ID" w:bidi="id_ID"/>
-        </w:rPr>
-      </w:r>
-    </w:p>
-    <w:p>
-      <w:pPr/>
-      <w:r>
-        <w:rPr>
-          <w:lang w:val="id_ID" w:bidi="id_ID"/>
-        </w:rPr>
-      </w:r>
-      <w:r>
-        <w:rPr>
-          <w:lang w:val="id_ID" w:bidi="id_ID"/>
-        </w:rPr>
-        <w:t>Terjemahan lain: “dan mengalihkan perhatian mereka kepada” atau “karena mereka memperhatikan pada”</w:t>
-      </w:r>
-      <w:r>
-        <w:rPr>
-          <w:lang w:val="id_ID" w:bidi="id_ID"/>
-        </w:rPr>
-      </w:r>
-      <w:r>
-        <w:rPr>
-          <w:lang w:val="id_ID" w:bidi="id_ID"/>
-        </w:rPr>
-      </w:r>
-    </w:p>
-    <w:p>
-      <w:pPr/>
-      <w:r>
-        <w:rPr>
-          <w:lang w:val="id_ID" w:bidi="id_ID"/>
-        </w:rPr>
-      </w:r>
-    </w:p>
-    <w:p>
-      <w:pPr>
-        <w:pStyle w:val="Heading2"/>
-      </w:pPr>
-      <w:r>
-        <w:rPr>
-          <w:lang w:val="id_ID" w:bidi="id_ID"/>
-        </w:rPr>
-        <w:t>1 Timotius 4:3 (#1)</w:t>
-      </w:r>
-      <w:r>
-        <w:rPr>
-          <w:lang w:val="id_ID" w:bidi="id_ID"/>
-        </w:rPr>
-      </w:r>
-    </w:p>
-    <w:p>
-      <w:pPr/>
-      <w:r>
-        <w:rPr>
-          <w:lang w:val="id_ID" w:bidi="id_ID"/>
-        </w:rPr>
-      </w:r>
-      <w:r>
-        <w:rPr>
-          <w:lang w:val="id_ID" w:bidi="id_ID"/>
-        </w:rPr>
-        <w:t>Jika akan bermanfaat bagi pembaca Anda, Anda dapat memulai kalimat baru di sini. Terjemahan alternatif: "orang-orang ini mengajarkan bahwa menikah itu salah"</w:t>
-      </w:r>
-      <w:r>
-        <w:rPr>
-          <w:lang w:val="id_ID" w:bidi="id_ID"/>
-        </w:rPr>
-      </w:r>
-      <w:r>
-        <w:rPr>
-          <w:lang w:val="id_ID" w:bidi="id_ID"/>
-        </w:rPr>
-      </w:r>
-    </w:p>
-    <w:p>
-      <w:pPr/>
-      <w:r>
-        <w:rPr>
-          <w:lang w:val="id_ID" w:bidi="id_ID"/>
-        </w:rPr>
-      </w:r>
-    </w:p>
-    <w:p>
-      <w:pPr>
-        <w:pStyle w:val="Heading2"/>
-      </w:pPr>
-      <w:r>
-        <w:rPr>
-          <w:lang w:val="id_ID" w:bidi="id_ID"/>
-        </w:rPr>
-        <w:t>1 Timotius 4:3 (#2)</w:t>
-      </w:r>
-      <w:r>
-        <w:rPr>
-          <w:lang w:val="id_ID" w:bidi="id_ID"/>
-        </w:rPr>
-      </w:r>
-    </w:p>
-    <w:p>
-      <w:pPr/>
-      <w:r>
-        <w:rPr>
-          <w:lang w:val="id_ID" w:bidi="id_ID"/>
-        </w:rPr>
-      </w:r>
-      <w:r>
-        <w:rPr>
-          <w:lang w:val="id_ID" w:bidi="id_ID"/>
-        </w:rPr>
-        <w:t xml:space="preserve">Implikasi dari frasa ini adalah bahwa guru-guru palsu ini akan melarang orang percaya untuk </w:t>
-      </w:r>
-      <w:r>
-        <w:rPr>
-          <w:b/>
-          <w:lang w:val="id_ID" w:bidi="id_ID"/>
-        </w:rPr>
-        <w:t>menikah</w:t>
-      </w:r>
-      <w:r>
-        <w:rPr>
-          <w:lang w:val="id_ID" w:bidi="id_ID"/>
-        </w:rPr>
-        <w:t>. Terjemahan alternatif: "orang-orang ini akan melarang orang-orang percaya untuk menikah"</w:t>
-      </w:r>
-    </w:p>
-    <w:p>
-      <w:pPr/>
-      <w:r>
-        <w:rPr>
-          <w:lang w:val="id_ID" w:bidi="id_ID"/>
-        </w:rPr>
-      </w:r>
-      <w:r>
-        <w:rPr>
-          <w:lang w:val="id_ID" w:bidi="id_ID"/>
-        </w:rPr>
-        <w:t xml:space="preserve">Lihat: </w:t>
-      </w:r>
-      <w:r>
-        <w:rPr>
-          <w:lang w:val="id_ID" w:bidi="id_ID"/>
-        </w:rPr>
-        <w:t>Assumed Knowledge and Implicit Information</w:t>
-      </w:r>
-      <w:r>
-        <w:rPr>
-          <w:lang w:val="id_ID" w:bidi="id_ID"/>
-        </w:rPr>
-      </w:r>
-      <w:r>
-        <w:rPr>
-          <w:lang w:val="id_ID" w:bidi="id_ID"/>
-        </w:rPr>
-      </w:r>
-    </w:p>
-    <w:p>
-      <w:pPr/>
-      <w:r>
-        <w:rPr>
-          <w:lang w:val="id_ID" w:bidi="id_ID"/>
-        </w:rPr>
-      </w:r>
-    </w:p>
-    <w:p>
-      <w:pPr>
-        <w:pStyle w:val="Heading2"/>
-      </w:pPr>
-      <w:r>
-        <w:rPr>
-          <w:lang w:val="id_ID" w:bidi="id_ID"/>
-        </w:rPr>
-        <w:t>1 Timotius 4:10 (#3)</w:t>
-      </w:r>
-      <w:r>
-        <w:rPr>
-          <w:lang w:val="id_ID" w:bidi="id_ID"/>
-        </w:rPr>
-      </w:r>
-    </w:p>
-    <w:p>
-      <w:pPr/>
-      <w:r>
-        <w:rPr>
-          <w:lang w:val="id_ID" w:bidi="id_ID"/>
-        </w:rPr>
-      </w:r>
-      <w:r>
-        <w:rPr>
-          <w:lang w:val="id_ID" w:bidi="id_ID"/>
-        </w:rPr>
-        <w:t xml:space="preserve">Ini bisa menjadi satu tempat di mana </w:t>
-      </w:r>
-      <w:r>
-        <w:rPr>
-          <w:b/>
-          <w:lang w:val="id_ID" w:bidi="id_ID"/>
-        </w:rPr>
-        <w:t>kami</w:t>
-      </w:r>
-      <w:r>
-        <w:rPr>
-          <w:lang w:val="id_ID" w:bidi="id_ID"/>
-        </w:rPr>
-        <w:t xml:space="preserve"> tidak menyertakan penerimanya. Paulus baru saja mengatakan kepada Timotius untuk menjadikan kesalehan sebagai prioritasnya dibandingkan latihan fisik, dan ia mungkin menawarkan dirinya dan rekan-rekan sekerjanya sebagai teladan untuk diikuti Timotius. Jadi jika bahasa Anda membedakannya, Anda mungkin ingin menggunakan bentuk eksklusif dalam frasa ini. Namun, </w:t>
-      </w:r>
-      <w:r>
-        <w:rPr>
-          <w:b/>
-          <w:lang w:val="id_ID" w:bidi="id_ID"/>
-        </w:rPr>
-        <w:t>kita</w:t>
-      </w:r>
-      <w:r>
-        <w:rPr>
-          <w:lang w:val="id_ID" w:bidi="id_ID"/>
-        </w:rPr>
-        <w:t xml:space="preserve"> dalam frasa berikutnya akan menyertakan Timotius, karena Paulus mendorong Timotius untuk bergabung dengan dia dan rekan-rekan sekerjanya dalam menjadikan kesalehan sebagai prioritasnya sebagai seseorang yang, seperti mereka, berharap pada Allah yang hidup.</w:t>
-      </w:r>
-    </w:p>
-    <w:p>
-      <w:pPr/>
-      <w:r>
-        <w:rPr>
-          <w:lang w:val="id_ID" w:bidi="id_ID"/>
-        </w:rPr>
-      </w:r>
-      <w:r>
-        <w:rPr>
-          <w:lang w:val="id_ID" w:bidi="id_ID"/>
-        </w:rPr>
-        <w:t xml:space="preserve">Lihat: </w:t>
-      </w:r>
-      <w:r>
-        <w:rPr>
-          <w:lang w:val="id_ID" w:bidi="id_ID"/>
-        </w:rPr>
-        <w:t>Kami/Kita yang Eksklusif dan Inklusif</w:t>
-      </w:r>
-      <w:r>
-        <w:rPr>
-          <w:lang w:val="id_ID" w:bidi="id_ID"/>
-        </w:rPr>
-      </w:r>
-      <w:r>
-        <w:rPr>
-          <w:lang w:val="id_ID" w:bidi="id_ID"/>
-        </w:rPr>
-      </w:r>
-    </w:p>
-    <w:p>
-      <w:pPr/>
-      <w:r>
-        <w:rPr>
-          <w:lang w:val="id_ID" w:bidi="id_ID"/>
-        </w:rPr>
-      </w:r>
-    </w:p>
-    <w:p>
-      <w:pPr>
-        <w:pStyle w:val="Heading2"/>
-      </w:pPr>
-      <w:r>
-        <w:rPr>
-          <w:lang w:val="id_ID" w:bidi="id_ID"/>
-        </w:rPr>
-        <w:t>1 Timotius 4:16 (#3)</w:t>
-      </w:r>
-      <w:r>
-        <w:rPr>
-          <w:lang w:val="id_ID" w:bidi="id_ID"/>
-        </w:rPr>
-      </w:r>
-    </w:p>
-    <w:p>
-      <w:pPr/>
-      <w:r>
-        <w:rPr>
-          <w:lang w:val="id_ID" w:bidi="id_ID"/>
-        </w:rPr>
-      </w:r>
-      <w:r>
-        <w:rPr>
-          <w:lang w:val="id_ID" w:bidi="id_ID"/>
-        </w:rPr>
-        <w:t>Hal ini dapat berarti: (1) Timotius akan menyelamatkan dirinya sendiri dan orang-orang yang mendengarkannya dari penghakiman Allah (2) Timotius akan melindungi dirinya sendiri dan orang-orang yang mendengarkannya dari pengaruh guru-guru palsu. Mungkin maksud Paulus adalah kedua hal tersebut, karena jika Timotius dapat meyakinkan jemaat di Efesus untuk tidak mendengarkan guru-guru palsu, maka dia juga akan menghindarkan mereka dari penghakiman Allah atas perbuatan salah yang akan mereka lakukan jika mereka mendengarkan guru-guru tersebut. . Terjemahan lain: “Anda akan menjaga diri sendiri dan pendengar Anda agar tidak mempercayai dan melakukan hal yang salah”</w:t>
-      </w:r>
-      <w:r>
-        <w:rPr>
-          <w:lang w:val="id_ID" w:bidi="id_ID"/>
-        </w:rPr>
-      </w:r>
-      <w:r>
-        <w:rPr>
-          <w:lang w:val="id_ID" w:bidi="id_ID"/>
-        </w:rPr>
-      </w:r>
-    </w:p>
-    <w:p>
-      <w:pPr/>
-      <w:r>
-        <w:rPr>
-          <w:lang w:val="id_ID" w:bidi="id_ID"/>
-        </w:rPr>
-      </w:r>
-    </w:p>
-    <w:p>
-      <w:pPr>
-        <w:pStyle w:val="Heading2"/>
-      </w:pPr>
-      <w:r>
-        <w:rPr>
-          <w:lang w:val="id_ID" w:bidi="id_ID"/>
-        </w:rPr>
-        <w:t>1 Timotius 5:1 (#1)</w:t>
-      </w:r>
-      <w:r>
-        <w:rPr>
-          <w:lang w:val="id_ID" w:bidi="id_ID"/>
-        </w:rPr>
-      </w:r>
-    </w:p>
-    <w:p>
-      <w:pPr/>
-      <w:r>
-        <w:rPr>
-          <w:lang w:val="id_ID" w:bidi="id_ID"/>
-        </w:rPr>
-      </w:r>
-    </w:p>
-    <w:p>
-      <w:pPr/>
-      <w:r>
-        <w:rPr>
-          <w:lang w:val="id_ID" w:bidi="id_ID"/>
-        </w:rPr>
-      </w:r>
-      <w:r>
-        <w:rPr>
-          <w:lang w:val="id_ID" w:bidi="id_ID"/>
-        </w:rPr>
-        <w:t xml:space="preserve">Lihat: </w:t>
-      </w:r>
-      <w:r>
-        <w:rPr>
-          <w:lang w:val="id_ID" w:bidi="id_ID"/>
-        </w:rPr>
-        <w:t>Bentuk ‘Kamu’</w:t>
-      </w:r>
-      <w:r>
-        <w:rPr>
-          <w:lang w:val="id_ID" w:bidi="id_ID"/>
-        </w:rPr>
-      </w:r>
-      <w:r>
-        <w:rPr>
-          <w:lang w:val="id_ID" w:bidi="id_ID"/>
-        </w:rPr>
-      </w:r>
-    </w:p>
-    <w:p>
-      <w:pPr/>
-      <w:r>
-        <w:rPr>
-          <w:lang w:val="id_ID" w:bidi="id_ID"/>
-        </w:rPr>
-      </w:r>
-    </w:p>
-    <w:p>
-      <w:pPr>
-        <w:pStyle w:val="Heading2"/>
-      </w:pPr>
-      <w:r>
-        <w:rPr>
-          <w:lang w:val="id_ID" w:bidi="id_ID"/>
-        </w:rPr>
-        <w:t>1 Timotius 5:1 (#2)</w:t>
-      </w:r>
-      <w:r>
-        <w:rPr>
-          <w:lang w:val="id_ID" w:bidi="id_ID"/>
-        </w:rPr>
-      </w:r>
-    </w:p>
-    <w:p>
-      <w:pPr/>
-      <w:r>
-        <w:rPr>
-          <w:lang w:val="id_ID" w:bidi="id_ID"/>
-        </w:rPr>
-      </w:r>
-      <w:r>
-        <w:rPr>
-          <w:lang w:val="id_ID" w:bidi="id_ID"/>
-        </w:rPr>
-      </w:r>
-      <w:r>
-        <w:rPr>
-          <w:lang w:val="id_ID" w:bidi="id_ID"/>
-        </w:rPr>
-      </w:r>
-    </w:p>
-    <w:p>
-      <w:pPr/>
-      <w:r>
-        <w:rPr>
-          <w:lang w:val="id_ID" w:bidi="id_ID"/>
-        </w:rPr>
-      </w:r>
-    </w:p>
-    <w:p>
-      <w:pPr>
-        <w:pStyle w:val="Heading2"/>
-      </w:pPr>
-      <w:r>
-        <w:rPr>
-          <w:lang w:val="id_ID" w:bidi="id_ID"/>
-        </w:rPr>
-        <w:t>1 Timotius 5:13 (#2)</w:t>
-      </w:r>
-      <w:r>
-        <w:rPr>
-          <w:lang w:val="id_ID" w:bidi="id_ID"/>
-        </w:rPr>
-      </w:r>
-    </w:p>
-    <w:p>
-      <w:pPr/>
-      <w:r>
-        <w:rPr>
-          <w:lang w:val="id_ID" w:bidi="id_ID"/>
-        </w:rPr>
-      </w:r>
-      <w:r>
-        <w:rPr>
-          <w:lang w:val="id_ID" w:bidi="id_ID"/>
-        </w:rPr>
-        <w:t xml:space="preserve">Paulus menggunakan kata sifat </w:t>
-      </w:r>
-      <w:r>
-        <w:rPr>
-          <w:b/>
-          <w:lang w:val="id_ID" w:bidi="id_ID"/>
-        </w:rPr>
-        <w:t>malas</w:t>
-      </w:r>
-      <w:r>
-        <w:rPr>
-          <w:lang w:val="id_ID" w:bidi="id_ID"/>
-        </w:rPr>
-        <w:t xml:space="preserve"> sebagai kata benda untuk merujuk pada sekelompok orang yang digambarkannya. Jika ini berguna dalam bahasa Anda, Anda dapat mengungkapkan istilah ini dengan menerjemahkannya dengan frasa kata benda. Terjemahan alternatif: “orang-orang yang malas”</w:t>
-      </w:r>
-    </w:p>
-    <w:p>
-      <w:pPr/>
-      <w:r>
-        <w:rPr>
-          <w:lang w:val="id_ID" w:bidi="id_ID"/>
-        </w:rPr>
-      </w:r>
-      <w:r>
-        <w:rPr>
-          <w:lang w:val="id_ID" w:bidi="id_ID"/>
-        </w:rPr>
-        <w:t xml:space="preserve">Lihat: </w:t>
-      </w:r>
-      <w:r>
-        <w:rPr>
-          <w:lang w:val="id_ID" w:bidi="id_ID"/>
-        </w:rPr>
-        <w:t>Kata Sifat Nominal</w:t>
-      </w:r>
-      <w:r>
-        <w:rPr>
-          <w:lang w:val="id_ID" w:bidi="id_ID"/>
-        </w:rPr>
-      </w:r>
-      <w:r>
-        <w:rPr>
-          <w:lang w:val="id_ID" w:bidi="id_ID"/>
-        </w:rPr>
-      </w:r>
-    </w:p>
-    <w:p>
-      <w:pPr/>
-      <w:r>
-        <w:rPr>
-          <w:lang w:val="id_ID" w:bidi="id_ID"/>
-        </w:rPr>
-      </w:r>
-    </w:p>
-    <w:p>
-      <w:pPr>
-        <w:pStyle w:val="Heading2"/>
-      </w:pPr>
-      <w:r>
-        <w:rPr>
-          <w:lang w:val="id_ID" w:bidi="id_ID"/>
-        </w:rPr>
-        <w:t>1 Timotius 5:13 (#5)</w:t>
-      </w:r>
-      <w:r>
-        <w:rPr>
-          <w:lang w:val="id_ID" w:bidi="id_ID"/>
-        </w:rPr>
-      </w:r>
-    </w:p>
-    <w:p>
-      <w:pPr/>
-      <w:r>
-        <w:rPr>
-          <w:lang w:val="id_ID" w:bidi="id_ID"/>
-        </w:rPr>
-      </w:r>
-      <w:r>
-        <w:rPr>
-          <w:lang w:val="id_ID" w:bidi="id_ID"/>
-        </w:rPr>
-        <w:t>Terjemahan alternatif: “orang-orang yang berbicara omong kosong”</w:t>
-      </w:r>
-      <w:r>
-        <w:rPr>
-          <w:lang w:val="id_ID" w:bidi="id_ID"/>
-        </w:rPr>
-      </w:r>
-      <w:r>
-        <w:rPr>
-          <w:lang w:val="id_ID" w:bidi="id_ID"/>
-        </w:rPr>
-      </w:r>
-    </w:p>
-    <w:p>
-      <w:pPr/>
-      <w:r>
-        <w:rPr>
-          <w:lang w:val="id_ID" w:bidi="id_ID"/>
-        </w:rPr>
-      </w:r>
-    </w:p>
-    <w:p>
-      <w:pPr>
-        <w:pStyle w:val="Heading2"/>
-      </w:pPr>
-      <w:r>
-        <w:rPr>
-          <w:lang w:val="id_ID" w:bidi="id_ID"/>
-        </w:rPr>
-        <w:t>1 Timotius 5:17 (#3)</w:t>
-      </w:r>
-      <w:r>
-        <w:rPr>
-          <w:lang w:val="id_ID" w:bidi="id_ID"/>
-        </w:rPr>
-      </w:r>
-    </w:p>
-    <w:p>
-      <w:pPr/>
-      <w:r>
-        <w:rPr>
-          <w:lang w:val="id_ID" w:bidi="id_ID"/>
-        </w:rPr>
-      </w:r>
-      <w:r>
-        <w:rPr>
-          <w:lang w:val="id_ID" w:bidi="id_ID"/>
-        </w:rPr>
-        <w:t xml:space="preserve">Frasa ini mungkin mengungkapkan satu gagasan dengan menggunakan dua frasa (yang sebenarnya hanya dua kata dalam bahasa Yunani) yang dihubungkan dengan </w:t>
-      </w:r>
-      <w:r>
-        <w:rPr>
-          <w:b/>
-          <w:lang w:val="id_ID" w:bidi="id_ID"/>
-        </w:rPr>
-        <w:t>dan</w:t>
-      </w:r>
-      <w:r>
-        <w:rPr>
-          <w:lang w:val="id_ID" w:bidi="id_ID"/>
-        </w:rPr>
-        <w:t xml:space="preserve">. Ungkapan </w:t>
-      </w:r>
-      <w:r>
-        <w:rPr>
-          <w:b/>
-          <w:lang w:val="id_ID" w:bidi="id_ID"/>
-        </w:rPr>
-        <w:t>dalam firman</w:t>
-      </w:r>
-      <w:r>
-        <w:rPr>
-          <w:lang w:val="id_ID" w:bidi="id_ID"/>
-        </w:rPr>
-        <w:t xml:space="preserve"> mengidentifikasi isi </w:t>
-      </w:r>
-      <w:r>
-        <w:rPr>
-          <w:b/>
-          <w:lang w:val="id_ID" w:bidi="id_ID"/>
-        </w:rPr>
-        <w:t>pengajaran</w:t>
-      </w:r>
-      <w:r>
-        <w:rPr>
-          <w:lang w:val="id_ID" w:bidi="id_ID"/>
-        </w:rPr>
-        <w:t>. Jika ini berguna dalam bahasa Anda, Anda dapat mengungkapkan hubungan ini dengan menyatakan maknanya dengan frasa yang setara. Terjemahan alternatif: “dalam pengajaran dari Kitab Suci”</w:t>
-      </w:r>
-    </w:p>
-    <w:p>
-      <w:pPr/>
-      <w:r>
-        <w:rPr>
-          <w:lang w:val="id_ID" w:bidi="id_ID"/>
-        </w:rPr>
-      </w:r>
-      <w:r>
-        <w:rPr>
-          <w:lang w:val="id_ID" w:bidi="id_ID"/>
-        </w:rPr>
-        <w:t xml:space="preserve">Lihat: </w:t>
-      </w:r>
-      <w:r>
-        <w:rPr>
-          <w:lang w:val="id_ID" w:bidi="id_ID"/>
-        </w:rPr>
-        <w:t>Hendiadis</w:t>
-      </w:r>
-      <w:r>
-        <w:rPr>
-          <w:lang w:val="id_ID" w:bidi="id_ID"/>
-        </w:rPr>
-      </w:r>
-      <w:r>
-        <w:rPr>
-          <w:lang w:val="id_ID" w:bidi="id_ID"/>
-        </w:rPr>
-      </w:r>
-    </w:p>
-    <w:p>
-      <w:pPr/>
-      <w:r>
-        <w:rPr>
-          <w:lang w:val="id_ID" w:bidi="id_ID"/>
-        </w:rPr>
-      </w:r>
-    </w:p>
-    <w:p>
-      <w:pPr>
-        <w:pStyle w:val="Heading2"/>
-      </w:pPr>
-      <w:r>
-        <w:rPr>
-          <w:lang w:val="id_ID" w:bidi="id_ID"/>
-        </w:rPr>
-        <w:t>1 Timotius 5:18 (#5)</w:t>
-      </w:r>
-      <w:r>
-        <w:rPr>
-          <w:lang w:val="id_ID" w:bidi="id_ID"/>
-        </w:rPr>
-      </w:r>
-    </w:p>
-    <w:p>
-      <w:pPr/>
-      <w:r>
-        <w:rPr>
-          <w:lang w:val="id_ID" w:bidi="id_ID"/>
-        </w:rPr>
-      </w:r>
-      <w:r>
-        <w:rPr>
-          <w:lang w:val="id_ID" w:bidi="id_ID"/>
-        </w:rPr>
-        <w:t xml:space="preserve">Seekor </w:t>
-      </w:r>
-      <w:r>
-        <w:rPr>
-          <w:b/>
-          <w:lang w:val="id_ID" w:bidi="id_ID"/>
-        </w:rPr>
-        <w:t>lembu</w:t>
-      </w:r>
-      <w:r>
-        <w:rPr>
-          <w:lang w:val="id_ID" w:bidi="id_ID"/>
-        </w:rPr>
-        <w:t xml:space="preserve"> dalam budaya ini “mengirik” biji-bijian dengan berjalan di atasnya atau menarik benda berat di atasnya untuk memisahkan biji-bijian dari kulitnya. Terjemahan alternatif: “seekor lembu yang memisahkan biji-bijian dari sekam”</w:t>
-      </w:r>
-    </w:p>
-    <w:p>
-      <w:pPr/>
-      <w:r>
-        <w:rPr>
-          <w:lang w:val="id_ID" w:bidi="id_ID"/>
-        </w:rPr>
-      </w:r>
-      <w:r>
-        <w:rPr>
-          <w:lang w:val="id_ID" w:bidi="id_ID"/>
-        </w:rPr>
-        <w:t xml:space="preserve">Lihat: </w:t>
-      </w:r>
-      <w:r>
-        <w:rPr>
-          <w:lang w:val="id_ID" w:bidi="id_ID"/>
-        </w:rPr>
-        <w:t>Translate Unknowns</w:t>
-      </w:r>
-      <w:r>
-        <w:rPr>
-          <w:lang w:val="id_ID" w:bidi="id_ID"/>
-        </w:rPr>
-      </w:r>
-      <w:r>
-        <w:rPr>
-          <w:lang w:val="id_ID" w:bidi="id_ID"/>
-        </w:rPr>
-      </w:r>
-    </w:p>
-    <w:p>
-      <w:pPr/>
-      <w:r>
-        <w:rPr>
-          <w:lang w:val="id_ID" w:bidi="id_ID"/>
-        </w:rPr>
-      </w:r>
-    </w:p>
-    <w:p>
-      <w:pPr>
-        <w:pStyle w:val="Heading2"/>
-      </w:pPr>
-      <w:r>
-        <w:rPr>
-          <w:lang w:val="id_ID" w:bidi="id_ID"/>
-        </w:rPr>
-        <w:t>1 Timotius 5:21 (#2)</w:t>
-      </w:r>
-      <w:r>
-        <w:rPr>
-          <w:lang w:val="id_ID" w:bidi="id_ID"/>
-        </w:rPr>
-      </w:r>
-    </w:p>
-    <w:p>
-      <w:pPr/>
-      <w:r>
-        <w:rPr>
-          <w:lang w:val="id_ID" w:bidi="id_ID"/>
-        </w:rPr>
-      </w:r>
-      <w:r>
-        <w:rPr>
-          <w:lang w:val="id_ID" w:bidi="id_ID"/>
-        </w:rPr>
-        <w:t xml:space="preserve">Paulus menggunakan ungkapan </w:t>
-      </w:r>
-      <w:r>
-        <w:rPr>
-          <w:b/>
-          <w:lang w:val="id_ID" w:bidi="id_ID"/>
-        </w:rPr>
-        <w:t>dihadapan</w:t>
-      </w:r>
-      <w:r>
-        <w:rPr>
-          <w:lang w:val="id_ID" w:bidi="id_ID"/>
-        </w:rPr>
-        <w:t>, yang berarti “di depan,” untuk menunjukkan “di mana mereka dapat melihat.” Melihat, pada gilirannya, secara kiasan berarti perhatian dan penilaian. Terjemahan lain: “saat Allah dan Kristus Yesus dan para malaikat terpilih menyaksikan”</w:t>
-      </w:r>
-    </w:p>
-    <w:p>
-      <w:pPr/>
-      <w:r>
-        <w:rPr>
-          <w:lang w:val="id_ID" w:bidi="id_ID"/>
-        </w:rPr>
-      </w:r>
-      <w:r>
-        <w:rPr>
-          <w:lang w:val="id_ID" w:bidi="id_ID"/>
-        </w:rPr>
-        <w:t xml:space="preserve">Lihat: </w:t>
-      </w:r>
-      <w:r>
-        <w:rPr>
-          <w:lang w:val="id_ID" w:bidi="id_ID"/>
-        </w:rPr>
-        <w:t>Metafora</w:t>
-      </w:r>
-      <w:r>
-        <w:rPr>
-          <w:lang w:val="id_ID" w:bidi="id_ID"/>
-        </w:rPr>
-      </w:r>
-      <w:r>
-        <w:rPr>
-          <w:lang w:val="id_ID" w:bidi="id_ID"/>
-        </w:rPr>
-      </w:r>
-    </w:p>
-    <w:p>
-      <w:pPr/>
-      <w:r>
-        <w:rPr>
-          <w:lang w:val="id_ID" w:bidi="id_ID"/>
-        </w:rPr>
-      </w:r>
-    </w:p>
-    <w:p>
-      <w:pPr>
-        <w:pStyle w:val="Heading2"/>
-      </w:pPr>
-      <w:r>
-        <w:rPr>
-          <w:lang w:val="id_ID" w:bidi="id_ID"/>
-        </w:rPr>
-        <w:t>1 Timotius 5:22 (#2)</w:t>
-      </w:r>
-      <w:r>
-        <w:rPr>
-          <w:lang w:val="id_ID" w:bidi="id_ID"/>
-        </w:rPr>
-      </w:r>
-    </w:p>
-    <w:p>
-      <w:pPr/>
-      <w:r>
-        <w:rPr>
-          <w:lang w:val="id_ID" w:bidi="id_ID"/>
-        </w:rPr>
-      </w:r>
-      <w:r>
-        <w:rPr>
-          <w:lang w:val="id_ID" w:bidi="id_ID"/>
-        </w:rPr>
-        <w:t>Paulus di sini menggunakan kiasan yang mengungkapkan makna positif dengan menggunakan kata negatif bersamaan dengan kata yang berlawanan dengan makna yang dimaksudkan. Terjemahan lain: “tunggu sampai seseorang secara konsisten menunjukkan karakter yang baik sebelum menunjuk orang tersebut menjadi pemimpin gereja”</w:t>
-      </w:r>
-    </w:p>
-    <w:p>
-      <w:pPr/>
-      <w:r>
-        <w:rPr>
-          <w:lang w:val="id_ID" w:bidi="id_ID"/>
-        </w:rPr>
-      </w:r>
-      <w:r>
-        <w:rPr>
-          <w:lang w:val="id_ID" w:bidi="id_ID"/>
-        </w:rPr>
-        <w:t xml:space="preserve">Lihat: </w:t>
-      </w:r>
-      <w:r>
-        <w:rPr>
-          <w:lang w:val="id_ID" w:bidi="id_ID"/>
-        </w:rPr>
-        <w:t>Litotes</w:t>
-      </w:r>
-      <w:r>
-        <w:rPr>
-          <w:lang w:val="id_ID" w:bidi="id_ID"/>
-        </w:rPr>
-      </w:r>
-      <w:r>
-        <w:rPr>
-          <w:lang w:val="id_ID" w:bidi="id_ID"/>
-        </w:rPr>
-      </w:r>
-    </w:p>
-    <w:p>
-      <w:pPr/>
-      <w:r>
-        <w:rPr>
-          <w:lang w:val="id_ID" w:bidi="id_ID"/>
-        </w:rPr>
-      </w:r>
-    </w:p>
-    <w:p>
-      <w:pPr>
-        <w:pStyle w:val="Heading2"/>
-      </w:pPr>
-      <w:r>
-        <w:rPr>
-          <w:lang w:val="id_ID" w:bidi="id_ID"/>
-        </w:rPr>
-        <w:t>1 Timotius 5:25 (#2)</w:t>
-      </w:r>
-      <w:r>
-        <w:rPr>
-          <w:lang w:val="id_ID" w:bidi="id_ID"/>
-        </w:rPr>
-      </w:r>
-    </w:p>
-    <w:p>
-      <w:pPr/>
-      <w:r>
-        <w:rPr>
-          <w:lang w:val="id_ID" w:bidi="id_ID"/>
-        </w:rPr>
-      </w:r>
-      <w:r>
-        <w:rPr>
-          <w:lang w:val="id_ID" w:bidi="id_ID"/>
-        </w:rPr>
-        <w:t xml:space="preserve">Implikasi dari </w:t>
-      </w:r>
-      <w:r>
-        <w:rPr>
-          <w:b/>
-          <w:lang w:val="id_ID" w:bidi="id_ID"/>
-        </w:rPr>
-        <w:t>perbuatan baik</w:t>
-      </w:r>
-      <w:r>
-        <w:rPr>
-          <w:lang w:val="id_ID" w:bidi="id_ID"/>
-        </w:rPr>
-        <w:t xml:space="preserve"> adalah bahwa perbuatan tersebut dianggap </w:t>
-      </w:r>
-      <w:r>
-        <w:rPr>
-          <w:b/>
-          <w:lang w:val="id_ID" w:bidi="id_ID"/>
-        </w:rPr>
-        <w:t>baik</w:t>
-      </w:r>
-      <w:r>
-        <w:rPr>
-          <w:lang w:val="id_ID" w:bidi="id_ID"/>
-        </w:rPr>
-        <w:t xml:space="preserve"> karena konsisten dengan karakter, tujuan, dan kehendak Tuhan. Terjemahan lain: “tindakan yang disetujui Tuhan”</w:t>
-      </w:r>
-    </w:p>
-    <w:p>
-      <w:pPr/>
-      <w:r>
-        <w:rPr>
-          <w:lang w:val="id_ID" w:bidi="id_ID"/>
-        </w:rPr>
-      </w:r>
-      <w:r>
-        <w:rPr>
-          <w:lang w:val="id_ID" w:bidi="id_ID"/>
-        </w:rPr>
-        <w:t xml:space="preserve">Lihat: </w:t>
-      </w:r>
-      <w:r>
-        <w:rPr>
-          <w:lang w:val="id_ID" w:bidi="id_ID"/>
-        </w:rPr>
-        <w:t>Assumed Knowledge and Implicit Information</w:t>
-      </w:r>
-      <w:r>
-        <w:rPr>
-          <w:lang w:val="id_ID" w:bidi="id_ID"/>
-        </w:rPr>
-      </w:r>
-      <w:r>
-        <w:rPr>
-          <w:lang w:val="id_ID" w:bidi="id_ID"/>
-        </w:rPr>
-      </w:r>
-    </w:p>
-    <w:p>
-      <w:pPr/>
-      <w:r>
-        <w:rPr>
-          <w:lang w:val="id_ID" w:bidi="id_ID"/>
-        </w:rPr>
-      </w:r>
-    </w:p>
-    <w:p>
-      <w:pPr>
-        <w:pStyle w:val="Heading2"/>
-      </w:pPr>
-      <w:r>
-        <w:rPr>
-          <w:lang w:val="id_ID" w:bidi="id_ID"/>
-        </w:rPr>
-        <w:t>1 Timotius 6:1 (#6)</w:t>
-      </w:r>
-      <w:r>
-        <w:rPr>
-          <w:lang w:val="id_ID" w:bidi="id_ID"/>
-        </w:rPr>
-      </w:r>
-    </w:p>
-    <w:p>
-      <w:pPr/>
-      <w:r>
-        <w:rPr>
-          <w:lang w:val="id_ID" w:bidi="id_ID"/>
-        </w:rPr>
-      </w:r>
-      <w:r>
-        <w:rPr>
-          <w:lang w:val="id_ID" w:bidi="id_ID"/>
-        </w:rPr>
-        <w:t xml:space="preserve">Secara implisit, Paulus memaksudkan </w:t>
-      </w:r>
-      <w:r>
-        <w:rPr>
-          <w:b/>
-          <w:lang w:val="id_ID" w:bidi="id_ID"/>
-        </w:rPr>
-        <w:t>ajaran</w:t>
-      </w:r>
-      <w:r>
-        <w:rPr>
-          <w:lang w:val="id_ID" w:bidi="id_ID"/>
-        </w:rPr>
-        <w:t xml:space="preserve"> tentang Yesus dan tentang bagaimana para pengikut-Nya harus hidup. Terjemahan alternatif: “ajaran kami tentang bagaimana orang percaya harus hidup”</w:t>
-      </w:r>
-    </w:p>
-    <w:p>
-      <w:pPr/>
-      <w:r>
-        <w:rPr>
-          <w:lang w:val="id_ID" w:bidi="id_ID"/>
-        </w:rPr>
-      </w:r>
-      <w:r>
-        <w:rPr>
-          <w:lang w:val="id_ID" w:bidi="id_ID"/>
-        </w:rPr>
-        <w:t xml:space="preserve">Lihat: </w:t>
-      </w:r>
-      <w:r>
-        <w:rPr>
-          <w:lang w:val="id_ID" w:bidi="id_ID"/>
-        </w:rPr>
-        <w:t>Assumed Knowledge and Implicit Information</w:t>
-      </w:r>
-      <w:r>
-        <w:rPr>
-          <w:lang w:val="id_ID" w:bidi="id_ID"/>
-        </w:rPr>
-      </w:r>
-      <w:r>
-        <w:rPr>
-          <w:lang w:val="id_ID" w:bidi="id_ID"/>
-        </w:rPr>
-      </w:r>
-    </w:p>
-    <w:p>
-      <w:pPr/>
-      <w:r>
-        <w:rPr>
-          <w:lang w:val="id_ID" w:bidi="id_ID"/>
-        </w:rPr>
-      </w:r>
-    </w:p>
-    <w:p>
-      <w:pPr>
-        <w:pStyle w:val="Heading2"/>
-      </w:pPr>
-      <w:r>
-        <w:rPr>
-          <w:lang w:val="id_ID" w:bidi="id_ID"/>
-        </w:rPr>
-        <w:t>1 Timotius 6:4 (#3)</w:t>
-      </w:r>
-      <w:r>
-        <w:rPr>
-          <w:lang w:val="id_ID" w:bidi="id_ID"/>
-        </w:rPr>
-      </w:r>
-    </w:p>
-    <w:p>
-      <w:pPr/>
-      <w:r>
-        <w:rPr>
-          <w:lang w:val="id_ID" w:bidi="id_ID"/>
-        </w:rPr>
-      </w:r>
-      <w:r>
-        <w:rPr>
-          <w:lang w:val="id_ID" w:bidi="id_ID"/>
-        </w:rPr>
-        <w:t xml:space="preserve">Di sini, </w:t>
-      </w:r>
-      <w:r>
-        <w:rPr>
-          <w:b/>
-          <w:lang w:val="id_ID" w:bidi="id_ID"/>
-        </w:rPr>
-        <w:t>dia</w:t>
-      </w:r>
-      <w:r>
-        <w:rPr>
-          <w:lang w:val="id_ID" w:bidi="id_ID"/>
-        </w:rPr>
-        <w:t xml:space="preserve"> mengacu pada siapa pun secara umum yang mengajarkan apa yang tidak benar. Terjemahan alternatif: “orang itu terlalu sombong”</w:t>
-      </w:r>
-    </w:p>
-    <w:p>
-      <w:pPr/>
-      <w:r>
-        <w:rPr>
-          <w:lang w:val="id_ID" w:bidi="id_ID"/>
-        </w:rPr>
-      </w:r>
-      <w:r>
-        <w:rPr>
-          <w:lang w:val="id_ID" w:bidi="id_ID"/>
-        </w:rPr>
-        <w:t xml:space="preserve">Lihat: </w:t>
-      </w:r>
-      <w:r>
-        <w:rPr>
-          <w:lang w:val="id_ID" w:bidi="id_ID"/>
-        </w:rPr>
-        <w:t>When Masculine Words Include Women</w:t>
-      </w:r>
-      <w:r>
-        <w:rPr>
-          <w:lang w:val="id_ID" w:bidi="id_ID"/>
-        </w:rPr>
-      </w:r>
-      <w:r>
-        <w:rPr>
-          <w:lang w:val="id_ID" w:bidi="id_ID"/>
-        </w:rPr>
-      </w:r>
-    </w:p>
-    <w:p>
-      <w:pPr/>
-      <w:r>
-        <w:rPr>
-          <w:lang w:val="id_ID" w:bidi="id_ID"/>
-        </w:rPr>
-      </w:r>
-    </w:p>
-    <w:p>
-      <w:pPr>
-        <w:pStyle w:val="Heading2"/>
-      </w:pPr>
-      <w:r>
-        <w:rPr>
-          <w:lang w:val="id_ID" w:bidi="id_ID"/>
-        </w:rPr>
-        <w:t>1 Timotius 6:4 (#8)</w:t>
-      </w:r>
-      <w:r>
-        <w:rPr>
-          <w:lang w:val="id_ID" w:bidi="id_ID"/>
-        </w:rPr>
-      </w:r>
-    </w:p>
-    <w:p>
-      <w:pPr/>
-      <w:r>
-        <w:rPr>
-          <w:lang w:val="id_ID" w:bidi="id_ID"/>
-        </w:rPr>
-      </w:r>
-      <w:r>
-        <w:rPr>
-          <w:lang w:val="id_ID" w:bidi="id_ID"/>
-        </w:rPr>
-        <w:t xml:space="preserve">Meskipun istilah </w:t>
-      </w:r>
-      <w:r>
-        <w:rPr>
-          <w:b/>
-          <w:lang w:val="id_ID" w:bidi="id_ID"/>
-        </w:rPr>
-        <w:t>penghinaan</w:t>
-      </w:r>
-      <w:r>
-        <w:rPr>
-          <w:lang w:val="id_ID" w:bidi="id_ID"/>
-        </w:rPr>
-        <w:t xml:space="preserve"> sering kali merujuk pada hal-hal yang tidak benar atau tidak sopan yang dikatakan orang tentang Tuhan, dalam konteks ini istilah ini merujuk pada orang-orang yang secara keliru mengatakan hal-hal buruk tentang satu sama lain. Terjemahan alternatif: “penghujatan”</w:t>
-      </w:r>
-      <w:r>
-        <w:rPr>
-          <w:lang w:val="id_ID" w:bidi="id_ID"/>
-        </w:rPr>
-      </w:r>
-      <w:r>
-        <w:rPr>
-          <w:lang w:val="id_ID" w:bidi="id_ID"/>
-        </w:rPr>
-      </w:r>
-    </w:p>
-    <w:p>
-      <w:pPr/>
-      <w:r>
-        <w:rPr>
-          <w:lang w:val="id_ID" w:bidi="id_ID"/>
-        </w:rPr>
-      </w:r>
-    </w:p>
-    <w:p>
-      <w:pPr>
-        <w:pStyle w:val="Heading2"/>
-      </w:pPr>
-      <w:r>
-        <w:rPr>
-          <w:lang w:val="id_ID" w:bidi="id_ID"/>
-        </w:rPr>
-        <w:t>1 Timotius 6:9 (#1)</w:t>
-      </w:r>
-      <w:r>
-        <w:rPr>
-          <w:lang w:val="id_ID" w:bidi="id_ID"/>
-        </w:rPr>
-      </w:r>
-    </w:p>
-    <w:p>
-      <w:pPr/>
-      <w:r>
-        <w:rPr>
-          <w:lang w:val="id_ID" w:bidi="id_ID"/>
-        </w:rPr>
-      </w:r>
-      <w:r>
-        <w:rPr>
-          <w:lang w:val="id_ID" w:bidi="id_ID"/>
-        </w:rPr>
-        <w:t xml:space="preserve">Paulus menggunakan kata </w:t>
-      </w:r>
-      <w:r>
-        <w:rPr>
-          <w:b/>
-          <w:lang w:val="id_ID" w:bidi="id_ID"/>
-        </w:rPr>
-        <w:t>Sekarang</w:t>
-      </w:r>
-      <w:r>
-        <w:rPr>
-          <w:lang w:val="id_ID" w:bidi="id_ID"/>
-        </w:rPr>
-        <w:t xml:space="preserve"> untuk menunjukkan bahwa ia kembali ke topik tentang orang-orang yang berpikir bahwa menjadi saleh akan membuat mereka kaya. Anda dapat menerjemahkan istilah ini dengan kata atau frasa dalam bahasa Anda yang paling mirip dalam hal makna dan signifikansinya.</w:t>
-      </w:r>
-    </w:p>
-    <w:p>
-      <w:pPr/>
-      <w:r>
-        <w:rPr>
-          <w:lang w:val="id_ID" w:bidi="id_ID"/>
-        </w:rPr>
-      </w:r>
-      <w:r>
-        <w:rPr>
-          <w:lang w:val="id_ID" w:bidi="id_ID"/>
-        </w:rPr>
-        <w:t xml:space="preserve">Lihat: </w:t>
-      </w:r>
-      <w:r>
-        <w:rPr>
-          <w:lang w:val="id_ID" w:bidi="id_ID"/>
-        </w:rPr>
-        <w:t>Connect — Contrast Relationship</w:t>
-      </w:r>
-      <w:r>
-        <w:rPr>
-          <w:lang w:val="id_ID" w:bidi="id_ID"/>
-        </w:rPr>
-      </w:r>
-      <w:r>
-        <w:rPr>
-          <w:lang w:val="id_ID" w:bidi="id_ID"/>
-        </w:rPr>
-      </w:r>
-    </w:p>
-    <w:p>
-      <w:pPr/>
-      <w:r>
-        <w:rPr>
-          <w:lang w:val="id_ID" w:bidi="id_ID"/>
-        </w:rPr>
-      </w:r>
-    </w:p>
-    <w:p>
-      <w:pPr>
-        <w:pStyle w:val="Heading2"/>
-      </w:pPr>
-      <w:r>
-        <w:rPr>
-          <w:lang w:val="id_ID" w:bidi="id_ID"/>
-        </w:rPr>
-        <w:t>1 Timotius 6:9 (#3)</w:t>
-      </w:r>
-      <w:r>
-        <w:rPr>
-          <w:lang w:val="id_ID" w:bidi="id_ID"/>
-        </w:rPr>
-      </w:r>
-    </w:p>
-    <w:p>
-      <w:pPr/>
-      <w:r>
-        <w:rPr>
-          <w:lang w:val="id_ID" w:bidi="id_ID"/>
-        </w:rPr>
-      </w:r>
-      <w:r>
-        <w:rPr>
-          <w:lang w:val="id_ID" w:bidi="id_ID"/>
-        </w:rPr>
-        <w:t>Frasa ini melanjutkan kiasan dari frasa sebelumnya. Paulus berbicara tentang keinginan-keinginan ini seakan-akan mereka juga merupakan lubang yang digunakan oleh pemburu sebagai perangkap. Terjemahan alternatif: "dan akan mengalami dorongan-dorongan yang merusak yang tidak dapat mereka atasi"</w:t>
-      </w:r>
-    </w:p>
-    <w:p>
-      <w:pPr/>
-      <w:r>
-        <w:rPr>
-          <w:lang w:val="id_ID" w:bidi="id_ID"/>
-        </w:rPr>
-      </w:r>
-      <w:r>
-        <w:rPr>
-          <w:lang w:val="id_ID" w:bidi="id_ID"/>
-        </w:rPr>
-        <w:t xml:space="preserve">Lihat: </w:t>
-      </w:r>
-      <w:r>
-        <w:rPr>
-          <w:lang w:val="id_ID" w:bidi="id_ID"/>
-        </w:rPr>
-        <w:t>Metafora</w:t>
-      </w:r>
-      <w:r>
-        <w:rPr>
-          <w:lang w:val="id_ID" w:bidi="id_ID"/>
-        </w:rPr>
-      </w:r>
-      <w:r>
-        <w:rPr>
-          <w:lang w:val="id_ID" w:bidi="id_ID"/>
-        </w:rPr>
-      </w:r>
-    </w:p>
-    <w:p>
-      <w:pPr/>
-      <w:r>
-        <w:rPr>
-          <w:lang w:val="id_ID" w:bidi="id_ID"/>
-        </w:rPr>
-      </w:r>
-    </w:p>
-    <w:p>
-      <w:pPr>
-        <w:pStyle w:val="Heading2"/>
-      </w:pPr>
-      <w:r>
-        <w:rPr>
-          <w:lang w:val="id_ID" w:bidi="id_ID"/>
-        </w:rPr>
-        <w:t>1 Timotius 6:13 (#3)</w:t>
-      </w:r>
-      <w:r>
-        <w:rPr>
-          <w:lang w:val="id_ID" w:bidi="id_ID"/>
-        </w:rPr>
-      </w:r>
-    </w:p>
-    <w:p>
-      <w:pPr/>
-      <w:r>
-        <w:rPr>
-          <w:lang w:val="id_ID" w:bidi="id_ID"/>
-        </w:rPr>
-      </w:r>
-      <w:r>
-        <w:rPr>
-          <w:lang w:val="id_ID" w:bidi="id_ID"/>
-        </w:rPr>
-        <w:t xml:space="preserve">Implikasinya adalah bahwa Paulus juga meminta </w:t>
-      </w:r>
-      <w:r>
-        <w:rPr>
-          <w:b/>
-          <w:lang w:val="id_ID" w:bidi="id_ID"/>
-        </w:rPr>
-        <w:t>Yesus</w:t>
-      </w:r>
-      <w:r>
-        <w:rPr>
-          <w:lang w:val="id_ID" w:bidi="id_ID"/>
-        </w:rPr>
-        <w:t xml:space="preserve"> untuk menjadi saksinya. Terjemahan alternatif: “dan dengan Kristus Yesus … sebagai saksiku juga”</w:t>
-      </w:r>
-    </w:p>
-    <w:p>
-      <w:pPr/>
-      <w:r>
-        <w:rPr>
-          <w:lang w:val="id_ID" w:bidi="id_ID"/>
-        </w:rPr>
-      </w:r>
-      <w:r>
-        <w:rPr>
-          <w:lang w:val="id_ID" w:bidi="id_ID"/>
-        </w:rPr>
-        <w:t xml:space="preserve">Lihat: </w:t>
-      </w:r>
-      <w:r>
-        <w:rPr>
-          <w:lang w:val="id_ID" w:bidi="id_ID"/>
-        </w:rPr>
-        <w:t>Assumed Knowledge and Implicit Information</w:t>
-      </w:r>
-      <w:r>
-        <w:rPr>
-          <w:lang w:val="id_ID" w:bidi="id_ID"/>
-        </w:rPr>
-      </w:r>
-      <w:r>
-        <w:rPr>
-          <w:lang w:val="id_ID" w:bidi="id_ID"/>
-        </w:rPr>
-      </w:r>
-    </w:p>
-    <w:p>
-      <w:pPr/>
-      <w:r>
-        <w:rPr>
-          <w:lang w:val="id_ID" w:bidi="id_ID"/>
-        </w:rPr>
-      </w:r>
-    </w:p>
-    <w:p>
-      <w:pPr>
-        <w:pStyle w:val="Heading2"/>
-      </w:pPr>
-      <w:r>
-        <w:rPr>
-          <w:lang w:val="id_ID" w:bidi="id_ID"/>
-        </w:rPr>
-        <w:t>1 Timotius 6:19 (#2)</w:t>
-      </w:r>
-      <w:r>
-        <w:rPr>
-          <w:lang w:val="id_ID" w:bidi="id_ID"/>
-        </w:rPr>
-      </w:r>
-    </w:p>
-    <w:p>
-      <w:pPr/>
-      <w:r>
-        <w:rPr>
-          <w:lang w:val="id_ID" w:bidi="id_ID"/>
-        </w:rPr>
-      </w:r>
-      <w:r>
-        <w:rPr>
-          <w:lang w:val="id_ID" w:bidi="id_ID"/>
-        </w:rPr>
-        <w:t xml:space="preserve">Paulus juga berbicara secara kiasan tentang berkat-berkat yang akan Tuhan berikan seolah-olah itu adalah </w:t>
-      </w:r>
-      <w:r>
-        <w:rPr>
-          <w:b/>
-          <w:lang w:val="id_ID" w:bidi="id_ID"/>
-        </w:rPr>
-        <w:t>fondasi (dasar)</w:t>
-      </w:r>
-      <w:r>
-        <w:rPr>
-          <w:lang w:val="id_ID" w:bidi="id_ID"/>
-        </w:rPr>
-        <w:t xml:space="preserve"> sebuah bangunan. Maksudnya adalah bahwa hal-hal tersebut akan memberi seseorang awal yang baik dalam kehidupan barunya di hadirat Tuhan selamanya. Terjemahan lain: “menjamin awal yang baik sekarang dalam kehidupan masa depan mereka di hadirat Tuhan”</w:t>
-      </w:r>
-    </w:p>
-    <w:p>
-      <w:pPr/>
-      <w:r>
-        <w:rPr>
-          <w:lang w:val="id_ID" w:bidi="id_ID"/>
-        </w:rPr>
-      </w:r>
-      <w:r>
-        <w:rPr>
-          <w:lang w:val="id_ID" w:bidi="id_ID"/>
-        </w:rPr>
-        <w:t xml:space="preserve">Lihat: </w:t>
-      </w:r>
-      <w:r>
-        <w:rPr>
-          <w:lang w:val="id_ID" w:bidi="id_ID"/>
-        </w:rPr>
-        <w:t>Metafora</w:t>
-      </w:r>
-      <w:r>
-        <w:rPr>
-          <w:lang w:val="id_ID" w:bidi="id_ID"/>
-        </w:rPr>
-      </w:r>
-      <w:r>
-        <w:rPr>
-          <w:lang w:val="id_ID" w:bidi="id_ID"/>
-        </w:rPr>
-      </w:r>
-    </w:p>
-    <w:p>
-      <w:pPr/>
-      <w:r>
-        <w:rPr>
-          <w:lang w:val="id_ID" w:bidi="id_ID"/>
-        </w:rPr>
-      </w:r>
-    </w:p>
-    <w:p>
-      <w:pPr>
-        <w:pStyle w:val="Heading2"/>
-      </w:pPr>
-      <w:r>
-        <w:rPr>
-          <w:lang w:val="id_ID" w:bidi="id_ID"/>
-        </w:rPr>
-        <w:t>1 Timotius 6:20 (#4)</w:t>
-      </w:r>
-      <w:r>
-        <w:rPr>
-          <w:lang w:val="id_ID" w:bidi="id_ID"/>
-        </w:rPr>
-      </w:r>
-    </w:p>
-    <w:p>
-      <w:pPr/>
-      <w:r>
-        <w:rPr>
-          <w:lang w:val="id_ID" w:bidi="id_ID"/>
-        </w:rPr>
-      </w:r>
-      <w:r>
-        <w:rPr>
-          <w:lang w:val="id_ID" w:bidi="id_ID"/>
-        </w:rPr>
-        <w:t>Jika ini berguna dalam bahasa Anda, Anda dapat mengungkapkan frasa pasif ini dengan bentuk aktif, dan Anda dapat menyatakan siapa yang melakukan tindakan tersebut. Terjemahan lain: “dari apa yang oleh sebagian orang disebut sebagai pengetahuan”</w:t>
-      </w:r>
-    </w:p>
-    <w:p>
-      <w:pPr/>
-      <w:r>
-        <w:rPr>
-          <w:lang w:val="id_ID" w:bidi="id_ID"/>
-        </w:rPr>
-      </w:r>
-      <w:r>
-        <w:rPr>
-          <w:lang w:val="id_ID" w:bidi="id_ID"/>
-        </w:rPr>
-        <w:t xml:space="preserve">Lihat: </w:t>
-      </w:r>
-      <w:r>
-        <w:rPr>
-          <w:lang w:val="id_ID" w:bidi="id_ID"/>
-        </w:rPr>
-        <w:t>Aktif atau Pasif</w:t>
-      </w:r>
-      <w:r>
-        <w:rPr>
-          <w:lang w:val="id_ID" w:bidi="id_ID"/>
-        </w:rPr>
-      </w:r>
-      <w:r>
-        <w:rPr>
-          <w:lang w:val="id_ID" w:bidi="id_ID"/>
-        </w:rPr>
-      </w:r>
-    </w:p>
-    <w:p>
-      <w:pPr/>
-      <w:r>
-        <w:rPr>
-          <w:lang w:val="id_ID" w:bidi="id_ID"/>
-        </w:rPr>
-      </w:r>
-    </w:p>
-    <w:p>
-      <w:pPr>
-        <w:pStyle w:val="Heading2"/>
-      </w:pPr>
-      <w:r>
-        <w:rPr>
-          <w:lang w:val="id_ID" w:bidi="id_ID"/>
-        </w:rPr>
-        <w:t>3 Yohanes 1:2 (#1)</w:t>
-      </w:r>
-      <w:r>
-        <w:rPr>
-          <w:lang w:val="id_ID" w:bidi="id_ID"/>
-        </w:rPr>
-      </w:r>
-    </w:p>
-    <w:p>
-      <w:pPr/>
-      <w:r>
-        <w:rPr>
-          <w:lang w:val="id_ID" w:bidi="id_ID"/>
-        </w:rPr>
-      </w:r>
-      <w:r>
-        <w:rPr>
-          <w:lang w:val="id_ID" w:bidi="id_ID"/>
-        </w:rPr>
-        <w:t xml:space="preserve">Yohanes menggunakan kata </w:t>
-      </w:r>
-      <w:r>
-        <w:rPr>
-          <w:b/>
-          <w:lang w:val="id_ID" w:bidi="id_ID"/>
-        </w:rPr>
-        <w:t>jiwa-mu</w:t>
-      </w:r>
-      <w:r>
-        <w:rPr>
-          <w:lang w:val="id_ID" w:bidi="id_ID"/>
-        </w:rPr>
-        <w:t xml:space="preserve"> yang menyatakan satu unsur dari diri Gayus, untuk menjelaskan keseluruhan dari dirinya dalam perspektif rohani. Jika hal ini menolong dalam bahasa Anda, Anda dapat mengungkapkan artinya dengan jelas. Terjemahan lain: “sama seperti kamu baik-baik saja secara rohani”</w:t>
-      </w:r>
-    </w:p>
-    <w:p>
-      <w:pPr/>
-      <w:r>
-        <w:rPr>
-          <w:lang w:val="id_ID" w:bidi="id_ID"/>
-        </w:rPr>
-      </w:r>
-      <w:r>
-        <w:rPr>
-          <w:lang w:val="id_ID" w:bidi="id_ID"/>
-        </w:rPr>
-        <w:t xml:space="preserve">Lihat: </w:t>
-      </w:r>
-      <w:r>
-        <w:rPr>
-          <w:lang w:val="id_ID" w:bidi="id_ID"/>
-        </w:rPr>
-        <w:t>Sinekdokhe</w:t>
-      </w:r>
-      <w:r>
-        <w:rPr>
-          <w:lang w:val="id_ID" w:bidi="id_ID"/>
-        </w:rPr>
-      </w:r>
-      <w:r>
-        <w:rPr>
-          <w:lang w:val="id_ID" w:bidi="id_ID"/>
-        </w:rPr>
-      </w:r>
-    </w:p>
-    <w:p>
-      <w:pPr/>
-      <w:r>
-        <w:rPr>
-          <w:lang w:val="id_ID" w:bidi="id_ID"/>
-        </w:rPr>
-      </w:r>
-    </w:p>
-    <w:p>
-      <w:pPr>
-        <w:pStyle w:val="Heading2"/>
-      </w:pPr>
-      <w:r>
-        <w:rPr>
-          <w:lang w:val="id_ID" w:bidi="id_ID"/>
-        </w:rPr>
-        <w:t>3 Yohanes 1:3 (#3)</w:t>
-      </w:r>
-      <w:r>
-        <w:rPr>
-          <w:lang w:val="id_ID" w:bidi="id_ID"/>
-        </w:rPr>
-      </w:r>
-    </w:p>
-    <w:p>
-      <w:pPr/>
-      <w:r>
-        <w:rPr>
-          <w:lang w:val="id_ID" w:bidi="id_ID"/>
-        </w:rPr>
-      </w:r>
-      <w:r>
-        <w:rPr>
-          <w:lang w:val="id_ID" w:bidi="id_ID"/>
-        </w:rPr>
-        <w:t xml:space="preserve">Yohanes berasumsi bahwa Gayus akan memahami bahwa </w:t>
-      </w:r>
-      <w:r>
-        <w:rPr>
-          <w:b/>
-          <w:lang w:val="id_ID" w:bidi="id_ID"/>
-        </w:rPr>
-        <w:t>saudara-saudara</w:t>
-      </w:r>
-      <w:r>
-        <w:rPr>
-          <w:lang w:val="id_ID" w:bidi="id_ID"/>
-        </w:rPr>
-        <w:t xml:space="preserve"> yang datang adalah orang-orang yang </w:t>
-      </w:r>
-      <w:r>
-        <w:rPr>
-          <w:b/>
-          <w:lang w:val="id_ID" w:bidi="id_ID"/>
-        </w:rPr>
-        <w:t>bersaksi</w:t>
-      </w:r>
-      <w:r>
-        <w:rPr>
-          <w:lang w:val="id_ID" w:bidi="id_ID"/>
-        </w:rPr>
-        <w:t xml:space="preserve"> tentang Gayus. Anda dapat memasukkan informasi ini jika itu berguna bagi pembaca Anda. Terjemahan lain: “saudara-saudara yang memberi kesaksian” atau “saudara-saudara yang melaporkan kepada saya tentang”</w:t>
-      </w:r>
-    </w:p>
-    <w:p>
-      <w:pPr/>
-      <w:r>
-        <w:rPr>
-          <w:lang w:val="id_ID" w:bidi="id_ID"/>
-        </w:rPr>
-      </w:r>
-      <w:r>
-        <w:rPr>
-          <w:lang w:val="id_ID" w:bidi="id_ID"/>
-        </w:rPr>
-        <w:t xml:space="preserve">Lihat: </w:t>
-      </w:r>
-      <w:r>
-        <w:rPr>
-          <w:lang w:val="id_ID" w:bidi="id_ID"/>
-        </w:rPr>
-        <w:t>Assumed Knowledge and Implicit Information</w:t>
-      </w:r>
-      <w:r>
-        <w:rPr>
-          <w:lang w:val="id_ID" w:bidi="id_ID"/>
-        </w:rPr>
-      </w:r>
-      <w:r>
-        <w:rPr>
-          <w:lang w:val="id_ID" w:bidi="id_ID"/>
-        </w:rPr>
-      </w:r>
-    </w:p>
-    <w:p>
-      <w:pPr/>
-      <w:r>
-        <w:rPr>
-          <w:lang w:val="id_ID" w:bidi="id_ID"/>
-        </w:rPr>
-      </w:r>
-    </w:p>
-    <w:p>
-      <w:pPr>
-        <w:pStyle w:val="Heading2"/>
-      </w:pPr>
-      <w:r>
-        <w:rPr>
-          <w:lang w:val="id_ID" w:bidi="id_ID"/>
-        </w:rPr>
-        <w:t>3 Yohanes 1:5 (#1)</w:t>
-      </w:r>
-      <w:r>
-        <w:rPr>
-          <w:lang w:val="id_ID" w:bidi="id_ID"/>
-        </w:rPr>
-      </w:r>
-    </w:p>
-    <w:p>
-      <w:pPr/>
-      <w:r>
-        <w:rPr>
-          <w:lang w:val="id_ID" w:bidi="id_ID"/>
-        </w:rPr>
-      </w:r>
-      <w:r>
-        <w:rPr>
-          <w:lang w:val="id_ID" w:bidi="id_ID"/>
-        </w:rPr>
-        <w:t xml:space="preserve">Kata </w:t>
-      </w:r>
-      <w:r>
-        <w:rPr>
-          <w:b/>
-          <w:lang w:val="id_ID" w:bidi="id_ID"/>
-        </w:rPr>
-        <w:t>'Terkasih,</w:t>
-      </w:r>
-      <w:r>
-        <w:rPr>
-          <w:lang w:val="id_ID" w:bidi="id_ID"/>
-        </w:rPr>
-        <w:t xml:space="preserve"> </w:t>
-      </w:r>
-      <w:r>
-        <w:rPr>
-          <w:b/>
-          <w:lang w:val="id_ID" w:bidi="id_ID"/>
-        </w:rPr>
-        <w:t>Kekasih</w:t>
-      </w:r>
-      <w:r>
-        <w:rPr>
-          <w:lang w:val="id_ID" w:bidi="id_ID"/>
-        </w:rPr>
-        <w:t>**'** merujuk kepada Gayus. Yohanes menggunakannya sebagai istilah panggilan sayang untuk Gayus sebagai sesama orang percaya. Gunakanlah istilah ini untuk menyebut teman yang terkasih dalam bahasa Anda.</w:t>
-      </w:r>
-    </w:p>
-    <w:p>
-      <w:pPr/>
-      <w:r>
-        <w:rPr>
-          <w:lang w:val="id_ID" w:bidi="id_ID"/>
-        </w:rPr>
-      </w:r>
-      <w:r>
-        <w:rPr>
-          <w:lang w:val="id_ID" w:bidi="id_ID"/>
-        </w:rPr>
-        <w:t xml:space="preserve">Lihat: </w:t>
-      </w:r>
-      <w:r>
-        <w:rPr>
-          <w:lang w:val="id_ID" w:bidi="id_ID"/>
-        </w:rPr>
-        <w:t>Assumed Knowledge and Implicit Information</w:t>
-      </w:r>
-      <w:r>
-        <w:rPr>
-          <w:lang w:val="id_ID" w:bidi="id_ID"/>
-        </w:rPr>
-      </w:r>
-      <w:r>
-        <w:rPr>
-          <w:lang w:val="id_ID" w:bidi="id_ID"/>
-        </w:rPr>
-      </w:r>
-    </w:p>
-    <w:p>
-      <w:pPr/>
-      <w:r>
-        <w:rPr>
-          <w:lang w:val="id_ID" w:bidi="id_ID"/>
-        </w:rPr>
-      </w:r>
-    </w:p>
-    <w:p>
-      <w:pPr>
-        <w:pStyle w:val="Heading2"/>
-      </w:pPr>
-      <w:r>
-        <w:rPr>
-          <w:lang w:val="id_ID" w:bidi="id_ID"/>
-        </w:rPr>
-        <w:t>3 Yohanes 1:5 (#2)</w:t>
-      </w:r>
-      <w:r>
-        <w:rPr>
-          <w:lang w:val="id_ID" w:bidi="id_ID"/>
-        </w:rPr>
-      </w:r>
-    </w:p>
-    <w:p>
-      <w:pPr/>
-      <w:r>
-        <w:rPr>
-          <w:lang w:val="id_ID" w:bidi="id_ID"/>
-        </w:rPr>
-      </w:r>
-      <w:r>
-        <w:rPr>
-          <w:lang w:val="id_ID" w:bidi="id_ID"/>
-        </w:rPr>
-        <w:t>Implikasinya adalah bahwa Gayus setia kepada Allah. Anda dapat memasukkan informasi ini jika hal itu akan membantu para pembaca Anda. Terjemahan alternatifnya: “Anda melakukan apa yang setia kepada Allah” atau “Anda setia kepada Allah”</w:t>
-      </w:r>
-    </w:p>
-    <w:p>
-      <w:pPr/>
-      <w:r>
-        <w:rPr>
-          <w:lang w:val="id_ID" w:bidi="id_ID"/>
-        </w:rPr>
-      </w:r>
-      <w:r>
-        <w:rPr>
-          <w:lang w:val="id_ID" w:bidi="id_ID"/>
-        </w:rPr>
-        <w:t xml:space="preserve">Lihat: </w:t>
-      </w:r>
-      <w:r>
-        <w:rPr>
-          <w:lang w:val="id_ID" w:bidi="id_ID"/>
-        </w:rPr>
-        <w:t>Assumed Knowledge and Implicit Information</w:t>
-      </w:r>
-      <w:r>
-        <w:rPr>
-          <w:lang w:val="id_ID" w:bidi="id_ID"/>
-        </w:rPr>
-      </w:r>
-      <w:r>
-        <w:rPr>
-          <w:lang w:val="id_ID" w:bidi="id_ID"/>
-        </w:rPr>
-      </w:r>
-    </w:p>
-    <w:p>
-      <w:pPr/>
-      <w:r>
-        <w:rPr>
-          <w:lang w:val="id_ID" w:bidi="id_ID"/>
-        </w:rPr>
-      </w:r>
-    </w:p>
-    <w:p>
-      <w:pPr>
-        <w:pStyle w:val="Heading2"/>
-      </w:pPr>
-      <w:r>
-        <w:rPr>
-          <w:lang w:val="id_ID" w:bidi="id_ID"/>
-        </w:rPr>
-        <w:t>3 Yohanes 1:6 (#1)</w:t>
-      </w:r>
-      <w:r>
-        <w:rPr>
-          <w:lang w:val="id_ID" w:bidi="id_ID"/>
-        </w:rPr>
-      </w:r>
-    </w:p>
-    <w:p>
-      <w:pPr/>
-      <w:r>
-        <w:rPr>
-          <w:lang w:val="id_ID" w:bidi="id_ID"/>
-        </w:rPr>
-      </w:r>
-      <w:r>
-        <w:rPr>
-          <w:lang w:val="id_ID" w:bidi="id_ID"/>
-        </w:rPr>
-        <w:t xml:space="preserve">Di sini, </w:t>
-      </w:r>
-      <w:r>
-        <w:rPr>
-          <w:b/>
-          <w:lang w:val="id_ID" w:bidi="id_ID"/>
-        </w:rPr>
-        <w:t>mereka</w:t>
-      </w:r>
-      <w:r>
-        <w:rPr>
-          <w:lang w:val="id_ID" w:bidi="id_ID"/>
-        </w:rPr>
-        <w:t xml:space="preserve"> merujuk kembali kepada “orang-orang asing” di ayat 5. Jika akan membantu dalam bahasa Anda, Anda dapat mengulangi kata “orang asing” di sini. Terjemahan alternatifnya: “orang-orang yang tadinya adalah orang asing bagimu, yang telah menceritakan kepada orang-orang percaya di jemaat di sini tentang bagaimana kamu mengasihi mereka”</w:t>
-      </w:r>
-    </w:p>
-    <w:p>
-      <w:pPr/>
-      <w:r>
-        <w:rPr>
-          <w:lang w:val="id_ID" w:bidi="id_ID"/>
-        </w:rPr>
-      </w:r>
-      <w:r>
-        <w:rPr>
-          <w:lang w:val="id_ID" w:bidi="id_ID"/>
-        </w:rPr>
-        <w:t xml:space="preserve">Lihat: </w:t>
-      </w:r>
-      <w:r>
-        <w:rPr>
-          <w:lang w:val="id_ID" w:bidi="id_ID"/>
-        </w:rPr>
-        <w:t>Kata Ganti</w:t>
-      </w:r>
-      <w:r>
-        <w:rPr>
-          <w:lang w:val="id_ID" w:bidi="id_ID"/>
-        </w:rPr>
-      </w:r>
-      <w:r>
-        <w:rPr>
-          <w:lang w:val="id_ID" w:bidi="id_ID"/>
-        </w:rPr>
-      </w:r>
-    </w:p>
-    <w:p>
-      <w:pPr/>
-      <w:r>
-        <w:rPr>
-          <w:lang w:val="id_ID" w:bidi="id_ID"/>
-        </w:rPr>
-      </w:r>
-    </w:p>
-    <w:p>
-      <w:pPr>
-        <w:pStyle w:val="Heading2"/>
-      </w:pPr>
-      <w:r>
-        <w:rPr>
-          <w:lang w:val="id_ID" w:bidi="id_ID"/>
-        </w:rPr>
-        <w:t>3 Yohanes 1:6 (#2)</w:t>
-      </w:r>
-      <w:r>
-        <w:rPr>
-          <w:lang w:val="id_ID" w:bidi="id_ID"/>
-        </w:rPr>
-      </w:r>
-    </w:p>
-    <w:p>
-      <w:pPr/>
-      <w:r>
-        <w:rPr>
-          <w:lang w:val="id_ID" w:bidi="id_ID"/>
-        </w:rPr>
-      </w:r>
-      <w:r>
-        <w:rPr>
-          <w:lang w:val="id_ID" w:bidi="id_ID"/>
-        </w:rPr>
-        <w:t xml:space="preserve">Di sini, </w:t>
-      </w:r>
-      <w:r>
-        <w:rPr>
-          <w:b/>
-          <w:lang w:val="id_ID" w:bidi="id_ID"/>
-        </w:rPr>
-        <w:t>mereka</w:t>
-      </w:r>
-      <w:r>
-        <w:rPr>
-          <w:lang w:val="id_ID" w:bidi="id_ID"/>
-        </w:rPr>
-        <w:t xml:space="preserve"> mungkin merujuk (1) dalam pengertian umum kepada semua orang percaya yang sedang dalam perjalanan, dan bukan kepada orang asing yang secara spesifik menceritakan tentang bagaimana Paulus telah menolong mereka. Terjemahan alternatifnya: “semua orang yang sedang dalam perjalanan” (2) kepada kelompok orang asing tertentu yang menceritakan tentang bagaimana Paulus telah menolong mereka. Dalam hal ini, kelompok yang sama akan kembali ke tempat di mana Gayus berada dan kemudian melakukan perjalanan yang lebih jauh. Terjemahan alternatifnya: “saudara-saudara ini”</w:t>
-      </w:r>
-    </w:p>
-    <w:p>
-      <w:pPr/>
-      <w:r>
-        <w:rPr>
-          <w:lang w:val="id_ID" w:bidi="id_ID"/>
-        </w:rPr>
-      </w:r>
-      <w:r>
-        <w:rPr>
-          <w:lang w:val="id_ID" w:bidi="id_ID"/>
-        </w:rPr>
-        <w:t xml:space="preserve">Lihat: </w:t>
-      </w:r>
-      <w:r>
-        <w:rPr>
-          <w:lang w:val="id_ID" w:bidi="id_ID"/>
-        </w:rPr>
-        <w:t>Kata Ganti</w:t>
-      </w:r>
-      <w:r>
-        <w:rPr>
-          <w:lang w:val="id_ID" w:bidi="id_ID"/>
-        </w:rPr>
-      </w:r>
-      <w:r>
-        <w:rPr>
-          <w:lang w:val="id_ID" w:bidi="id_ID"/>
-        </w:rPr>
-      </w:r>
-    </w:p>
-    <w:p>
-      <w:pPr/>
-      <w:r>
-        <w:rPr>
-          <w:lang w:val="id_ID" w:bidi="id_ID"/>
-        </w:rPr>
-      </w:r>
-    </w:p>
-    <w:p>
-      <w:pPr>
-        <w:pStyle w:val="Heading2"/>
-      </w:pPr>
-      <w:r>
-        <w:rPr>
-          <w:lang w:val="id_ID" w:bidi="id_ID"/>
-        </w:rPr>
-        <w:t>3 Yohanes 1:6 (#3)</w:t>
-      </w:r>
-      <w:r>
-        <w:rPr>
-          <w:lang w:val="id_ID" w:bidi="id_ID"/>
-        </w:rPr>
-      </w:r>
-    </w:p>
-    <w:p>
-      <w:pPr/>
-      <w:r>
-        <w:rPr>
-          <w:lang w:val="id_ID" w:bidi="id_ID"/>
-        </w:rPr>
-      </w:r>
-      <w:r>
-        <w:rPr>
-          <w:lang w:val="id_ID" w:bidi="id_ID"/>
-        </w:rPr>
-        <w:t>Yohanes menghilangkan beberapa kata yang dalam banyak bahasa diperlukan untuk melengkapi kalimat. Anda dapat menyediakan kata-kata ini dari awal kalimat jika akan lebih jelas dalam bahasa Anda. Terjemahan alternatifnya: “mengutus mereka dalam perjalanan mereka”</w:t>
-      </w:r>
-    </w:p>
-    <w:p>
-      <w:pPr/>
-      <w:r>
-        <w:rPr>
-          <w:lang w:val="id_ID" w:bidi="id_ID"/>
-        </w:rPr>
-      </w:r>
-      <w:r>
-        <w:rPr>
-          <w:lang w:val="id_ID" w:bidi="id_ID"/>
-        </w:rPr>
-        <w:t xml:space="preserve">Lihat: </w:t>
-      </w:r>
-      <w:r>
-        <w:rPr>
-          <w:lang w:val="id_ID" w:bidi="id_ID"/>
-        </w:rPr>
-        <w:t>Elipsis</w:t>
-      </w:r>
-      <w:r>
-        <w:rPr>
-          <w:lang w:val="id_ID" w:bidi="id_ID"/>
-        </w:rPr>
-      </w:r>
-      <w:r>
-        <w:rPr>
-          <w:lang w:val="id_ID" w:bidi="id_ID"/>
-        </w:rPr>
-      </w:r>
-    </w:p>
-    <w:p>
-      <w:pPr/>
-      <w:r>
-        <w:rPr>
-          <w:lang w:val="id_ID" w:bidi="id_ID"/>
-        </w:rPr>
-      </w:r>
-    </w:p>
-    <w:p>
-      <w:pPr>
-        <w:pStyle w:val="Heading2"/>
-      </w:pPr>
-      <w:r>
-        <w:rPr>
-          <w:lang w:val="id_ID" w:bidi="id_ID"/>
-        </w:rPr>
-        <w:t>3 Yohanes 1:11 (#1)</w:t>
-      </w:r>
-      <w:r>
-        <w:rPr>
-          <w:lang w:val="id_ID" w:bidi="id_ID"/>
-        </w:rPr>
-      </w:r>
-    </w:p>
-    <w:p>
-      <w:pPr/>
-      <w:r>
-        <w:rPr>
-          <w:lang w:val="id_ID" w:bidi="id_ID"/>
-        </w:rPr>
-      </w:r>
-      <w:r>
-        <w:rPr>
-          <w:lang w:val="id_ID" w:bidi="id_ID"/>
-        </w:rPr>
-        <w:t xml:space="preserve">Di sini, </w:t>
-      </w:r>
-      <w:r>
-        <w:rPr>
-          <w:b/>
-          <w:lang w:val="id_ID" w:bidi="id_ID"/>
-        </w:rPr>
-        <w:t>Yang terkasih</w:t>
-      </w:r>
-      <w:r>
-        <w:rPr>
-          <w:lang w:val="id_ID" w:bidi="id_ID"/>
-        </w:rPr>
-        <w:t xml:space="preserve"> digunakan sebagai sebutan sayang kepada Gayus sebagai rekan seiman. Lihat bagaimana Anda menerjemahkannya dalam </w:t>
-      </w:r>
-      <w:r>
-        <w:rPr>
-          <w:lang w:val="id_ID" w:bidi="id_ID"/>
-        </w:rPr>
-        <w:t>3 Yohanes 1:5</w:t>
-      </w:r>
-      <w:r>
-        <w:rPr>
-          <w:lang w:val="id_ID" w:bidi="id_ID"/>
-        </w:rPr>
-        <w:t>.</w:t>
-      </w:r>
-    </w:p>
-    <w:p>
-      <w:pPr/>
-      <w:r>
-        <w:rPr>
-          <w:lang w:val="id_ID" w:bidi="id_ID"/>
-        </w:rPr>
-      </w:r>
-      <w:r>
-        <w:rPr>
-          <w:lang w:val="id_ID" w:bidi="id_ID"/>
-        </w:rPr>
-        <w:t xml:space="preserve">Lihat: </w:t>
-      </w:r>
-      <w:r>
-        <w:rPr>
-          <w:lang w:val="id_ID" w:bidi="id_ID"/>
-        </w:rPr>
-        <w:t>Assumed Knowledge and Implicit Information</w:t>
-      </w:r>
-      <w:r>
-        <w:rPr>
-          <w:lang w:val="id_ID" w:bidi="id_ID"/>
-        </w:rPr>
-      </w:r>
-      <w:r>
-        <w:rPr>
-          <w:lang w:val="id_ID" w:bidi="id_ID"/>
-        </w:rPr>
-      </w:r>
-    </w:p>
-    <w:p>
-      <w:pPr/>
-      <w:r>
-        <w:rPr>
-          <w:lang w:val="id_ID" w:bidi="id_ID"/>
-        </w:rPr>
-      </w:r>
-    </w:p>
-    <w:p>
-      <w:pPr>
-        <w:pStyle w:val="Heading2"/>
-      </w:pPr>
-      <w:r>
-        <w:rPr>
-          <w:lang w:val="id_ID" w:bidi="id_ID"/>
-        </w:rPr>
-        <w:t>3 Yohanes 1:12 (#3)</w:t>
-      </w:r>
-      <w:r>
-        <w:rPr>
-          <w:lang w:val="id_ID" w:bidi="id_ID"/>
-        </w:rPr>
-      </w:r>
-    </w:p>
-    <w:p>
-      <w:pPr/>
-      <w:r>
-        <w:rPr>
-          <w:lang w:val="id_ID" w:bidi="id_ID"/>
-        </w:rPr>
-      </w:r>
-      <w:r>
-        <w:rPr>
-          <w:lang w:val="id_ID" w:bidi="id_ID"/>
-        </w:rPr>
-        <w:t xml:space="preserve">Implikasinya adalah bahwa </w:t>
-      </w:r>
-      <w:r>
-        <w:rPr>
-          <w:b/>
-          <w:lang w:val="id_ID" w:bidi="id_ID"/>
-        </w:rPr>
-        <w:t>saksi</w:t>
-      </w:r>
-      <w:r>
-        <w:rPr>
-          <w:lang w:val="id_ID" w:bidi="id_ID"/>
-        </w:rPr>
-        <w:t xml:space="preserve"> ini mengatakan hal baik tentang Demetrius. Anda dapat memasukkan informasi ini jika itu berguna bagi pembaca Anda. Terjemahan alternatifnya: “telah dipuji sebagai orang baik”</w:t>
-      </w:r>
-    </w:p>
-    <w:p>
-      <w:pPr/>
-      <w:r>
-        <w:rPr>
-          <w:lang w:val="id_ID" w:bidi="id_ID"/>
-        </w:rPr>
-      </w:r>
-      <w:r>
-        <w:rPr>
-          <w:lang w:val="id_ID" w:bidi="id_ID"/>
-        </w:rPr>
-        <w:t xml:space="preserve">Lihat: </w:t>
-      </w:r>
-      <w:r>
-        <w:rPr>
-          <w:lang w:val="id_ID" w:bidi="id_ID"/>
-        </w:rPr>
-        <w:t>Assumed Knowledge and Implicit Information</w:t>
-      </w:r>
-      <w:r>
-        <w:rPr>
-          <w:lang w:val="id_ID" w:bidi="id_ID"/>
-        </w:rPr>
-      </w:r>
-      <w:r>
-        <w:rPr>
-          <w:lang w:val="id_ID" w:bidi="id_ID"/>
-        </w:rPr>
-      </w:r>
-    </w:p>
-    <w:p>
-      <w:pPr/>
-      <w:r>
-        <w:rPr>
-          <w:lang w:val="id_ID" w:bidi="id_ID"/>
-        </w:rPr>
-      </w:r>
-    </w:p>
-    <w:p>
-      <w:pPr>
-        <w:pStyle w:val="Heading2"/>
-      </w:pPr>
-      <w:r>
-        <w:rPr>
-          <w:lang w:val="id_ID" w:bidi="id_ID"/>
-        </w:rPr>
-        <w:t>3 Yohanes 1:12 (#8)</w:t>
-      </w:r>
-      <w:r>
-        <w:rPr>
-          <w:lang w:val="id_ID" w:bidi="id_ID"/>
-        </w:rPr>
-      </w:r>
-    </w:p>
-    <w:p>
-      <w:pPr/>
-      <w:r>
-        <w:rPr>
-          <w:lang w:val="id_ID" w:bidi="id_ID"/>
-        </w:rPr>
-      </w:r>
-      <w:r>
-        <w:rPr>
-          <w:lang w:val="id_ID" w:bidi="id_ID"/>
-        </w:rPr>
-        <w:t xml:space="preserve">Seperti pada kalimat sebelumnya, implikasinya di sini juga adalah bahwa </w:t>
-      </w:r>
-      <w:r>
-        <w:rPr>
-          <w:b/>
-          <w:lang w:val="id_ID" w:bidi="id_ID"/>
-        </w:rPr>
-        <w:t>saksi</w:t>
-      </w:r>
-      <w:r>
-        <w:rPr>
-          <w:lang w:val="id_ID" w:bidi="id_ID"/>
-        </w:rPr>
-        <w:t xml:space="preserve"> ini memiliki hal baik tentang Demetrius. Anda dapat memasukkan informasi ini jika itu berguna bagi pembaca Anda. Terjemahan alternatifnya: “Dan kami juga memuji Demetrius”</w:t>
-      </w:r>
-    </w:p>
-    <w:p>
-      <w:pPr/>
-      <w:r>
-        <w:rPr>
-          <w:lang w:val="id_ID" w:bidi="id_ID"/>
-        </w:rPr>
-      </w:r>
-      <w:r>
-        <w:rPr>
-          <w:lang w:val="id_ID" w:bidi="id_ID"/>
-        </w:rPr>
-        <w:t xml:space="preserve">Lihat: </w:t>
-      </w:r>
-      <w:r>
-        <w:rPr>
-          <w:lang w:val="id_ID" w:bidi="id_ID"/>
-        </w:rPr>
-        <w:t>Assumed Knowledge and Implicit Information</w:t>
-      </w:r>
-      <w:r>
-        <w:rPr>
-          <w:lang w:val="id_ID" w:bidi="id_ID"/>
-        </w:rPr>
-      </w:r>
-      <w:r>
-        <w:rPr>
-          <w:lang w:val="id_ID" w:bidi="id_ID"/>
-        </w:rPr>
-      </w:r>
-    </w:p>
-    <w:p>
-      <w:pPr/>
-      <w:r>
-        <w:rPr>
-          <w:lang w:val="id_ID" w:bidi="id_ID"/>
-        </w:rPr>
-      </w:r>
-    </w:p>
-    <w:p>
-      <w:pPr>
-        <w:pStyle w:val="Heading2"/>
-      </w:pPr>
-      <w:r>
-        <w:rPr>
-          <w:lang w:val="id_ID" w:bidi="id_ID"/>
-        </w:rPr>
-        <w:t>1 Timotius 1:5 (#2)</w:t>
-      </w:r>
-      <w:r>
-        <w:rPr>
-          <w:lang w:val="id_ID" w:bidi="id_ID"/>
-        </w:rPr>
-      </w:r>
-    </w:p>
-    <w:p>
-      <w:pPr/>
-      <w:r>
-        <w:rPr>
-          <w:lang w:val="id_ID" w:bidi="id_ID"/>
-        </w:rPr>
-      </w:r>
-    </w:p>
-    <w:p>
-      <w:pPr/>
-      <w:r>
-        <w:rPr>
-          <w:lang w:val="id_ID" w:bidi="id_ID"/>
-        </w:rPr>
-      </w:r>
-      <w:r>
-        <w:rPr>
-          <w:lang w:val="id_ID" w:bidi="id_ID"/>
-        </w:rPr>
-        <w:t xml:space="preserve">Lihat: </w:t>
-      </w:r>
-      <w:r>
-        <w:rPr>
-          <w:lang w:val="id_ID" w:bidi="id_ID"/>
-        </w:rPr>
-        <w:t>Connect — Goal (Purpose) Relationship</w:t>
-      </w:r>
-      <w:r>
-        <w:rPr>
-          <w:lang w:val="id_ID" w:bidi="id_ID"/>
-        </w:rPr>
-      </w:r>
-      <w:r>
-        <w:rPr>
-          <w:lang w:val="id_ID" w:bidi="id_ID"/>
-        </w:rPr>
-      </w:r>
-    </w:p>
-    <w:p>
-      <w:pPr/>
-      <w:r>
-        <w:rPr>
-          <w:lang w:val="id_ID" w:bidi="id_ID"/>
-        </w:rPr>
-      </w:r>
-    </w:p>
-    <w:p>
-      <w:pPr>
-        <w:pStyle w:val="Heading2"/>
-      </w:pPr>
-      <w:r>
-        <w:rPr>
-          <w:lang w:val="id_ID" w:bidi="id_ID"/>
-        </w:rPr>
-        <w:t>1 Timotius 1:20 (#3)</w:t>
-      </w:r>
-      <w:r>
-        <w:rPr>
-          <w:lang w:val="id_ID" w:bidi="id_ID"/>
-        </w:rPr>
-      </w:r>
-    </w:p>
-    <w:p>
-      <w:pPr/>
-      <w:r>
-        <w:rPr>
-          <w:lang w:val="id_ID" w:bidi="id_ID"/>
-        </w:rPr>
-      </w:r>
-      <w:r>
-        <w:rPr>
-          <w:lang w:val="id_ID" w:bidi="id_ID"/>
-        </w:rPr>
-        <w:t>Ini mungkin berarti bahwa Paulus mengeluarkan mereka dari komunitas orang percaya. Karena mereka tidak lagi menjadi bagian dari komunitas, Setan mempunyai akses kepada mereka dan dapat merugikan mereka. Jika ini berguna bagi pembaca Anda, Anda mungkin ingin memasukkan informasi ini dalam catatan kaki. Terjemahan lain: “Aku telah membiarkan Setan membuat mereka menderita”</w:t>
-      </w:r>
-    </w:p>
-    <w:p>
-      <w:pPr/>
-      <w:r>
-        <w:rPr>
-          <w:lang w:val="id_ID" w:bidi="id_ID"/>
-        </w:rPr>
-      </w:r>
-      <w:r>
-        <w:rPr>
-          <w:lang w:val="id_ID" w:bidi="id_ID"/>
-        </w:rPr>
-        <w:t xml:space="preserve">Lihat: </w:t>
-      </w:r>
-      <w:r>
-        <w:rPr>
-          <w:lang w:val="id_ID" w:bidi="id_ID"/>
-        </w:rPr>
-        <w:t>Assumed Knowledge and Implicit Information</w:t>
-      </w:r>
-      <w:r>
-        <w:rPr>
-          <w:lang w:val="id_ID" w:bidi="id_ID"/>
-        </w:rPr>
-      </w:r>
-      <w:r>
-        <w:rPr>
-          <w:lang w:val="id_ID" w:bidi="id_ID"/>
-        </w:rPr>
-      </w:r>
-    </w:p>
-    <w:p>
-      <w:pPr/>
-      <w:r>
-        <w:rPr>
-          <w:lang w:val="id_ID" w:bidi="id_ID"/>
-        </w:rPr>
-      </w:r>
-    </w:p>
-    <w:p>
-      <w:pPr>
-        <w:pStyle w:val="Heading2"/>
-      </w:pPr>
-      <w:r>
-        <w:rPr>
-          <w:lang w:val="id_ID" w:bidi="id_ID"/>
-        </w:rPr>
-        <w:t>1 Timotius 2:7 (#4)</w:t>
-      </w:r>
-      <w:r>
-        <w:rPr>
-          <w:lang w:val="id_ID" w:bidi="id_ID"/>
-        </w:rPr>
-      </w:r>
-    </w:p>
-    <w:p>
-      <w:pPr/>
-      <w:r>
-        <w:rPr>
-          <w:lang w:val="id_ID" w:bidi="id_ID"/>
-        </w:rPr>
-      </w:r>
-      <w:r>
-        <w:rPr>
-          <w:lang w:val="id_ID" w:bidi="id_ID"/>
-        </w:rPr>
-        <w:t xml:space="preserve">Paulus membandingkan dirinya dengan seorang </w:t>
-      </w:r>
-      <w:r>
-        <w:rPr>
-          <w:i/>
-          <w:lang w:val="id_ID" w:bidi="id_ID"/>
-        </w:rPr>
-        <w:t>pembawa berita</w:t>
-      </w:r>
-      <w:r>
-        <w:rPr>
-          <w:lang w:val="id_ID" w:bidi="id_ID"/>
-        </w:rPr>
-        <w:t xml:space="preserve"> karena Allah telah mengutusnya untuk memberitakan berita Injil. Terjemahan alternatif: "seorang pengkhotbah"</w:t>
-      </w:r>
-    </w:p>
-    <w:p>
-      <w:pPr/>
-      <w:r>
-        <w:rPr>
-          <w:lang w:val="id_ID" w:bidi="id_ID"/>
-        </w:rPr>
-      </w:r>
-      <w:r>
-        <w:rPr>
-          <w:lang w:val="id_ID" w:bidi="id_ID"/>
-        </w:rPr>
-        <w:t xml:space="preserve">Lihat: </w:t>
-      </w:r>
-      <w:r>
-        <w:rPr>
-          <w:lang w:val="id_ID" w:bidi="id_ID"/>
-        </w:rPr>
-        <w:t>Metafora</w:t>
-      </w:r>
-      <w:r>
-        <w:rPr>
-          <w:lang w:val="id_ID" w:bidi="id_ID"/>
-        </w:rPr>
-      </w:r>
-      <w:r>
-        <w:rPr>
-          <w:lang w:val="id_ID" w:bidi="id_ID"/>
-        </w:rPr>
-      </w:r>
-    </w:p>
-    <w:p>
-      <w:pPr/>
-      <w:r>
-        <w:rPr>
-          <w:lang w:val="id_ID" w:bidi="id_ID"/>
-        </w:rPr>
-      </w:r>
-    </w:p>
-    <w:p>
-      <w:pPr>
-        <w:pStyle w:val="Heading2"/>
-      </w:pPr>
-      <w:r>
-        <w:rPr>
-          <w:lang w:val="id_ID" w:bidi="id_ID"/>
-        </w:rPr>
-        <w:t>1 Timotius 3:8 (#3)</w:t>
-      </w:r>
-      <w:r>
-        <w:rPr>
-          <w:lang w:val="id_ID" w:bidi="id_ID"/>
-        </w:rPr>
-      </w:r>
-    </w:p>
-    <w:p>
-      <w:pPr/>
-      <w:r>
-        <w:rPr>
-          <w:lang w:val="id_ID" w:bidi="id_ID"/>
-        </w:rPr>
-      </w:r>
-      <w:r>
-        <w:rPr>
-          <w:lang w:val="id_ID" w:bidi="id_ID"/>
-        </w:rPr>
-        <w:t xml:space="preserve">Jika itu akan membantu dalam bahasa Anda, Anda dapat mengekspresikan ide di balik </w:t>
-      </w:r>
-      <w:r>
-        <w:rPr>
-          <w:b/>
-          <w:lang w:val="id_ID" w:bidi="id_ID"/>
-        </w:rPr>
-        <w:t>bercabang lidah</w:t>
-      </w:r>
-      <w:r>
-        <w:rPr>
-          <w:lang w:val="id_ID" w:bidi="id_ID"/>
-        </w:rPr>
-        <w:t xml:space="preserve"> secara positif. Terjemahan alternatif: "Jujurlah dalam perkataan mereka"</w:t>
-      </w:r>
-    </w:p>
-    <w:p>
-      <w:pPr/>
-      <w:r>
-        <w:rPr>
-          <w:lang w:val="id_ID" w:bidi="id_ID"/>
-        </w:rPr>
-      </w:r>
-      <w:r>
-        <w:rPr>
-          <w:lang w:val="id_ID" w:bidi="id_ID"/>
-        </w:rPr>
-        <w:t xml:space="preserve">Lihat: </w:t>
-      </w:r>
-      <w:r>
-        <w:rPr>
-          <w:lang w:val="id_ID" w:bidi="id_ID"/>
-        </w:rPr>
-        <w:t>Negasi Ganda</w:t>
-      </w:r>
-      <w:r>
-        <w:rPr>
-          <w:lang w:val="id_ID" w:bidi="id_ID"/>
-        </w:rPr>
-      </w:r>
-      <w:r>
-        <w:rPr>
-          <w:lang w:val="id_ID" w:bidi="id_ID"/>
-        </w:rPr>
-      </w:r>
-    </w:p>
-    <w:p>
-      <w:pPr/>
-      <w:r>
-        <w:rPr>
-          <w:lang w:val="id_ID" w:bidi="id_ID"/>
-        </w:rPr>
-      </w:r>
-    </w:p>
-    <w:p>
-      <w:pPr>
-        <w:pStyle w:val="Heading2"/>
-      </w:pPr>
-      <w:r>
-        <w:rPr>
-          <w:lang w:val="id_ID" w:bidi="id_ID"/>
-        </w:rPr>
-        <w:t>1 Timotius 6:1 (#4)</w:t>
-      </w:r>
-      <w:r>
-        <w:rPr>
-          <w:lang w:val="id_ID" w:bidi="id_ID"/>
-        </w:rPr>
-      </w:r>
-    </w:p>
-    <w:p>
-      <w:pPr/>
-      <w:r>
-        <w:rPr>
-          <w:lang w:val="id_ID" w:bidi="id_ID"/>
-        </w:rPr>
-      </w:r>
-      <w:r>
-        <w:rPr>
-          <w:lang w:val="id_ID" w:bidi="id_ID"/>
-        </w:rPr>
-        <w:t>Jika akan membantu dalam bahasa Anda, Anda dapat menyatakan frasa negatif ini dengan cara yang positif. Terjemahan alternatif: “sehingga orang-orang yang tidak percaya akan selalu berbicara dengan penuh hormat tentang karakter Allah dan tentang hal-hal yang kita ajarkan”</w:t>
-      </w:r>
-      <w:r>
-        <w:rPr>
-          <w:lang w:val="id_ID" w:bidi="id_ID"/>
-        </w:rPr>
-      </w:r>
-      <w:r>
-        <w:rPr>
-          <w:lang w:val="id_ID" w:bidi="id_ID"/>
-        </w:rPr>
-      </w:r>
     </w:p>
     <w:p>
       <w:pPr/>
